--- a/网络应用开发-课程设计.docx
+++ b/网络应用开发-课程设计.docx
@@ -1,19 +1,19 @@
 
 <file path=word/document.xml><?xml version="1.0" encoding="utf-8"?>
-<w:document xmlns:wpc="http://schemas.microsoft.com/office/word/2010/wordprocessingCanvas" xmlns:cx="http://schemas.microsoft.com/office/drawing/2014/chartex" xmlns:cx1="http://schemas.microsoft.com/office/drawing/2015/9/8/chartex" xmlns:cx2="http://schemas.microsoft.com/office/drawing/2015/10/21/chartex" xmlns:cx3="http://schemas.microsoft.com/office/drawing/2016/5/9/chartex" xmlns:cx4="http://schemas.microsoft.com/office/drawing/2016/5/10/chartex" xmlns:cx5="http://schemas.microsoft.com/office/drawing/2016/5/11/chartex" xmlns:cx6="http://schemas.microsoft.com/office/drawing/2016/5/12/chartex" xmlns:cx7="http://schemas.microsoft.com/office/drawing/2016/5/13/chartex" xmlns:cx8="http://schemas.microsoft.com/office/drawing/2016/5/14/chartex" xmlns:mc="http://schemas.openxmlformats.org/markup-compatibility/2006" xmlns:aink="http://schemas.microsoft.com/office/drawing/2016/ink" xmlns:am3d="http://schemas.microsoft.com/office/drawing/2017/model3d" xmlns:o="urn:schemas-microsoft-com:office:office" xmlns:oel="http://schemas.microsoft.com/office/2019/extlst" xmlns:r="http://schemas.openxmlformats.org/officeDocument/2006/relationships" xmlns:m="http://schemas.openxmlformats.org/officeDocument/2006/math" xmlns:v="urn:schemas-microsoft-com:vml" xmlns:wp14="http://schemas.microsoft.com/office/word/2010/wordprocessingDrawing" xmlns:wp="http://schemas.openxmlformats.org/drawingml/2006/wordprocessingDrawing" xmlns:w10="urn:schemas-microsoft-com:office:word" xmlns:w="http://schemas.openxmlformats.org/wordprocessingml/2006/main" xmlns:w14="http://schemas.microsoft.com/office/word/2010/wordml" xmlns:w15="http://schemas.microsoft.com/office/word/2012/wordml" xmlns:w16cex="http://schemas.microsoft.com/office/word/2018/wordml/cex" xmlns:w16cid="http://schemas.microsoft.com/office/word/2016/wordml/cid" xmlns:w16="http://schemas.microsoft.com/office/word/2018/wordml" xmlns:w16sdtdh="http://schemas.microsoft.com/office/word/2020/wordml/sdtdatahash" xmlns:w16se="http://schemas.microsoft.com/office/word/2015/wordml/symex" xmlns:wpg="http://schemas.microsoft.com/office/word/2010/wordprocessingGroup" xmlns:wpi="http://schemas.microsoft.com/office/word/2010/wordprocessingInk" xmlns:wne="http://schemas.microsoft.com/office/word/2006/wordml" xmlns:wps="http://schemas.microsoft.com/office/word/2010/wordprocessingShape" mc:Ignorable="w14 w15 w16se w16cid w16 w16cex w16sdtdh wp14">
+<w:document xmlns:wpc="http://schemas.microsoft.com/office/word/2010/wordprocessingCanvas" xmlns:mc="http://schemas.openxmlformats.org/markup-compatibility/2006" xmlns:o="urn:schemas-microsoft-com:office:office" xmlns:r="http://schemas.openxmlformats.org/officeDocument/2006/relationships" xmlns:m="http://schemas.openxmlformats.org/officeDocument/2006/math" xmlns:v="urn:schemas-microsoft-com:vml" xmlns:wp14="http://schemas.microsoft.com/office/word/2010/wordprocessingDrawing" xmlns:wp="http://schemas.openxmlformats.org/drawingml/2006/wordprocessingDrawing" xmlns:w="http://schemas.openxmlformats.org/wordprocessingml/2006/main" xmlns:w14="http://schemas.microsoft.com/office/word/2010/wordml" xmlns:w10="urn:schemas-microsoft-com:office:word" xmlns:w15="http://schemas.microsoft.com/office/word/2012/wordml" xmlns:wpg="http://schemas.microsoft.com/office/word/2010/wordprocessingGroup" xmlns:wpi="http://schemas.microsoft.com/office/word/2010/wordprocessingInk" xmlns:wne="http://schemas.microsoft.com/office/word/2006/wordml" xmlns:wps="http://schemas.microsoft.com/office/word/2010/wordprocessingShape" xmlns:wpsCustomData="http://www.wps.cn/officeDocument/2013/wpsCustomData" mc:Ignorable="w14 w15 wp14">
   <w:body>
     <w:p>
       <w:pPr>
         <w:spacing w:line="360" w:lineRule="auto"/>
         <w:jc w:val="center"/>
         <w:rPr>
-          <w:rFonts w:ascii="宋体" w:eastAsia="宋体" w:hAnsi="宋体"/>
-        </w:rPr>
-      </w:pPr>
-      <w:r>
-        <w:rPr>
-          <w:rStyle w:val="11"/>
-          <w:rFonts w:ascii="宋体" w:eastAsia="宋体" w:hAnsi="宋体" w:cs="微软雅黑" w:hint="eastAsia"/>
+          <w:rFonts w:ascii="宋体" w:hAnsi="宋体" w:eastAsia="宋体"/>
+        </w:rPr>
+      </w:pPr>
+      <w:r>
+        <w:rPr>
+          <w:rStyle w:val="23"/>
+          <w:rFonts w:hint="eastAsia" w:ascii="宋体" w:hAnsi="宋体" w:eastAsia="宋体" w:cs="微软雅黑"/>
           <w:bCs/>
           <w:sz w:val="28"/>
           <w:szCs w:val="28"/>
@@ -23,23 +23,23 @@
     </w:p>
     <w:p>
       <w:pPr>
-        <w:pStyle w:val="aa"/>
-        <w:spacing w:line="360" w:lineRule="auto"/>
-        <w:rPr>
-          <w:rFonts w:ascii="宋体" w:eastAsia="宋体" w:hAnsi="宋体"/>
+        <w:pStyle w:val="10"/>
+        <w:spacing w:line="360" w:lineRule="auto"/>
+        <w:rPr>
+          <w:rFonts w:ascii="宋体" w:hAnsi="宋体" w:eastAsia="宋体"/>
           <w:color w:val="FF0000"/>
         </w:rPr>
       </w:pPr>
       <w:r>
         <w:rPr>
-          <w:rFonts w:ascii="宋体" w:eastAsia="宋体" w:hAnsi="宋体" w:hint="eastAsia"/>
+          <w:rFonts w:hint="eastAsia" w:ascii="宋体" w:hAnsi="宋体" w:eastAsia="宋体"/>
           <w:color w:val="FF0000"/>
         </w:rPr>
         <w:t>题目</w:t>
       </w:r>
       <w:r>
         <w:rPr>
-          <w:rFonts w:ascii="宋体" w:eastAsia="宋体" w:hAnsi="宋体"/>
+          <w:rFonts w:ascii="宋体" w:hAnsi="宋体" w:eastAsia="宋体"/>
           <w:color w:val="FF0000"/>
         </w:rPr>
         <w:t xml:space="preserve"> </w:t>
@@ -49,32 +49,47 @@
       <w:pPr>
         <w:spacing w:line="360" w:lineRule="auto"/>
         <w:rPr>
-          <w:rStyle w:val="ad"/>
-          <w:rFonts w:ascii="宋体" w:eastAsia="宋体" w:hAnsi="宋体"/>
-        </w:rPr>
-      </w:pPr>
-    </w:p>
-    <w:p>
-      <w:pPr>
-        <w:spacing w:line="360" w:lineRule="auto"/>
-        <w:rPr>
-          <w:rStyle w:val="ad"/>
-          <w:rFonts w:ascii="宋体" w:eastAsia="宋体" w:hAnsi="宋体"/>
-        </w:rPr>
-      </w:pPr>
-      <w:r>
-        <w:rPr>
-          <w:rStyle w:val="ad"/>
-          <w:rFonts w:ascii="宋体" w:eastAsia="宋体" w:hAnsi="宋体"/>
+          <w:rStyle w:val="14"/>
+          <w:rFonts w:ascii="宋体" w:hAnsi="宋体" w:eastAsia="宋体"/>
+        </w:rPr>
+      </w:pPr>
+    </w:p>
+    <w:p>
+      <w:pPr>
+        <w:spacing w:line="360" w:lineRule="auto"/>
+        <w:rPr>
+          <w:rStyle w:val="14"/>
+          <w:rFonts w:ascii="宋体" w:hAnsi="宋体" w:eastAsia="宋体"/>
+        </w:rPr>
+      </w:pPr>
+      <w:r>
+        <w:rPr>
+          <w:rStyle w:val="14"/>
+          <w:rFonts w:ascii="宋体" w:hAnsi="宋体" w:eastAsia="宋体"/>
         </w:rPr>
         <w:t>组员信息：</w:t>
       </w:r>
     </w:p>
     <w:tbl>
       <w:tblPr>
-        <w:tblStyle w:val="ac"/>
+        <w:tblStyle w:val="12"/>
         <w:tblW w:w="0" w:type="auto"/>
-        <w:tblLook w:val="04A0" w:firstRow="1" w:lastRow="0" w:firstColumn="1" w:lastColumn="0" w:noHBand="0" w:noVBand="1"/>
+        <w:tblInd w:w="0" w:type="dxa"/>
+        <w:tblBorders>
+          <w:top w:val="single" w:color="auto" w:sz="4" w:space="0"/>
+          <w:left w:val="single" w:color="auto" w:sz="4" w:space="0"/>
+          <w:bottom w:val="single" w:color="auto" w:sz="4" w:space="0"/>
+          <w:right w:val="single" w:color="auto" w:sz="4" w:space="0"/>
+          <w:insideH w:val="single" w:color="auto" w:sz="4" w:space="0"/>
+          <w:insideV w:val="single" w:color="auto" w:sz="4" w:space="0"/>
+        </w:tblBorders>
+        <w:tblLayout w:type="autofit"/>
+        <w:tblCellMar>
+          <w:top w:w="0" w:type="dxa"/>
+          <w:left w:w="108" w:type="dxa"/>
+          <w:bottom w:w="0" w:type="dxa"/>
+          <w:right w:w="108" w:type="dxa"/>
+        </w:tblCellMar>
       </w:tblPr>
       <w:tblGrid>
         <w:gridCol w:w="704"/>
@@ -84,6 +99,22 @@
         <w:gridCol w:w="1638"/>
       </w:tblGrid>
       <w:tr>
+        <w:tblPrEx>
+          <w:tblBorders>
+            <w:top w:val="single" w:color="auto" w:sz="4" w:space="0"/>
+            <w:left w:val="single" w:color="auto" w:sz="4" w:space="0"/>
+            <w:bottom w:val="single" w:color="auto" w:sz="4" w:space="0"/>
+            <w:right w:val="single" w:color="auto" w:sz="4" w:space="0"/>
+            <w:insideH w:val="single" w:color="auto" w:sz="4" w:space="0"/>
+            <w:insideV w:val="single" w:color="auto" w:sz="4" w:space="0"/>
+          </w:tblBorders>
+          <w:tblCellMar>
+            <w:top w:w="0" w:type="dxa"/>
+            <w:left w:w="108" w:type="dxa"/>
+            <w:bottom w:w="0" w:type="dxa"/>
+            <w:right w:w="108" w:type="dxa"/>
+          </w:tblCellMar>
+        </w:tblPrEx>
         <w:tc>
           <w:tcPr>
             <w:tcW w:w="704" w:type="dxa"/>
@@ -93,12 +124,12 @@
               <w:spacing w:line="360" w:lineRule="auto"/>
               <w:jc w:val="center"/>
               <w:rPr>
-                <w:rFonts w:ascii="宋体" w:eastAsia="宋体" w:hAnsi="宋体"/>
+                <w:rFonts w:ascii="宋体" w:hAnsi="宋体" w:eastAsia="宋体"/>
               </w:rPr>
             </w:pPr>
             <w:r>
               <w:rPr>
-                <w:rFonts w:ascii="宋体" w:eastAsia="宋体" w:hAnsi="宋体" w:hint="eastAsia"/>
+                <w:rFonts w:hint="eastAsia" w:ascii="宋体" w:hAnsi="宋体" w:eastAsia="宋体"/>
               </w:rPr>
               <w:t>编号</w:t>
             </w:r>
@@ -113,12 +144,12 @@
               <w:spacing w:line="360" w:lineRule="auto"/>
               <w:jc w:val="center"/>
               <w:rPr>
-                <w:rFonts w:ascii="宋体" w:eastAsia="宋体" w:hAnsi="宋体"/>
+                <w:rFonts w:ascii="宋体" w:hAnsi="宋体" w:eastAsia="宋体"/>
               </w:rPr>
             </w:pPr>
             <w:r>
               <w:rPr>
-                <w:rFonts w:ascii="宋体" w:eastAsia="宋体" w:hAnsi="宋体" w:hint="eastAsia"/>
+                <w:rFonts w:hint="eastAsia" w:ascii="宋体" w:hAnsi="宋体" w:eastAsia="宋体"/>
               </w:rPr>
               <w:t>姓名</w:t>
             </w:r>
@@ -133,12 +164,12 @@
               <w:spacing w:line="360" w:lineRule="auto"/>
               <w:jc w:val="center"/>
               <w:rPr>
-                <w:rFonts w:ascii="宋体" w:eastAsia="宋体" w:hAnsi="宋体"/>
+                <w:rFonts w:ascii="宋体" w:hAnsi="宋体" w:eastAsia="宋体"/>
               </w:rPr>
             </w:pPr>
             <w:r>
               <w:rPr>
-                <w:rFonts w:ascii="宋体" w:eastAsia="宋体" w:hAnsi="宋体" w:hint="eastAsia"/>
+                <w:rFonts w:hint="eastAsia" w:ascii="宋体" w:hAnsi="宋体" w:eastAsia="宋体"/>
               </w:rPr>
               <w:t>学号</w:t>
             </w:r>
@@ -153,12 +184,12 @@
               <w:spacing w:line="360" w:lineRule="auto"/>
               <w:jc w:val="center"/>
               <w:rPr>
-                <w:rFonts w:ascii="宋体" w:eastAsia="宋体" w:hAnsi="宋体"/>
+                <w:rFonts w:ascii="宋体" w:hAnsi="宋体" w:eastAsia="宋体"/>
               </w:rPr>
             </w:pPr>
             <w:r>
               <w:rPr>
-                <w:rFonts w:ascii="宋体" w:eastAsia="宋体" w:hAnsi="宋体" w:hint="eastAsia"/>
+                <w:rFonts w:hint="eastAsia" w:ascii="宋体" w:hAnsi="宋体" w:eastAsia="宋体"/>
               </w:rPr>
               <w:t>成员贡献</w:t>
             </w:r>
@@ -173,12 +204,12 @@
               <w:spacing w:line="360" w:lineRule="auto"/>
               <w:jc w:val="center"/>
               <w:rPr>
-                <w:rFonts w:ascii="宋体" w:eastAsia="宋体" w:hAnsi="宋体"/>
+                <w:rFonts w:ascii="宋体" w:hAnsi="宋体" w:eastAsia="宋体"/>
               </w:rPr>
             </w:pPr>
             <w:r>
               <w:rPr>
-                <w:rFonts w:ascii="宋体" w:eastAsia="宋体" w:hAnsi="宋体" w:hint="eastAsia"/>
+                <w:rFonts w:hint="eastAsia" w:ascii="宋体" w:hAnsi="宋体" w:eastAsia="宋体"/>
               </w:rPr>
               <w:t>课程设计成绩</w:t>
             </w:r>
@@ -186,6 +217,22 @@
         </w:tc>
       </w:tr>
       <w:tr>
+        <w:tblPrEx>
+          <w:tblBorders>
+            <w:top w:val="single" w:color="auto" w:sz="4" w:space="0"/>
+            <w:left w:val="single" w:color="auto" w:sz="4" w:space="0"/>
+            <w:bottom w:val="single" w:color="auto" w:sz="4" w:space="0"/>
+            <w:right w:val="single" w:color="auto" w:sz="4" w:space="0"/>
+            <w:insideH w:val="single" w:color="auto" w:sz="4" w:space="0"/>
+            <w:insideV w:val="single" w:color="auto" w:sz="4" w:space="0"/>
+          </w:tblBorders>
+          <w:tblCellMar>
+            <w:top w:w="0" w:type="dxa"/>
+            <w:left w:w="108" w:type="dxa"/>
+            <w:bottom w:w="0" w:type="dxa"/>
+            <w:right w:w="108" w:type="dxa"/>
+          </w:tblCellMar>
+        </w:tblPrEx>
         <w:tc>
           <w:tcPr>
             <w:tcW w:w="704" w:type="dxa"/>
@@ -195,12 +242,12 @@
               <w:spacing w:line="360" w:lineRule="auto"/>
               <w:jc w:val="center"/>
               <w:rPr>
-                <w:rFonts w:ascii="宋体" w:eastAsia="宋体" w:hAnsi="宋体"/>
+                <w:rFonts w:ascii="宋体" w:hAnsi="宋体" w:eastAsia="宋体"/>
               </w:rPr>
             </w:pPr>
             <w:r>
               <w:rPr>
-                <w:rFonts w:ascii="宋体" w:eastAsia="宋体" w:hAnsi="宋体" w:hint="eastAsia"/>
+                <w:rFonts w:hint="eastAsia" w:ascii="宋体" w:hAnsi="宋体" w:eastAsia="宋体"/>
               </w:rPr>
               <w:t>1</w:t>
             </w:r>
@@ -215,7 +262,7 @@
               <w:spacing w:line="360" w:lineRule="auto"/>
               <w:jc w:val="center"/>
               <w:rPr>
-                <w:rFonts w:ascii="宋体" w:eastAsia="宋体" w:hAnsi="宋体"/>
+                <w:rFonts w:ascii="宋体" w:hAnsi="宋体" w:eastAsia="宋体"/>
               </w:rPr>
             </w:pPr>
           </w:p>
@@ -228,7 +275,7 @@
             <w:pPr>
               <w:spacing w:line="360" w:lineRule="auto"/>
               <w:rPr>
-                <w:rFonts w:ascii="宋体" w:eastAsia="宋体" w:hAnsi="宋体"/>
+                <w:rFonts w:ascii="宋体" w:hAnsi="宋体" w:eastAsia="宋体"/>
               </w:rPr>
             </w:pPr>
           </w:p>
@@ -242,7 +289,7 @@
               <w:spacing w:line="360" w:lineRule="auto"/>
               <w:jc w:val="center"/>
               <w:rPr>
-                <w:rFonts w:ascii="宋体" w:eastAsia="宋体" w:hAnsi="宋体"/>
+                <w:rFonts w:ascii="宋体" w:hAnsi="宋体" w:eastAsia="宋体"/>
               </w:rPr>
             </w:pPr>
           </w:p>
@@ -256,13 +303,29 @@
               <w:spacing w:line="360" w:lineRule="auto"/>
               <w:jc w:val="center"/>
               <w:rPr>
-                <w:rFonts w:ascii="宋体" w:eastAsia="宋体" w:hAnsi="宋体"/>
+                <w:rFonts w:ascii="宋体" w:hAnsi="宋体" w:eastAsia="宋体"/>
               </w:rPr>
             </w:pPr>
           </w:p>
         </w:tc>
       </w:tr>
       <w:tr>
+        <w:tblPrEx>
+          <w:tblBorders>
+            <w:top w:val="single" w:color="auto" w:sz="4" w:space="0"/>
+            <w:left w:val="single" w:color="auto" w:sz="4" w:space="0"/>
+            <w:bottom w:val="single" w:color="auto" w:sz="4" w:space="0"/>
+            <w:right w:val="single" w:color="auto" w:sz="4" w:space="0"/>
+            <w:insideH w:val="single" w:color="auto" w:sz="4" w:space="0"/>
+            <w:insideV w:val="single" w:color="auto" w:sz="4" w:space="0"/>
+          </w:tblBorders>
+          <w:tblCellMar>
+            <w:top w:w="0" w:type="dxa"/>
+            <w:left w:w="108" w:type="dxa"/>
+            <w:bottom w:w="0" w:type="dxa"/>
+            <w:right w:w="108" w:type="dxa"/>
+          </w:tblCellMar>
+        </w:tblPrEx>
         <w:tc>
           <w:tcPr>
             <w:tcW w:w="704" w:type="dxa"/>
@@ -272,12 +335,12 @@
               <w:spacing w:line="360" w:lineRule="auto"/>
               <w:jc w:val="center"/>
               <w:rPr>
-                <w:rFonts w:ascii="宋体" w:eastAsia="宋体" w:hAnsi="宋体"/>
+                <w:rFonts w:ascii="宋体" w:hAnsi="宋体" w:eastAsia="宋体"/>
               </w:rPr>
             </w:pPr>
             <w:r>
               <w:rPr>
-                <w:rFonts w:ascii="宋体" w:eastAsia="宋体" w:hAnsi="宋体" w:hint="eastAsia"/>
+                <w:rFonts w:hint="eastAsia" w:ascii="宋体" w:hAnsi="宋体" w:eastAsia="宋体"/>
               </w:rPr>
               <w:t>2</w:t>
             </w:r>
@@ -292,7 +355,7 @@
               <w:spacing w:line="360" w:lineRule="auto"/>
               <w:jc w:val="center"/>
               <w:rPr>
-                <w:rFonts w:ascii="宋体" w:eastAsia="宋体" w:hAnsi="宋体"/>
+                <w:rFonts w:ascii="宋体" w:hAnsi="宋体" w:eastAsia="宋体"/>
               </w:rPr>
             </w:pPr>
           </w:p>
@@ -306,7 +369,7 @@
               <w:spacing w:line="360" w:lineRule="auto"/>
               <w:jc w:val="center"/>
               <w:rPr>
-                <w:rFonts w:ascii="宋体" w:eastAsia="宋体" w:hAnsi="宋体"/>
+                <w:rFonts w:ascii="宋体" w:hAnsi="宋体" w:eastAsia="宋体"/>
               </w:rPr>
             </w:pPr>
           </w:p>
@@ -320,7 +383,7 @@
               <w:spacing w:line="360" w:lineRule="auto"/>
               <w:jc w:val="center"/>
               <w:rPr>
-                <w:rFonts w:ascii="宋体" w:eastAsia="宋体" w:hAnsi="宋体"/>
+                <w:rFonts w:ascii="宋体" w:hAnsi="宋体" w:eastAsia="宋体"/>
               </w:rPr>
             </w:pPr>
           </w:p>
@@ -334,13 +397,29 @@
               <w:spacing w:line="360" w:lineRule="auto"/>
               <w:jc w:val="center"/>
               <w:rPr>
-                <w:rFonts w:ascii="宋体" w:eastAsia="宋体" w:hAnsi="宋体"/>
+                <w:rFonts w:ascii="宋体" w:hAnsi="宋体" w:eastAsia="宋体"/>
               </w:rPr>
             </w:pPr>
           </w:p>
         </w:tc>
       </w:tr>
       <w:tr>
+        <w:tblPrEx>
+          <w:tblBorders>
+            <w:top w:val="single" w:color="auto" w:sz="4" w:space="0"/>
+            <w:left w:val="single" w:color="auto" w:sz="4" w:space="0"/>
+            <w:bottom w:val="single" w:color="auto" w:sz="4" w:space="0"/>
+            <w:right w:val="single" w:color="auto" w:sz="4" w:space="0"/>
+            <w:insideH w:val="single" w:color="auto" w:sz="4" w:space="0"/>
+            <w:insideV w:val="single" w:color="auto" w:sz="4" w:space="0"/>
+          </w:tblBorders>
+          <w:tblCellMar>
+            <w:top w:w="0" w:type="dxa"/>
+            <w:left w:w="108" w:type="dxa"/>
+            <w:bottom w:w="0" w:type="dxa"/>
+            <w:right w:w="108" w:type="dxa"/>
+          </w:tblCellMar>
+        </w:tblPrEx>
         <w:tc>
           <w:tcPr>
             <w:tcW w:w="704" w:type="dxa"/>
@@ -350,12 +429,12 @@
               <w:spacing w:line="360" w:lineRule="auto"/>
               <w:jc w:val="center"/>
               <w:rPr>
-                <w:rFonts w:ascii="宋体" w:eastAsia="宋体" w:hAnsi="宋体"/>
+                <w:rFonts w:ascii="宋体" w:hAnsi="宋体" w:eastAsia="宋体"/>
               </w:rPr>
             </w:pPr>
             <w:r>
               <w:rPr>
-                <w:rFonts w:ascii="宋体" w:eastAsia="宋体" w:hAnsi="宋体" w:hint="eastAsia"/>
+                <w:rFonts w:hint="eastAsia" w:ascii="宋体" w:hAnsi="宋体" w:eastAsia="宋体"/>
               </w:rPr>
               <w:t>3</w:t>
             </w:r>
@@ -370,7 +449,7 @@
               <w:spacing w:line="360" w:lineRule="auto"/>
               <w:jc w:val="center"/>
               <w:rPr>
-                <w:rFonts w:ascii="宋体" w:eastAsia="宋体" w:hAnsi="宋体"/>
+                <w:rFonts w:ascii="宋体" w:hAnsi="宋体" w:eastAsia="宋体"/>
               </w:rPr>
             </w:pPr>
           </w:p>
@@ -384,7 +463,7 @@
               <w:spacing w:line="360" w:lineRule="auto"/>
               <w:jc w:val="center"/>
               <w:rPr>
-                <w:rFonts w:ascii="宋体" w:eastAsia="宋体" w:hAnsi="宋体"/>
+                <w:rFonts w:ascii="宋体" w:hAnsi="宋体" w:eastAsia="宋体"/>
               </w:rPr>
             </w:pPr>
           </w:p>
@@ -398,7 +477,7 @@
               <w:spacing w:line="360" w:lineRule="auto"/>
               <w:jc w:val="center"/>
               <w:rPr>
-                <w:rFonts w:ascii="宋体" w:eastAsia="宋体" w:hAnsi="宋体"/>
+                <w:rFonts w:ascii="宋体" w:hAnsi="宋体" w:eastAsia="宋体"/>
               </w:rPr>
             </w:pPr>
           </w:p>
@@ -412,13 +491,29 @@
               <w:spacing w:line="360" w:lineRule="auto"/>
               <w:jc w:val="center"/>
               <w:rPr>
-                <w:rFonts w:ascii="宋体" w:eastAsia="宋体" w:hAnsi="宋体"/>
+                <w:rFonts w:ascii="宋体" w:hAnsi="宋体" w:eastAsia="宋体"/>
               </w:rPr>
             </w:pPr>
           </w:p>
         </w:tc>
       </w:tr>
       <w:tr>
+        <w:tblPrEx>
+          <w:tblBorders>
+            <w:top w:val="single" w:color="auto" w:sz="4" w:space="0"/>
+            <w:left w:val="single" w:color="auto" w:sz="4" w:space="0"/>
+            <w:bottom w:val="single" w:color="auto" w:sz="4" w:space="0"/>
+            <w:right w:val="single" w:color="auto" w:sz="4" w:space="0"/>
+            <w:insideH w:val="single" w:color="auto" w:sz="4" w:space="0"/>
+            <w:insideV w:val="single" w:color="auto" w:sz="4" w:space="0"/>
+          </w:tblBorders>
+          <w:tblCellMar>
+            <w:top w:w="0" w:type="dxa"/>
+            <w:left w:w="108" w:type="dxa"/>
+            <w:bottom w:w="0" w:type="dxa"/>
+            <w:right w:w="108" w:type="dxa"/>
+          </w:tblCellMar>
+        </w:tblPrEx>
         <w:tc>
           <w:tcPr>
             <w:tcW w:w="704" w:type="dxa"/>
@@ -428,12 +523,12 @@
               <w:spacing w:line="360" w:lineRule="auto"/>
               <w:jc w:val="center"/>
               <w:rPr>
-                <w:rFonts w:ascii="宋体" w:eastAsia="宋体" w:hAnsi="宋体"/>
+                <w:rFonts w:ascii="宋体" w:hAnsi="宋体" w:eastAsia="宋体"/>
               </w:rPr>
             </w:pPr>
             <w:r>
               <w:rPr>
-                <w:rFonts w:ascii="宋体" w:eastAsia="宋体" w:hAnsi="宋体" w:hint="eastAsia"/>
+                <w:rFonts w:hint="eastAsia" w:ascii="宋体" w:hAnsi="宋体" w:eastAsia="宋体"/>
               </w:rPr>
               <w:t>4</w:t>
             </w:r>
@@ -448,7 +543,7 @@
               <w:spacing w:line="360" w:lineRule="auto"/>
               <w:jc w:val="center"/>
               <w:rPr>
-                <w:rFonts w:ascii="宋体" w:eastAsia="宋体" w:hAnsi="宋体"/>
+                <w:rFonts w:ascii="宋体" w:hAnsi="宋体" w:eastAsia="宋体"/>
               </w:rPr>
             </w:pPr>
           </w:p>
@@ -462,7 +557,7 @@
               <w:spacing w:line="360" w:lineRule="auto"/>
               <w:jc w:val="center"/>
               <w:rPr>
-                <w:rFonts w:ascii="宋体" w:eastAsia="宋体" w:hAnsi="宋体"/>
+                <w:rFonts w:ascii="宋体" w:hAnsi="宋体" w:eastAsia="宋体"/>
               </w:rPr>
             </w:pPr>
           </w:p>
@@ -476,7 +571,7 @@
               <w:spacing w:line="360" w:lineRule="auto"/>
               <w:jc w:val="center"/>
               <w:rPr>
-                <w:rFonts w:ascii="宋体" w:eastAsia="宋体" w:hAnsi="宋体"/>
+                <w:rFonts w:ascii="宋体" w:hAnsi="宋体" w:eastAsia="宋体"/>
               </w:rPr>
             </w:pPr>
           </w:p>
@@ -490,13 +585,29 @@
               <w:spacing w:line="360" w:lineRule="auto"/>
               <w:jc w:val="center"/>
               <w:rPr>
-                <w:rFonts w:ascii="宋体" w:eastAsia="宋体" w:hAnsi="宋体"/>
+                <w:rFonts w:ascii="宋体" w:hAnsi="宋体" w:eastAsia="宋体"/>
               </w:rPr>
             </w:pPr>
           </w:p>
         </w:tc>
       </w:tr>
       <w:tr>
+        <w:tblPrEx>
+          <w:tblBorders>
+            <w:top w:val="single" w:color="auto" w:sz="4" w:space="0"/>
+            <w:left w:val="single" w:color="auto" w:sz="4" w:space="0"/>
+            <w:bottom w:val="single" w:color="auto" w:sz="4" w:space="0"/>
+            <w:right w:val="single" w:color="auto" w:sz="4" w:space="0"/>
+            <w:insideH w:val="single" w:color="auto" w:sz="4" w:space="0"/>
+            <w:insideV w:val="single" w:color="auto" w:sz="4" w:space="0"/>
+          </w:tblBorders>
+          <w:tblCellMar>
+            <w:top w:w="0" w:type="dxa"/>
+            <w:left w:w="108" w:type="dxa"/>
+            <w:bottom w:w="0" w:type="dxa"/>
+            <w:right w:w="108" w:type="dxa"/>
+          </w:tblCellMar>
+        </w:tblPrEx>
         <w:tc>
           <w:tcPr>
             <w:tcW w:w="704" w:type="dxa"/>
@@ -506,12 +617,12 @@
               <w:spacing w:line="360" w:lineRule="auto"/>
               <w:jc w:val="center"/>
               <w:rPr>
-                <w:rFonts w:ascii="宋体" w:eastAsia="宋体" w:hAnsi="宋体"/>
+                <w:rFonts w:ascii="宋体" w:hAnsi="宋体" w:eastAsia="宋体"/>
               </w:rPr>
             </w:pPr>
             <w:r>
               <w:rPr>
-                <w:rFonts w:ascii="宋体" w:eastAsia="宋体" w:hAnsi="宋体" w:hint="eastAsia"/>
+                <w:rFonts w:hint="eastAsia" w:ascii="宋体" w:hAnsi="宋体" w:eastAsia="宋体"/>
               </w:rPr>
               <w:t>5</w:t>
             </w:r>
@@ -526,7 +637,7 @@
               <w:spacing w:line="360" w:lineRule="auto"/>
               <w:jc w:val="center"/>
               <w:rPr>
-                <w:rFonts w:ascii="宋体" w:eastAsia="宋体" w:hAnsi="宋体"/>
+                <w:rFonts w:ascii="宋体" w:hAnsi="宋体" w:eastAsia="宋体"/>
               </w:rPr>
             </w:pPr>
           </w:p>
@@ -540,7 +651,7 @@
               <w:spacing w:line="360" w:lineRule="auto"/>
               <w:jc w:val="center"/>
               <w:rPr>
-                <w:rFonts w:ascii="宋体" w:eastAsia="宋体" w:hAnsi="宋体"/>
+                <w:rFonts w:ascii="宋体" w:hAnsi="宋体" w:eastAsia="宋体"/>
               </w:rPr>
             </w:pPr>
           </w:p>
@@ -554,7 +665,7 @@
               <w:spacing w:line="360" w:lineRule="auto"/>
               <w:jc w:val="center"/>
               <w:rPr>
-                <w:rFonts w:ascii="宋体" w:eastAsia="宋体" w:hAnsi="宋体"/>
+                <w:rFonts w:ascii="宋体" w:hAnsi="宋体" w:eastAsia="宋体"/>
               </w:rPr>
             </w:pPr>
           </w:p>
@@ -568,7 +679,7 @@
               <w:spacing w:line="360" w:lineRule="auto"/>
               <w:jc w:val="center"/>
               <w:rPr>
-                <w:rFonts w:ascii="宋体" w:eastAsia="宋体" w:hAnsi="宋体"/>
+                <w:rFonts w:ascii="宋体" w:hAnsi="宋体" w:eastAsia="宋体"/>
               </w:rPr>
             </w:pPr>
           </w:p>
@@ -579,7 +690,7 @@
       <w:pPr>
         <w:spacing w:line="360" w:lineRule="auto"/>
         <w:rPr>
-          <w:rFonts w:ascii="宋体" w:eastAsia="宋体" w:hAnsi="宋体"/>
+          <w:rFonts w:ascii="宋体" w:hAnsi="宋体" w:eastAsia="宋体"/>
           <w:color w:val="FF0000"/>
         </w:rPr>
       </w:pPr>
@@ -588,85 +699,120 @@
       <w:pPr>
         <w:spacing w:line="360" w:lineRule="auto"/>
         <w:rPr>
-          <w:rFonts w:ascii="宋体" w:eastAsia="宋体" w:hAnsi="宋体"/>
+          <w:rFonts w:ascii="宋体" w:hAnsi="宋体" w:eastAsia="宋体"/>
           <w:color w:val="FF0000"/>
         </w:rPr>
       </w:pPr>
-      <w:proofErr w:type="spellStart"/>
-      <w:r>
-        <w:rPr>
-          <w:rFonts w:ascii="宋体" w:eastAsia="宋体" w:hAnsi="宋体"/>
+      <w:r>
+        <w:rPr>
+          <w:rFonts w:ascii="宋体" w:hAnsi="宋体" w:eastAsia="宋体"/>
           <w:color w:val="FF0000"/>
         </w:rPr>
         <w:t>G</w:t>
       </w:r>
       <w:r>
         <w:rPr>
-          <w:rFonts w:ascii="宋体" w:eastAsia="宋体" w:hAnsi="宋体" w:hint="eastAsia"/>
+          <w:rFonts w:hint="eastAsia" w:ascii="宋体" w:hAnsi="宋体" w:eastAsia="宋体"/>
           <w:color w:val="FF0000"/>
         </w:rPr>
-        <w:t>ithub</w:t>
-      </w:r>
-      <w:proofErr w:type="spellEnd"/>
-      <w:r>
-        <w:rPr>
-          <w:rFonts w:ascii="宋体" w:eastAsia="宋体" w:hAnsi="宋体" w:hint="eastAsia"/>
-          <w:color w:val="FF0000"/>
-        </w:rPr>
-        <w:t>代码仓库URL</w:t>
-      </w:r>
-    </w:p>
-    <w:p>
-      <w:pPr>
-        <w:spacing w:line="360" w:lineRule="auto"/>
-        <w:rPr>
-          <w:rFonts w:ascii="宋体" w:eastAsia="宋体" w:hAnsi="宋体"/>
-        </w:rPr>
-      </w:pPr>
-      <w:r>
-        <w:rPr>
-          <w:rFonts w:ascii="宋体" w:eastAsia="宋体" w:hAnsi="宋体" w:hint="eastAsia"/>
-        </w:rPr>
-        <w:t>https://github.com/degage-conquer/Group2_personal-page</w:t>
-      </w:r>
-    </w:p>
-    <w:p>
-      <w:pPr>
-        <w:pStyle w:val="1"/>
+        <w:t>ithub代码仓库URL</w:t>
+      </w:r>
+    </w:p>
+    <w:p>
+      <w:pPr>
+        <w:spacing w:line="360" w:lineRule="auto"/>
+        <w:rPr>
+          <w:rFonts w:hint="default" w:ascii="宋体" w:hAnsi="宋体" w:eastAsia="宋体"/>
+          <w:lang w:val="en-US" w:eastAsia="zh-CN"/>
+        </w:rPr>
+      </w:pPr>
+      <w:r>
+        <w:rPr>
+          <w:rFonts w:hint="eastAsia" w:ascii="宋体" w:hAnsi="宋体" w:eastAsia="宋体"/>
+          <w:lang w:val="en-US" w:eastAsia="zh-CN"/>
+        </w:rPr>
+        <w:fldChar w:fldCharType="begin"/>
+      </w:r>
+      <w:r>
+        <w:rPr>
+          <w:rFonts w:hint="eastAsia" w:ascii="宋体" w:hAnsi="宋体" w:eastAsia="宋体"/>
+          <w:lang w:val="en-US" w:eastAsia="zh-CN"/>
+        </w:rPr>
+        <w:instrText xml:space="preserve"> HYPERLINK "https://github.com/ArdeaWong/Group-2-webpage" </w:instrText>
+      </w:r>
+      <w:r>
+        <w:rPr>
+          <w:rFonts w:hint="eastAsia" w:ascii="宋体" w:hAnsi="宋体" w:eastAsia="宋体"/>
+          <w:lang w:val="en-US" w:eastAsia="zh-CN"/>
+        </w:rPr>
+        <w:fldChar w:fldCharType="separate"/>
+      </w:r>
+      <w:r>
+        <w:rPr>
+          <w:rStyle w:val="15"/>
+          <w:rFonts w:hint="eastAsia" w:ascii="宋体" w:hAnsi="宋体" w:eastAsia="宋体"/>
+          <w:lang w:val="en-US" w:eastAsia="zh-CN"/>
+        </w:rPr>
+        <w:t>https://github.com/ArdeaWong/Group-2-webpage</w:t>
+      </w:r>
+      <w:r>
+        <w:rPr>
+          <w:rFonts w:hint="eastAsia" w:ascii="宋体" w:hAnsi="宋体" w:eastAsia="宋体"/>
+          <w:lang w:val="en-US" w:eastAsia="zh-CN"/>
+        </w:rPr>
+        <w:fldChar w:fldCharType="end"/>
+      </w:r>
+      <w:r>
+        <w:rPr>
+          <w:rFonts w:hint="eastAsia" w:ascii="宋体" w:hAnsi="宋体" w:eastAsia="宋体"/>
+          <w:lang w:val="en-US" w:eastAsia="zh-CN"/>
+        </w:rPr>
+        <w:t xml:space="preserve">  </w:t>
+      </w:r>
+    </w:p>
+    <w:p>
+      <w:pPr>
+        <w:pStyle w:val="2"/>
         <w:numPr>
           <w:ilvl w:val="0"/>
           <w:numId w:val="1"/>
         </w:numPr>
         <w:spacing w:line="360" w:lineRule="auto"/>
         <w:rPr>
-          <w:rStyle w:val="ad"/>
-          <w:rFonts w:ascii="宋体" w:eastAsia="宋体" w:hAnsi="宋体"/>
+          <w:rStyle w:val="14"/>
+          <w:rFonts w:ascii="宋体" w:hAnsi="宋体" w:eastAsia="宋体"/>
+          <w:b w:val="0"/>
+          <w:bCs w:val="0"/>
           <w:sz w:val="28"/>
           <w:szCs w:val="28"/>
         </w:rPr>
       </w:pPr>
       <w:r>
         <w:rPr>
-          <w:rStyle w:val="ad"/>
-          <w:rFonts w:ascii="宋体" w:eastAsia="宋体" w:hAnsi="宋体" w:hint="eastAsia"/>
+          <w:rStyle w:val="14"/>
+          <w:rFonts w:hint="eastAsia" w:ascii="宋体" w:hAnsi="宋体" w:eastAsia="宋体"/>
+          <w:b w:val="0"/>
+          <w:bCs w:val="0"/>
           <w:sz w:val="28"/>
           <w:szCs w:val="28"/>
         </w:rPr>
         <w:t>引言</w:t>
       </w:r>
-    </w:p>
-    <w:p>
-      <w:pPr>
-        <w:spacing w:line="360" w:lineRule="auto"/>
-        <w:ind w:firstLineChars="200" w:firstLine="420"/>
-        <w:rPr>
-          <w:rFonts w:ascii="宋体" w:eastAsia="宋体" w:hAnsi="宋体"/>
+      <w:bookmarkStart w:id="0" w:name="_GoBack"/>
+      <w:bookmarkEnd w:id="0"/>
+    </w:p>
+    <w:p>
+      <w:pPr>
+        <w:spacing w:line="360" w:lineRule="auto"/>
+        <w:ind w:firstLine="420" w:firstLineChars="200"/>
+        <w:rPr>
+          <w:rFonts w:ascii="宋体" w:hAnsi="宋体" w:eastAsia="宋体"/>
           <w:color w:val="FF0000"/>
         </w:rPr>
       </w:pPr>
       <w:r>
         <w:rPr>
-          <w:rFonts w:ascii="宋体" w:eastAsia="宋体" w:hAnsi="宋体" w:hint="eastAsia"/>
+          <w:rFonts w:hint="eastAsia" w:ascii="宋体" w:hAnsi="宋体" w:eastAsia="宋体"/>
           <w:color w:val="FF0000"/>
         </w:rPr>
         <w:t>系统设计的任务目标</w:t>
@@ -674,14 +820,14 @@
     </w:p>
     <w:p>
       <w:pPr>
-        <w:pStyle w:val="1"/>
+        <w:pStyle w:val="2"/>
         <w:numPr>
           <w:ilvl w:val="0"/>
           <w:numId w:val="1"/>
         </w:numPr>
         <w:spacing w:line="360" w:lineRule="auto"/>
         <w:rPr>
-          <w:rFonts w:ascii="宋体" w:eastAsia="宋体" w:hAnsi="宋体"/>
+          <w:rFonts w:ascii="宋体" w:hAnsi="宋体" w:eastAsia="宋体"/>
           <w:b w:val="0"/>
           <w:bCs w:val="0"/>
           <w:sz w:val="28"/>
@@ -690,7 +836,7 @@
       </w:pPr>
       <w:r>
         <w:rPr>
-          <w:rFonts w:ascii="宋体" w:eastAsia="宋体" w:hAnsi="宋体" w:hint="eastAsia"/>
+          <w:rFonts w:hint="eastAsia" w:ascii="宋体" w:hAnsi="宋体" w:eastAsia="宋体"/>
           <w:b w:val="0"/>
           <w:bCs w:val="0"/>
           <w:sz w:val="28"/>
@@ -701,21 +847,21 @@
     </w:p>
     <w:p>
       <w:pPr>
-        <w:pStyle w:val="2"/>
+        <w:pStyle w:val="3"/>
         <w:numPr>
           <w:ilvl w:val="1"/>
           <w:numId w:val="1"/>
         </w:numPr>
         <w:spacing w:line="360" w:lineRule="auto"/>
         <w:rPr>
-          <w:rFonts w:ascii="宋体" w:eastAsia="宋体" w:hAnsi="宋体"/>
+          <w:rFonts w:ascii="宋体" w:hAnsi="宋体" w:eastAsia="宋体"/>
           <w:sz w:val="24"/>
           <w:szCs w:val="24"/>
         </w:rPr>
       </w:pPr>
       <w:r>
         <w:rPr>
-          <w:rFonts w:ascii="宋体" w:eastAsia="宋体" w:hAnsi="宋体" w:hint="eastAsia"/>
+          <w:rFonts w:hint="eastAsia" w:ascii="宋体" w:hAnsi="宋体" w:eastAsia="宋体"/>
           <w:sz w:val="24"/>
           <w:szCs w:val="24"/>
         </w:rPr>
@@ -725,15 +871,15 @@
     <w:p>
       <w:pPr>
         <w:spacing w:line="360" w:lineRule="auto"/>
-        <w:ind w:firstLineChars="200" w:firstLine="420"/>
-        <w:rPr>
-          <w:rFonts w:ascii="宋体" w:eastAsia="宋体" w:hAnsi="宋体" w:cs="宋体"/>
+        <w:ind w:firstLine="420" w:firstLineChars="200"/>
+        <w:rPr>
+          <w:rFonts w:ascii="宋体" w:hAnsi="宋体" w:eastAsia="宋体" w:cs="宋体"/>
           <w:color w:val="FF0000"/>
         </w:rPr>
       </w:pPr>
       <w:r>
         <w:rPr>
-          <w:rFonts w:ascii="宋体" w:eastAsia="宋体" w:hAnsi="宋体" w:cs="宋体" w:hint="eastAsia"/>
+          <w:rFonts w:hint="eastAsia" w:ascii="宋体" w:hAnsi="宋体" w:eastAsia="宋体" w:cs="宋体"/>
           <w:color w:val="FF0000"/>
         </w:rPr>
         <w:t>要实现的核心功能</w:t>
@@ -743,24 +889,24 @@
       <w:pPr>
         <w:spacing w:line="360" w:lineRule="auto"/>
         <w:rPr>
-          <w:rFonts w:ascii="宋体" w:eastAsia="宋体" w:hAnsi="宋体"/>
-        </w:rPr>
-      </w:pPr>
-      <w:r>
-        <w:rPr>
-          <w:rFonts w:ascii="宋体" w:eastAsia="宋体" w:hAnsi="宋体" w:hint="eastAsia"/>
+          <w:rFonts w:ascii="宋体" w:hAnsi="宋体" w:eastAsia="宋体"/>
+        </w:rPr>
+      </w:pPr>
+      <w:r>
+        <w:rPr>
+          <w:rFonts w:hint="eastAsia" w:ascii="宋体" w:hAnsi="宋体" w:eastAsia="宋体"/>
         </w:rPr>
         <w:t>2</w:t>
       </w:r>
       <w:r>
         <w:rPr>
-          <w:rFonts w:ascii="宋体" w:eastAsia="宋体" w:hAnsi="宋体"/>
+          <w:rFonts w:ascii="宋体" w:hAnsi="宋体" w:eastAsia="宋体"/>
         </w:rPr>
         <w:t>.1.1</w:t>
       </w:r>
       <w:r>
         <w:rPr>
-          <w:rFonts w:ascii="宋体" w:eastAsia="宋体" w:hAnsi="宋体" w:hint="eastAsia"/>
+          <w:rFonts w:hint="eastAsia" w:ascii="宋体" w:hAnsi="宋体" w:eastAsia="宋体"/>
         </w:rPr>
         <w:t>首页</w:t>
       </w:r>
@@ -770,122 +916,121 @@
         <w:spacing w:line="360" w:lineRule="auto"/>
         <w:ind w:firstLine="420"/>
         <w:rPr>
-          <w:rFonts w:ascii="宋体" w:eastAsia="宋体" w:hAnsi="宋体"/>
-        </w:rPr>
-      </w:pPr>
-      <w:r>
-        <w:rPr>
-          <w:rFonts w:ascii="宋体" w:eastAsia="宋体" w:hAnsi="宋体" w:hint="eastAsia"/>
+          <w:rFonts w:ascii="宋体" w:hAnsi="宋体" w:eastAsia="宋体"/>
+        </w:rPr>
+      </w:pPr>
+      <w:r>
+        <w:rPr>
+          <w:rFonts w:hint="eastAsia" w:ascii="宋体" w:hAnsi="宋体" w:eastAsia="宋体"/>
         </w:rPr>
         <w:t>包含&lt;顶部滚动条&gt;、&lt;我的爱好&gt;、&lt;这就是我</w:t>
       </w:r>
       <w:r>
         <w:rPr>
-          <w:rFonts w:ascii="宋体" w:eastAsia="宋体" w:hAnsi="宋体"/>
+          <w:rFonts w:ascii="宋体" w:hAnsi="宋体" w:eastAsia="宋体"/>
         </w:rPr>
         <w:t>&gt;</w:t>
       </w:r>
       <w:r>
         <w:rPr>
-          <w:rFonts w:ascii="宋体" w:eastAsia="宋体" w:hAnsi="宋体" w:hint="eastAsia"/>
+          <w:rFonts w:hint="eastAsia" w:ascii="宋体" w:hAnsi="宋体" w:eastAsia="宋体"/>
         </w:rPr>
         <w:t>、&lt;我的作品</w:t>
       </w:r>
       <w:r>
         <w:rPr>
-          <w:rFonts w:ascii="宋体" w:eastAsia="宋体" w:hAnsi="宋体"/>
+          <w:rFonts w:ascii="宋体" w:hAnsi="宋体" w:eastAsia="宋体"/>
         </w:rPr>
         <w:t>&gt;</w:t>
       </w:r>
       <w:r>
         <w:rPr>
-          <w:rFonts w:ascii="宋体" w:eastAsia="宋体" w:hAnsi="宋体" w:hint="eastAsia"/>
+          <w:rFonts w:hint="eastAsia" w:ascii="宋体" w:hAnsi="宋体" w:eastAsia="宋体"/>
         </w:rPr>
         <w:t>模块。</w:t>
       </w:r>
     </w:p>
     <w:p>
       <w:pPr>
-        <w:pStyle w:val="ae"/>
+        <w:pStyle w:val="21"/>
         <w:numPr>
           <w:ilvl w:val="0"/>
-          <w:numId w:val="11"/>
+          <w:numId w:val="2"/>
         </w:numPr>
         <w:spacing w:line="360" w:lineRule="auto"/>
         <w:ind w:firstLineChars="0"/>
         <w:rPr>
-          <w:rFonts w:ascii="宋体" w:eastAsia="宋体" w:hAnsi="宋体"/>
-        </w:rPr>
-      </w:pPr>
-      <w:r>
-        <w:rPr>
-          <w:rFonts w:ascii="宋体" w:eastAsia="宋体" w:hAnsi="宋体" w:hint="eastAsia"/>
+          <w:rFonts w:ascii="宋体" w:hAnsi="宋体" w:eastAsia="宋体"/>
+        </w:rPr>
+      </w:pPr>
+      <w:r>
+        <w:rPr>
+          <w:rFonts w:hint="eastAsia" w:ascii="宋体" w:hAnsi="宋体" w:eastAsia="宋体"/>
         </w:rPr>
         <w:t>&lt;顶部滚动条</w:t>
       </w:r>
       <w:r>
         <w:rPr>
-          <w:rFonts w:ascii="宋体" w:eastAsia="宋体" w:hAnsi="宋体"/>
+          <w:rFonts w:ascii="宋体" w:hAnsi="宋体" w:eastAsia="宋体"/>
         </w:rPr>
         <w:t>&gt;</w:t>
       </w:r>
       <w:r>
         <w:rPr>
-          <w:rFonts w:ascii="宋体" w:eastAsia="宋体" w:hAnsi="宋体" w:hint="eastAsia"/>
+          <w:rFonts w:hint="eastAsia" w:ascii="宋体" w:hAnsi="宋体" w:eastAsia="宋体"/>
         </w:rPr>
         <w:t>：展示博主的艺术照，鼠标放在下方图标可更换图片。</w:t>
       </w:r>
     </w:p>
     <w:p>
       <w:pPr>
-        <w:pStyle w:val="ae"/>
+        <w:pStyle w:val="21"/>
         <w:numPr>
           <w:ilvl w:val="0"/>
-          <w:numId w:val="11"/>
+          <w:numId w:val="2"/>
         </w:numPr>
         <w:spacing w:line="360" w:lineRule="auto"/>
         <w:ind w:firstLineChars="0"/>
         <w:rPr>
-          <w:rFonts w:ascii="宋体" w:eastAsia="宋体" w:hAnsi="宋体"/>
-        </w:rPr>
-      </w:pPr>
-      <w:r>
-        <w:rPr>
-          <w:rFonts w:ascii="宋体" w:eastAsia="宋体" w:hAnsi="宋体" w:hint="eastAsia"/>
+          <w:rFonts w:ascii="宋体" w:hAnsi="宋体" w:eastAsia="宋体"/>
+        </w:rPr>
+      </w:pPr>
+      <w:r>
+        <w:rPr>
+          <w:rFonts w:hint="eastAsia" w:ascii="宋体" w:hAnsi="宋体" w:eastAsia="宋体"/>
         </w:rPr>
         <w:t>&lt;我的爱好</w:t>
       </w:r>
       <w:r>
         <w:rPr>
-          <w:rFonts w:ascii="宋体" w:eastAsia="宋体" w:hAnsi="宋体"/>
+          <w:rFonts w:ascii="宋体" w:hAnsi="宋体" w:eastAsia="宋体"/>
         </w:rPr>
         <w:t>&gt;</w:t>
       </w:r>
       <w:r>
         <w:rPr>
-          <w:rFonts w:ascii="宋体" w:eastAsia="宋体" w:hAnsi="宋体" w:hint="eastAsia"/>
+          <w:rFonts w:hint="eastAsia" w:ascii="宋体" w:hAnsi="宋体" w:eastAsia="宋体"/>
         </w:rPr>
         <w:t>：简要介绍博主的兴趣爱好，暂定形式如下：</w:t>
       </w:r>
     </w:p>
     <w:p>
       <w:pPr>
-        <w:pStyle w:val="ae"/>
-        <w:spacing w:line="360" w:lineRule="auto"/>
-        <w:ind w:left="860" w:firstLineChars="0" w:firstLine="0"/>
+        <w:pStyle w:val="21"/>
+        <w:spacing w:line="360" w:lineRule="auto"/>
+        <w:ind w:left="860" w:firstLine="0" w:firstLineChars="0"/>
         <w:jc w:val="center"/>
         <w:rPr>
-          <w:rFonts w:ascii="宋体" w:eastAsia="宋体" w:hAnsi="宋体"/>
-        </w:rPr>
-      </w:pPr>
-      <w:r>
-        <w:rPr>
-          <w:rFonts w:ascii="宋体" w:eastAsia="宋体" w:hAnsi="宋体"/>
-        </w:rPr>
-        <w:lastRenderedPageBreak/>
+          <w:rFonts w:ascii="宋体" w:hAnsi="宋体" w:eastAsia="宋体"/>
+        </w:rPr>
+      </w:pPr>
+      <w:r>
+        <w:rPr>
+          <w:rFonts w:ascii="宋体" w:hAnsi="宋体" w:eastAsia="宋体"/>
+        </w:rPr>
         <w:drawing>
-          <wp:inline distT="0" distB="0" distL="0" distR="0" wp14:anchorId="694E5CD9" wp14:editId="7E4CEAD0">
-            <wp:extent cx="3852163" cy="1705322"/>
+          <wp:inline distT="0" distB="0" distL="0" distR="0">
+            <wp:extent cx="3851910" cy="1704975"/>
             <wp:effectExtent l="0" t="0" r="0" b="9525"/>
             <wp:docPr id="932297446" name="图片 1"/>
             <wp:cNvGraphicFramePr>
@@ -895,11 +1040,13 @@
               <a:graphicData uri="http://schemas.openxmlformats.org/drawingml/2006/picture">
                 <pic:pic xmlns:pic="http://schemas.openxmlformats.org/drawingml/2006/picture">
                   <pic:nvPicPr>
-                    <pic:cNvPr id="932297446" name=""/>
-                    <pic:cNvPicPr/>
+                    <pic:cNvPr id="932297446" name="图片 1"/>
+                    <pic:cNvPicPr>
+                      <a:picLocks noChangeAspect="1"/>
+                    </pic:cNvPicPr>
                   </pic:nvPicPr>
                   <pic:blipFill>
-                    <a:blip r:embed="rId7"/>
+                    <a:blip r:embed="rId6"/>
                     <a:stretch>
                       <a:fillRect/>
                     </a:stretch>
@@ -922,218 +1069,158 @@
     </w:p>
     <w:p>
       <w:pPr>
-        <w:pStyle w:val="ae"/>
-        <w:numPr>
-          <w:ilvl w:val="0"/>
-          <w:numId w:val="11"/>
-        </w:numPr>
-        <w:spacing w:line="360" w:lineRule="auto"/>
-        <w:ind w:firstLineChars="0"/>
-        <w:jc w:val="left"/>
-        <w:rPr>
-          <w:rFonts w:ascii="宋体" w:eastAsia="宋体" w:hAnsi="宋体"/>
-        </w:rPr>
-      </w:pPr>
-      <w:r>
-        <w:rPr>
-          <w:rFonts w:ascii="宋体" w:eastAsia="宋体" w:hAnsi="宋体"/>
-        </w:rPr>
-        <w:t>&lt;</w:t>
-      </w:r>
-      <w:r>
-        <w:rPr>
-          <w:rFonts w:ascii="宋体" w:eastAsia="宋体" w:hAnsi="宋体" w:hint="eastAsia"/>
-        </w:rPr>
-        <w:t>这就是我</w:t>
-      </w:r>
-      <w:r>
-        <w:rPr>
-          <w:rFonts w:ascii="宋体" w:eastAsia="宋体" w:hAnsi="宋体"/>
-        </w:rPr>
-        <w:t>&gt;</w:t>
-      </w:r>
-      <w:r>
-        <w:rPr>
-          <w:rFonts w:ascii="宋体" w:eastAsia="宋体" w:hAnsi="宋体" w:hint="eastAsia"/>
-        </w:rPr>
-        <w:t>：竖版文字+图片形式，用几句话介绍博主的性格特点，点击下方“查看更多”，可以跳转到&lt;我的经历</w:t>
-      </w:r>
-      <w:r>
-        <w:rPr>
-          <w:rFonts w:ascii="宋体" w:eastAsia="宋体" w:hAnsi="宋体"/>
-        </w:rPr>
-        <w:t>&gt;</w:t>
-      </w:r>
-      <w:r>
-        <w:rPr>
-          <w:rFonts w:ascii="宋体" w:eastAsia="宋体" w:hAnsi="宋体" w:hint="eastAsia"/>
-        </w:rPr>
-        <w:t>补充了解。</w:t>
-      </w:r>
-    </w:p>
-    <w:p>
-      <w:pPr>
-        <w:pStyle w:val="ae"/>
-        <w:numPr>
-          <w:ilvl w:val="0"/>
-          <w:numId w:val="11"/>
-        </w:numPr>
-        <w:spacing w:line="360" w:lineRule="auto"/>
-        <w:ind w:firstLineChars="0"/>
-        <w:jc w:val="left"/>
-        <w:rPr>
-          <w:rFonts w:ascii="宋体" w:eastAsia="宋体" w:hAnsi="宋体" w:hint="eastAsia"/>
-        </w:rPr>
-      </w:pPr>
-      <w:r>
-        <w:rPr>
-          <w:rFonts w:ascii="宋体" w:eastAsia="宋体" w:hAnsi="宋体" w:hint="eastAsia"/>
-        </w:rPr>
-        <w:t>&lt;我的作品</w:t>
-      </w:r>
-      <w:r>
-        <w:rPr>
-          <w:rFonts w:ascii="宋体" w:eastAsia="宋体" w:hAnsi="宋体"/>
-        </w:rPr>
-        <w:t>&gt;</w:t>
-      </w:r>
-      <w:r>
-        <w:rPr>
-          <w:rFonts w:ascii="宋体" w:eastAsia="宋体" w:hAnsi="宋体" w:hint="eastAsia"/>
-        </w:rPr>
-        <w:t>：文字＋图片形式，介绍博主登场的几部作品。</w:t>
-      </w:r>
-    </w:p>
-    <w:p>
-      <w:pPr>
-        <w:spacing w:line="360" w:lineRule="auto"/>
-        <w:rPr>
-          <w:rFonts w:ascii="宋体" w:eastAsia="宋体" w:hAnsi="宋体" w:cs="宋体"/>
-        </w:rPr>
-      </w:pPr>
-      <w:r>
-        <w:rPr>
-          <w:rFonts w:ascii="宋体" w:eastAsia="宋体" w:hAnsi="宋体" w:cs="宋体" w:hint="eastAsia"/>
-        </w:rPr>
-        <w:t>2</w:t>
-      </w:r>
-      <w:r>
-        <w:rPr>
-          <w:rFonts w:ascii="宋体" w:eastAsia="宋体" w:hAnsi="宋体" w:cs="宋体"/>
-        </w:rPr>
-        <w:t>.1.2</w:t>
-      </w:r>
-      <w:r>
-        <w:rPr>
-          <w:rFonts w:ascii="宋体" w:eastAsia="宋体" w:hAnsi="宋体" w:cs="宋体" w:hint="eastAsia"/>
-        </w:rPr>
-        <w:t>我的日志</w:t>
-      </w:r>
-    </w:p>
-    <w:p>
-      <w:pPr>
+        <w:pStyle w:val="21"/>
         <w:numPr>
           <w:ilvl w:val="0"/>
           <w:numId w:val="2"/>
         </w:numPr>
         <w:spacing w:line="360" w:lineRule="auto"/>
-        <w:rPr>
-          <w:rFonts w:ascii="宋体" w:eastAsia="宋体" w:hAnsi="宋体" w:cs="宋体"/>
-        </w:rPr>
-      </w:pPr>
-      <w:r>
-        <w:rPr>
-          <w:rFonts w:ascii="宋体" w:eastAsia="宋体" w:hAnsi="宋体" w:cs="宋体" w:hint="eastAsia"/>
-        </w:rPr>
-        <w:t>包含</w:t>
-      </w:r>
-      <w:r>
-        <w:rPr>
-          <w:rFonts w:ascii="宋体" w:eastAsia="宋体" w:hAnsi="宋体" w:cs="宋体"/>
+        <w:ind w:firstLineChars="0"/>
+        <w:jc w:val="left"/>
+        <w:rPr>
+          <w:rFonts w:ascii="宋体" w:hAnsi="宋体" w:eastAsia="宋体"/>
+        </w:rPr>
+      </w:pPr>
+      <w:r>
+        <w:rPr>
+          <w:rFonts w:ascii="宋体" w:hAnsi="宋体" w:eastAsia="宋体"/>
         </w:rPr>
         <w:t>&lt;</w:t>
       </w:r>
       <w:r>
         <w:rPr>
-          <w:rFonts w:ascii="宋体" w:eastAsia="宋体" w:hAnsi="宋体" w:cs="宋体" w:hint="eastAsia"/>
-        </w:rPr>
-        <w:t>我的说说</w:t>
-      </w:r>
-      <w:r>
-        <w:rPr>
-          <w:rFonts w:ascii="宋体" w:eastAsia="宋体" w:hAnsi="宋体" w:cs="宋体" w:hint="eastAsia"/>
+          <w:rFonts w:hint="eastAsia" w:ascii="宋体" w:hAnsi="宋体" w:eastAsia="宋体"/>
+        </w:rPr>
+        <w:t>这就是我</w:t>
+      </w:r>
+      <w:r>
+        <w:rPr>
+          <w:rFonts w:ascii="宋体" w:hAnsi="宋体" w:eastAsia="宋体"/>
         </w:rPr>
         <w:t>&gt;</w:t>
       </w:r>
       <w:r>
         <w:rPr>
-          <w:rFonts w:ascii="宋体" w:eastAsia="宋体" w:hAnsi="宋体" w:cs="宋体" w:hint="eastAsia"/>
-        </w:rPr>
-        <w:t>、</w:t>
-      </w:r>
-      <w:r>
-        <w:rPr>
-          <w:rFonts w:ascii="宋体" w:eastAsia="宋体" w:hAnsi="宋体" w:cs="宋体" w:hint="eastAsia"/>
-        </w:rPr>
-        <w:t>&lt;</w:t>
-      </w:r>
-      <w:r>
-        <w:rPr>
-          <w:rFonts w:ascii="宋体" w:eastAsia="宋体" w:hAnsi="宋体" w:cs="宋体" w:hint="eastAsia"/>
-        </w:rPr>
-        <w:t>我的文章</w:t>
-      </w:r>
-      <w:r>
-        <w:rPr>
-          <w:rFonts w:ascii="宋体" w:eastAsia="宋体" w:hAnsi="宋体" w:cs="宋体" w:hint="eastAsia"/>
+          <w:rFonts w:hint="eastAsia" w:ascii="宋体" w:hAnsi="宋体" w:eastAsia="宋体"/>
+        </w:rPr>
+        <w:t>：竖版文字+图片形式，用几句话介绍博主的性格特点，点击下方“查看更多”，可以跳转到&lt;我的经历</w:t>
+      </w:r>
+      <w:r>
+        <w:rPr>
+          <w:rFonts w:ascii="宋体" w:hAnsi="宋体" w:eastAsia="宋体"/>
         </w:rPr>
         <w:t>&gt;</w:t>
       </w:r>
       <w:r>
         <w:rPr>
-          <w:rFonts w:ascii="宋体" w:eastAsia="宋体" w:hAnsi="宋体" w:cs="宋体" w:hint="eastAsia"/>
-        </w:rPr>
-        <w:t>、</w:t>
-      </w:r>
-      <w:r>
-        <w:rPr>
-          <w:rFonts w:ascii="宋体" w:eastAsia="宋体" w:hAnsi="宋体" w:cs="宋体" w:hint="eastAsia"/>
-        </w:rPr>
-        <w:t>&lt;</w:t>
-      </w:r>
-      <w:r>
-        <w:rPr>
-          <w:rFonts w:ascii="宋体" w:eastAsia="宋体" w:hAnsi="宋体" w:cs="宋体" w:hint="eastAsia"/>
-        </w:rPr>
-        <w:t>我的收藏</w:t>
-      </w:r>
-      <w:r>
-        <w:rPr>
-          <w:rFonts w:ascii="宋体" w:eastAsia="宋体" w:hAnsi="宋体" w:cs="宋体" w:hint="eastAsia"/>
-        </w:rPr>
-        <w:t>&gt;</w:t>
-      </w:r>
-      <w:r>
-        <w:rPr>
-          <w:rFonts w:ascii="宋体" w:eastAsia="宋体" w:hAnsi="宋体" w:cs="宋体" w:hint="eastAsia"/>
-        </w:rPr>
-        <w:t>等板块。个人主页博主可以在&lt;我的说说&gt;板块发布生活日常记录等内容；在&lt;我的文章&gt;中，博主可以将在其他平台或本平台发布的学习方面等优秀文章链接在这里。访客则可以在该页面访问博主的文章等内容。</w:t>
-      </w:r>
-    </w:p>
-    <w:p>
-      <w:pPr>
+          <w:rFonts w:hint="eastAsia" w:ascii="宋体" w:hAnsi="宋体" w:eastAsia="宋体"/>
+        </w:rPr>
+        <w:t>补充了解。</w:t>
+      </w:r>
+    </w:p>
+    <w:p>
+      <w:pPr>
+        <w:pStyle w:val="21"/>
         <w:numPr>
           <w:ilvl w:val="0"/>
           <w:numId w:val="2"/>
         </w:numPr>
         <w:spacing w:line="360" w:lineRule="auto"/>
-        <w:rPr>
-          <w:rFonts w:ascii="宋体" w:eastAsia="宋体" w:hAnsi="宋体" w:cs="宋体"/>
-        </w:rPr>
-      </w:pPr>
-      <w:r>
-        <w:rPr>
-          <w:rFonts w:ascii="宋体" w:eastAsia="宋体" w:hAnsi="宋体" w:cs="宋体" w:hint="eastAsia"/>
+        <w:ind w:firstLineChars="0"/>
+        <w:jc w:val="left"/>
+        <w:rPr>
+          <w:rFonts w:hint="eastAsia" w:ascii="宋体" w:hAnsi="宋体" w:eastAsia="宋体"/>
+        </w:rPr>
+      </w:pPr>
+      <w:r>
+        <w:rPr>
+          <w:rFonts w:hint="eastAsia" w:ascii="宋体" w:hAnsi="宋体" w:eastAsia="宋体"/>
+        </w:rPr>
+        <w:t>&lt;我的作品</w:t>
+      </w:r>
+      <w:r>
+        <w:rPr>
+          <w:rFonts w:ascii="宋体" w:hAnsi="宋体" w:eastAsia="宋体"/>
+        </w:rPr>
+        <w:t>&gt;</w:t>
+      </w:r>
+      <w:r>
+        <w:rPr>
+          <w:rFonts w:hint="eastAsia" w:ascii="宋体" w:hAnsi="宋体" w:eastAsia="宋体"/>
+        </w:rPr>
+        <w:t>：文字＋图片形式，介绍博主登场的几部作品。</w:t>
+      </w:r>
+    </w:p>
+    <w:p>
+      <w:pPr>
+        <w:spacing w:line="360" w:lineRule="auto"/>
+        <w:rPr>
+          <w:rFonts w:ascii="宋体" w:hAnsi="宋体" w:eastAsia="宋体" w:cs="宋体"/>
+        </w:rPr>
+      </w:pPr>
+      <w:r>
+        <w:rPr>
+          <w:rFonts w:hint="eastAsia" w:ascii="宋体" w:hAnsi="宋体" w:eastAsia="宋体" w:cs="宋体"/>
+        </w:rPr>
+        <w:t>2</w:t>
+      </w:r>
+      <w:r>
+        <w:rPr>
+          <w:rFonts w:ascii="宋体" w:hAnsi="宋体" w:eastAsia="宋体" w:cs="宋体"/>
+        </w:rPr>
+        <w:t>.1.2</w:t>
+      </w:r>
+      <w:r>
+        <w:rPr>
+          <w:rFonts w:hint="eastAsia" w:ascii="宋体" w:hAnsi="宋体" w:eastAsia="宋体" w:cs="宋体"/>
+        </w:rPr>
+        <w:t>我的日志</w:t>
+      </w:r>
+    </w:p>
+    <w:p>
+      <w:pPr>
+        <w:numPr>
+          <w:ilvl w:val="0"/>
+          <w:numId w:val="3"/>
+        </w:numPr>
+        <w:spacing w:line="360" w:lineRule="auto"/>
+        <w:rPr>
+          <w:rFonts w:ascii="宋体" w:hAnsi="宋体" w:eastAsia="宋体" w:cs="宋体"/>
+        </w:rPr>
+      </w:pPr>
+      <w:r>
+        <w:rPr>
+          <w:rFonts w:hint="eastAsia" w:ascii="宋体" w:hAnsi="宋体" w:eastAsia="宋体" w:cs="宋体"/>
+        </w:rPr>
+        <w:t>包含</w:t>
+      </w:r>
+      <w:r>
+        <w:rPr>
+          <w:rFonts w:ascii="宋体" w:hAnsi="宋体" w:eastAsia="宋体" w:cs="宋体"/>
+        </w:rPr>
+        <w:t>&lt;</w:t>
+      </w:r>
+      <w:r>
+        <w:rPr>
+          <w:rFonts w:hint="eastAsia" w:ascii="宋体" w:hAnsi="宋体" w:eastAsia="宋体" w:cs="宋体"/>
+        </w:rPr>
+        <w:t>我的说说&gt;、&lt;我的文章&gt;、&lt;我的收藏&gt;等板块。个人主页博主可以在&lt;我的说说&gt;板块发布生活日常记录等内容；在&lt;我的文章&gt;中，博主可以将在其他平台或本平台发布的学习方面等优秀文章链接在这里。访客则可以在该页面访问博主的文章等内容。</w:t>
+      </w:r>
+    </w:p>
+    <w:p>
+      <w:pPr>
+        <w:numPr>
+          <w:ilvl w:val="0"/>
+          <w:numId w:val="3"/>
+        </w:numPr>
+        <w:spacing w:line="360" w:lineRule="auto"/>
+        <w:rPr>
+          <w:rFonts w:ascii="宋体" w:hAnsi="宋体" w:eastAsia="宋体" w:cs="宋体"/>
+        </w:rPr>
+      </w:pPr>
+      <w:r>
+        <w:rPr>
+          <w:rFonts w:hint="eastAsia" w:ascii="宋体" w:hAnsi="宋体" w:eastAsia="宋体" w:cs="宋体"/>
         </w:rPr>
         <w:t>&lt;我的收藏&gt;板块，博主可将自己喜欢的文字、图片等进行保存，便于查找和随时浏览</w:t>
       </w:r>
@@ -1141,19 +1228,18 @@
     <w:p>
       <w:pPr>
         <w:spacing w:line="360" w:lineRule="auto"/>
-        <w:ind w:firstLineChars="200" w:firstLine="420"/>
+        <w:ind w:firstLine="420" w:firstLineChars="200"/>
         <w:jc w:val="center"/>
         <w:rPr>
-          <w:rFonts w:ascii="宋体" w:eastAsia="宋体" w:hAnsi="宋体" w:cs="宋体"/>
-        </w:rPr>
-      </w:pPr>
-      <w:r>
-        <w:rPr>
-          <w:rFonts w:ascii="宋体" w:eastAsia="宋体" w:hAnsi="宋体" w:cs="宋体" w:hint="eastAsia"/>
-          <w:noProof/>
+          <w:rFonts w:ascii="宋体" w:hAnsi="宋体" w:eastAsia="宋体" w:cs="宋体"/>
+        </w:rPr>
+      </w:pPr>
+      <w:r>
+        <w:rPr>
+          <w:rFonts w:hint="eastAsia" w:ascii="宋体" w:hAnsi="宋体" w:eastAsia="宋体" w:cs="宋体"/>
         </w:rPr>
         <w:drawing>
-          <wp:inline distT="0" distB="0" distL="114300" distR="114300" wp14:anchorId="18BDE1EC" wp14:editId="4790C944">
+          <wp:inline distT="0" distB="0" distL="114300" distR="114300">
             <wp:extent cx="1704975" cy="1190625"/>
             <wp:effectExtent l="0" t="0" r="1905" b="13335"/>
             <wp:docPr id="1" name="图片 1"/>
@@ -1170,7 +1256,7 @@
                     </pic:cNvPicPr>
                   </pic:nvPicPr>
                   <pic:blipFill>
-                    <a:blip r:embed="rId8"/>
+                    <a:blip r:embed="rId7"/>
                     <a:stretch>
                       <a:fillRect/>
                     </a:stretch>
@@ -1199,48 +1285,33 @@
       <w:pPr>
         <w:numPr>
           <w:ilvl w:val="0"/>
-          <w:numId w:val="2"/>
+          <w:numId w:val="3"/>
         </w:numPr>
         <w:spacing w:line="360" w:lineRule="auto"/>
         <w:rPr>
-          <w:rFonts w:ascii="宋体" w:eastAsia="宋体" w:hAnsi="宋体" w:cs="宋体"/>
-        </w:rPr>
-      </w:pPr>
-      <w:r>
-        <w:rPr>
-          <w:rFonts w:ascii="宋体" w:eastAsia="宋体" w:hAnsi="宋体" w:cs="宋体" w:hint="eastAsia"/>
-        </w:rPr>
-        <w:t>在页面上方实现定时切换或手动切换图片轮播，计划用于博主可以放置自己喜欢的照片。或者进一步增加功能，用于放置博</w:t>
-      </w:r>
-      <w:proofErr w:type="gramStart"/>
-      <w:r>
-        <w:rPr>
-          <w:rFonts w:ascii="宋体" w:eastAsia="宋体" w:hAnsi="宋体" w:cs="宋体" w:hint="eastAsia"/>
-        </w:rPr>
-        <w:t>主优秀</w:t>
-      </w:r>
-      <w:proofErr w:type="gramEnd"/>
-      <w:r>
-        <w:rPr>
-          <w:rFonts w:ascii="宋体" w:eastAsia="宋体" w:hAnsi="宋体" w:cs="宋体" w:hint="eastAsia"/>
-        </w:rPr>
-        <w:t>文章的简介页面，访客点击后可以跳转至相应文章页面。</w:t>
-      </w:r>
-    </w:p>
-    <w:p>
-      <w:pPr>
-        <w:spacing w:line="360" w:lineRule="auto"/>
-        <w:rPr>
-          <w:rFonts w:ascii="宋体" w:eastAsia="宋体" w:hAnsi="宋体"/>
-        </w:rPr>
-      </w:pPr>
-      <w:r>
-        <w:rPr>
-          <w:rFonts w:ascii="宋体" w:eastAsia="宋体" w:hAnsi="宋体"/>
-          <w:noProof/>
+          <w:rFonts w:ascii="宋体" w:hAnsi="宋体" w:eastAsia="宋体" w:cs="宋体"/>
+        </w:rPr>
+      </w:pPr>
+      <w:r>
+        <w:rPr>
+          <w:rFonts w:hint="eastAsia" w:ascii="宋体" w:hAnsi="宋体" w:eastAsia="宋体" w:cs="宋体"/>
+        </w:rPr>
+        <w:t>在页面上方实现定时切换或手动切换图片轮播，计划用于博主可以放置自己喜欢的照片。或者进一步增加功能，用于放置博主优秀文章的简介页面，访客点击后可以跳转至相应文章页面。</w:t>
+      </w:r>
+    </w:p>
+    <w:p>
+      <w:pPr>
+        <w:spacing w:line="360" w:lineRule="auto"/>
+        <w:rPr>
+          <w:rFonts w:ascii="宋体" w:hAnsi="宋体" w:eastAsia="宋体"/>
+        </w:rPr>
+      </w:pPr>
+      <w:r>
+        <w:rPr>
+          <w:rFonts w:ascii="宋体" w:hAnsi="宋体" w:eastAsia="宋体"/>
         </w:rPr>
         <w:drawing>
-          <wp:inline distT="0" distB="0" distL="114300" distR="114300" wp14:anchorId="188607D4" wp14:editId="68E7067C">
+          <wp:inline distT="0" distB="0" distL="114300" distR="114300">
             <wp:extent cx="5267325" cy="756285"/>
             <wp:effectExtent l="0" t="0" r="0" b="5715"/>
             <wp:docPr id="3" name="图片 3"/>
@@ -1257,7 +1328,7 @@
                     </pic:cNvPicPr>
                   </pic:nvPicPr>
                   <pic:blipFill>
-                    <a:blip r:embed="rId9"/>
+                    <a:blip r:embed="rId8"/>
                     <a:stretch>
                       <a:fillRect/>
                     </a:stretch>
@@ -1286,24 +1357,24 @@
       <w:pPr>
         <w:spacing w:line="360" w:lineRule="auto"/>
         <w:rPr>
-          <w:rFonts w:ascii="宋体" w:eastAsia="宋体" w:hAnsi="宋体" w:cs="宋体"/>
-        </w:rPr>
-      </w:pPr>
-      <w:r>
-        <w:rPr>
-          <w:rFonts w:ascii="宋体" w:eastAsia="宋体" w:hAnsi="宋体" w:cs="宋体" w:hint="eastAsia"/>
+          <w:rFonts w:ascii="宋体" w:hAnsi="宋体" w:eastAsia="宋体" w:cs="宋体"/>
+        </w:rPr>
+      </w:pPr>
+      <w:r>
+        <w:rPr>
+          <w:rFonts w:hint="eastAsia" w:ascii="宋体" w:hAnsi="宋体" w:eastAsia="宋体" w:cs="宋体"/>
         </w:rPr>
         <w:t>2</w:t>
       </w:r>
       <w:r>
         <w:rPr>
-          <w:rFonts w:ascii="宋体" w:eastAsia="宋体" w:hAnsi="宋体" w:cs="宋体"/>
+          <w:rFonts w:ascii="宋体" w:hAnsi="宋体" w:eastAsia="宋体" w:cs="宋体"/>
         </w:rPr>
         <w:t>.1.3</w:t>
       </w:r>
       <w:r>
         <w:rPr>
-          <w:rFonts w:ascii="宋体" w:eastAsia="宋体" w:hAnsi="宋体" w:cs="宋体" w:hint="eastAsia"/>
+          <w:rFonts w:hint="eastAsia" w:ascii="宋体" w:hAnsi="宋体" w:eastAsia="宋体" w:cs="宋体"/>
         </w:rPr>
         <w:t>关于我</w:t>
       </w:r>
@@ -1312,16 +1383,16 @@
       <w:pPr>
         <w:numPr>
           <w:ilvl w:val="0"/>
-          <w:numId w:val="2"/>
+          <w:numId w:val="3"/>
         </w:numPr>
         <w:spacing w:line="360" w:lineRule="auto"/>
         <w:rPr>
-          <w:rFonts w:ascii="宋体" w:eastAsia="宋体" w:hAnsi="宋体" w:cs="宋体"/>
-        </w:rPr>
-      </w:pPr>
-      <w:r>
-        <w:rPr>
-          <w:rFonts w:ascii="宋体" w:eastAsia="宋体" w:hAnsi="宋体" w:cs="宋体" w:hint="eastAsia"/>
+          <w:rFonts w:ascii="宋体" w:hAnsi="宋体" w:eastAsia="宋体" w:cs="宋体"/>
+        </w:rPr>
+      </w:pPr>
+      <w:r>
+        <w:rPr>
+          <w:rFonts w:hint="eastAsia" w:ascii="宋体" w:hAnsi="宋体" w:eastAsia="宋体" w:cs="宋体"/>
         </w:rPr>
         <w:t>个人简介模块</w:t>
       </w:r>
@@ -1330,48 +1401,34 @@
       <w:pPr>
         <w:numPr>
           <w:ilvl w:val="0"/>
-          <w:numId w:val="2"/>
+          <w:numId w:val="3"/>
         </w:numPr>
         <w:spacing w:line="360" w:lineRule="auto"/>
         <w:rPr>
-          <w:rFonts w:ascii="宋体" w:eastAsia="宋体" w:hAnsi="宋体" w:cs="宋体"/>
-        </w:rPr>
-      </w:pPr>
-      <w:r>
-        <w:rPr>
-          <w:rFonts w:ascii="宋体" w:eastAsia="宋体" w:hAnsi="宋体" w:cs="宋体" w:hint="eastAsia"/>
-        </w:rPr>
-        <w:t>个人主页博主可以在该</w:t>
-      </w:r>
-      <w:proofErr w:type="gramStart"/>
-      <w:r>
-        <w:rPr>
-          <w:rFonts w:ascii="宋体" w:eastAsia="宋体" w:hAnsi="宋体" w:cs="宋体" w:hint="eastAsia"/>
-        </w:rPr>
-        <w:t>板块板块</w:t>
-      </w:r>
-      <w:proofErr w:type="gramEnd"/>
-      <w:r>
-        <w:rPr>
-          <w:rFonts w:ascii="宋体" w:eastAsia="宋体" w:hAnsi="宋体" w:cs="宋体" w:hint="eastAsia"/>
-        </w:rPr>
-        <w:t>编辑发布个人介绍内容。</w:t>
+          <w:rFonts w:ascii="宋体" w:hAnsi="宋体" w:eastAsia="宋体" w:cs="宋体"/>
+        </w:rPr>
+      </w:pPr>
+      <w:r>
+        <w:rPr>
+          <w:rFonts w:hint="eastAsia" w:ascii="宋体" w:hAnsi="宋体" w:eastAsia="宋体" w:cs="宋体"/>
+        </w:rPr>
+        <w:t>个人主页博主可以在该板块板块编辑发布个人介绍内容。</w:t>
       </w:r>
     </w:p>
     <w:p>
       <w:pPr>
         <w:numPr>
           <w:ilvl w:val="0"/>
-          <w:numId w:val="2"/>
+          <w:numId w:val="3"/>
         </w:numPr>
         <w:spacing w:line="360" w:lineRule="auto"/>
         <w:rPr>
-          <w:rFonts w:ascii="宋体" w:eastAsia="宋体" w:hAnsi="宋体" w:cs="宋体"/>
-        </w:rPr>
-      </w:pPr>
-      <w:r>
-        <w:rPr>
-          <w:rFonts w:ascii="宋体" w:eastAsia="宋体" w:hAnsi="宋体" w:cs="宋体" w:hint="eastAsia"/>
+          <w:rFonts w:ascii="宋体" w:hAnsi="宋体" w:eastAsia="宋体" w:cs="宋体"/>
+        </w:rPr>
+      </w:pPr>
+      <w:r>
+        <w:rPr>
+          <w:rFonts w:hint="eastAsia" w:ascii="宋体" w:hAnsi="宋体" w:eastAsia="宋体" w:cs="宋体"/>
         </w:rPr>
         <w:t>访问者可通过点击页面中的图片进行放大浏览、保存，可点击部分超链接文字展开或跳转至更多照片、或其他网站的文字、图片、视频等内容介绍。</w:t>
       </w:r>
@@ -1381,17 +1438,15 @@
         <w:spacing w:line="360" w:lineRule="auto"/>
         <w:jc w:val="center"/>
         <w:rPr>
-          <w:rFonts w:ascii="宋体" w:eastAsia="宋体" w:hAnsi="宋体" w:cs="宋体"/>
-        </w:rPr>
-      </w:pPr>
-      <w:r>
-        <w:rPr>
-          <w:rFonts w:ascii="宋体" w:eastAsia="宋体" w:hAnsi="宋体"/>
-          <w:noProof/>
-        </w:rPr>
-        <w:lastRenderedPageBreak/>
+          <w:rFonts w:ascii="宋体" w:hAnsi="宋体" w:eastAsia="宋体" w:cs="宋体"/>
+        </w:rPr>
+      </w:pPr>
+      <w:r>
+        <w:rPr>
+          <w:rFonts w:ascii="宋体" w:hAnsi="宋体" w:eastAsia="宋体"/>
+        </w:rPr>
         <w:drawing>
-          <wp:inline distT="0" distB="0" distL="114300" distR="114300" wp14:anchorId="01F0C547" wp14:editId="0CCCDC6F">
+          <wp:inline distT="0" distB="0" distL="114300" distR="114300">
             <wp:extent cx="4392295" cy="2687320"/>
             <wp:effectExtent l="0" t="0" r="12065" b="10160"/>
             <wp:docPr id="5" name="图片 1"/>
@@ -1408,7 +1463,7 @@
                     </pic:cNvPicPr>
                   </pic:nvPicPr>
                   <pic:blipFill>
-                    <a:blip r:embed="rId10"/>
+                    <a:blip r:embed="rId9"/>
                     <a:stretch>
                       <a:fillRect/>
                     </a:stretch>
@@ -1436,9 +1491,9 @@
     <w:p>
       <w:pPr>
         <w:spacing w:line="360" w:lineRule="auto"/>
-        <w:ind w:firstLineChars="200" w:firstLine="420"/>
-        <w:rPr>
-          <w:rFonts w:ascii="宋体" w:eastAsia="宋体" w:hAnsi="宋体" w:cs="宋体"/>
+        <w:ind w:firstLine="420" w:firstLineChars="200"/>
+        <w:rPr>
+          <w:rFonts w:ascii="宋体" w:hAnsi="宋体" w:eastAsia="宋体" w:cs="宋体"/>
         </w:rPr>
       </w:pPr>
     </w:p>
@@ -1446,65 +1501,51 @@
       <w:pPr>
         <w:numPr>
           <w:ilvl w:val="0"/>
-          <w:numId w:val="2"/>
+          <w:numId w:val="3"/>
         </w:numPr>
         <w:spacing w:line="360" w:lineRule="auto"/>
         <w:rPr>
-          <w:rFonts w:ascii="宋体" w:eastAsia="宋体" w:hAnsi="宋体" w:cs="宋体"/>
-        </w:rPr>
-      </w:pPr>
-      <w:r>
-        <w:rPr>
-          <w:rFonts w:ascii="宋体" w:eastAsia="宋体" w:hAnsi="宋体" w:cs="宋体" w:hint="eastAsia"/>
-        </w:rPr>
-        <w:t>在页面上方实现定时切换或手动切换图片轮播，计划用于博主可以放置自己喜欢的照片。或者进一步增加功能，用于放置博</w:t>
-      </w:r>
-      <w:proofErr w:type="gramStart"/>
-      <w:r>
-        <w:rPr>
-          <w:rFonts w:ascii="宋体" w:eastAsia="宋体" w:hAnsi="宋体" w:cs="宋体" w:hint="eastAsia"/>
-        </w:rPr>
-        <w:t>主优秀</w:t>
-      </w:r>
-      <w:proofErr w:type="gramEnd"/>
-      <w:r>
-        <w:rPr>
-          <w:rFonts w:ascii="宋体" w:eastAsia="宋体" w:hAnsi="宋体" w:cs="宋体" w:hint="eastAsia"/>
-        </w:rPr>
-        <w:t>文章的简介页面，访客点击后可以跳转至相应文章页面。</w:t>
-      </w:r>
-    </w:p>
-    <w:p>
-      <w:pPr>
-        <w:spacing w:line="360" w:lineRule="auto"/>
-        <w:ind w:firstLineChars="200" w:firstLine="420"/>
-        <w:rPr>
-          <w:rFonts w:ascii="宋体" w:eastAsia="宋体" w:hAnsi="宋体" w:cs="宋体"/>
-        </w:rPr>
-      </w:pPr>
-    </w:p>
-    <w:p>
-      <w:pPr>
-        <w:spacing w:line="360" w:lineRule="auto"/>
-        <w:rPr>
-          <w:rFonts w:ascii="宋体" w:eastAsia="宋体" w:hAnsi="宋体" w:cs="宋体"/>
-        </w:rPr>
-      </w:pPr>
-      <w:r>
-        <w:rPr>
-          <w:rFonts w:ascii="宋体" w:eastAsia="宋体" w:hAnsi="宋体" w:cs="宋体" w:hint="eastAsia"/>
+          <w:rFonts w:ascii="宋体" w:hAnsi="宋体" w:eastAsia="宋体" w:cs="宋体"/>
+        </w:rPr>
+      </w:pPr>
+      <w:r>
+        <w:rPr>
+          <w:rFonts w:hint="eastAsia" w:ascii="宋体" w:hAnsi="宋体" w:eastAsia="宋体" w:cs="宋体"/>
+        </w:rPr>
+        <w:t>在页面上方实现定时切换或手动切换图片轮播，计划用于博主可以放置自己喜欢的照片。或者进一步增加功能，用于放置博主优秀文章的简介页面，访客点击后可以跳转至相应文章页面。</w:t>
+      </w:r>
+    </w:p>
+    <w:p>
+      <w:pPr>
+        <w:spacing w:line="360" w:lineRule="auto"/>
+        <w:ind w:firstLine="420" w:firstLineChars="200"/>
+        <w:rPr>
+          <w:rFonts w:ascii="宋体" w:hAnsi="宋体" w:eastAsia="宋体" w:cs="宋体"/>
+        </w:rPr>
+      </w:pPr>
+    </w:p>
+    <w:p>
+      <w:pPr>
+        <w:spacing w:line="360" w:lineRule="auto"/>
+        <w:rPr>
+          <w:rFonts w:ascii="宋体" w:hAnsi="宋体" w:eastAsia="宋体" w:cs="宋体"/>
+        </w:rPr>
+      </w:pPr>
+      <w:r>
+        <w:rPr>
+          <w:rFonts w:hint="eastAsia" w:ascii="宋体" w:hAnsi="宋体" w:eastAsia="宋体" w:cs="宋体"/>
         </w:rPr>
         <w:t>2</w:t>
       </w:r>
       <w:r>
         <w:rPr>
-          <w:rFonts w:ascii="宋体" w:eastAsia="宋体" w:hAnsi="宋体" w:cs="宋体"/>
+          <w:rFonts w:ascii="宋体" w:hAnsi="宋体" w:eastAsia="宋体" w:cs="宋体"/>
         </w:rPr>
         <w:t>.1.4</w:t>
       </w:r>
       <w:r>
         <w:rPr>
-          <w:rFonts w:ascii="宋体" w:eastAsia="宋体" w:hAnsi="宋体" w:cs="宋体" w:hint="eastAsia"/>
+          <w:rFonts w:hint="eastAsia" w:ascii="宋体" w:hAnsi="宋体" w:eastAsia="宋体" w:cs="宋体"/>
         </w:rPr>
         <w:t>我的经历</w:t>
       </w:r>
@@ -1513,16 +1554,16 @@
       <w:pPr>
         <w:numPr>
           <w:ilvl w:val="0"/>
-          <w:numId w:val="2"/>
+          <w:numId w:val="3"/>
         </w:numPr>
         <w:spacing w:line="360" w:lineRule="auto"/>
         <w:rPr>
-          <w:rFonts w:ascii="宋体" w:eastAsia="宋体" w:hAnsi="宋体" w:cs="宋体"/>
-        </w:rPr>
-      </w:pPr>
-      <w:r>
-        <w:rPr>
-          <w:rFonts w:ascii="宋体" w:eastAsia="宋体" w:hAnsi="宋体" w:cs="宋体" w:hint="eastAsia"/>
+          <w:rFonts w:ascii="宋体" w:hAnsi="宋体" w:eastAsia="宋体" w:cs="宋体"/>
+        </w:rPr>
+      </w:pPr>
+      <w:r>
+        <w:rPr>
+          <w:rFonts w:hint="eastAsia" w:ascii="宋体" w:hAnsi="宋体" w:eastAsia="宋体" w:cs="宋体"/>
         </w:rPr>
         <w:t>个人的相册及经历时间线板块</w:t>
       </w:r>
@@ -1531,43 +1572,29 @@
       <w:pPr>
         <w:numPr>
           <w:ilvl w:val="0"/>
-          <w:numId w:val="2"/>
+          <w:numId w:val="3"/>
         </w:numPr>
         <w:spacing w:line="360" w:lineRule="auto"/>
         <w:rPr>
-          <w:rFonts w:ascii="宋体" w:eastAsia="宋体" w:hAnsi="宋体" w:cs="宋体"/>
-        </w:rPr>
-      </w:pPr>
-      <w:r>
-        <w:rPr>
-          <w:rFonts w:ascii="宋体" w:eastAsia="宋体" w:hAnsi="宋体" w:cs="宋体" w:hint="eastAsia"/>
-        </w:rPr>
-        <w:t>用户可以上</w:t>
-      </w:r>
-      <w:proofErr w:type="gramStart"/>
-      <w:r>
-        <w:rPr>
-          <w:rFonts w:ascii="宋体" w:eastAsia="宋体" w:hAnsi="宋体" w:cs="宋体" w:hint="eastAsia"/>
-        </w:rPr>
-        <w:t>传图片</w:t>
-      </w:r>
-      <w:proofErr w:type="gramEnd"/>
-      <w:r>
-        <w:rPr>
-          <w:rFonts w:ascii="宋体" w:eastAsia="宋体" w:hAnsi="宋体" w:cs="宋体" w:hint="eastAsia"/>
-        </w:rPr>
-        <w:t>及进行文字编辑</w:t>
+          <w:rFonts w:ascii="宋体" w:hAnsi="宋体" w:eastAsia="宋体" w:cs="宋体"/>
+        </w:rPr>
+      </w:pPr>
+      <w:r>
+        <w:rPr>
+          <w:rFonts w:hint="eastAsia" w:ascii="宋体" w:hAnsi="宋体" w:eastAsia="宋体" w:cs="宋体"/>
+        </w:rPr>
+        <w:t>用户可以上传图片及进行文字编辑</w:t>
       </w:r>
     </w:p>
     <w:p>
       <w:pPr>
         <w:numPr>
           <w:ilvl w:val="0"/>
-          <w:numId w:val="2"/>
+          <w:numId w:val="3"/>
         </w:numPr>
         <w:spacing w:line="360" w:lineRule="auto"/>
         <w:rPr>
-          <w:rFonts w:ascii="宋体" w:eastAsia="宋体" w:hAnsi="宋体" w:cs="宋体"/>
+          <w:rFonts w:ascii="宋体" w:hAnsi="宋体" w:eastAsia="宋体" w:cs="宋体"/>
           <w:color w:val="374151"/>
           <w:sz w:val="19"/>
           <w:szCs w:val="19"/>
@@ -1575,23 +1602,9 @@
       </w:pPr>
       <w:r>
         <w:rPr>
-          <w:rFonts w:ascii="宋体" w:eastAsia="宋体" w:hAnsi="宋体" w:cs="宋体" w:hint="eastAsia"/>
-        </w:rPr>
-        <w:t>图片动态相册:当访客点击任意图片时，可以展开为一个全屏幕</w:t>
-      </w:r>
-      <w:proofErr w:type="gramStart"/>
-      <w:r>
-        <w:rPr>
-          <w:rFonts w:ascii="宋体" w:eastAsia="宋体" w:hAnsi="宋体" w:cs="宋体" w:hint="eastAsia"/>
-        </w:rPr>
-        <w:t>的轮播相册</w:t>
-      </w:r>
-      <w:proofErr w:type="gramEnd"/>
-      <w:r>
-        <w:rPr>
-          <w:rFonts w:ascii="宋体" w:eastAsia="宋体" w:hAnsi="宋体" w:cs="宋体" w:hint="eastAsia"/>
-        </w:rPr>
-        <w:t>，用户可以在其中浏览所有图片。</w:t>
+          <w:rFonts w:hint="eastAsia" w:ascii="宋体" w:hAnsi="宋体" w:eastAsia="宋体" w:cs="宋体"/>
+        </w:rPr>
+        <w:t>图片动态相册:当访客点击任意图片时，可以展开为一个全屏幕的轮播相册，用户可以在其中浏览所有图片。</w:t>
       </w:r>
     </w:p>
     <w:p>
@@ -1599,7 +1612,7 @@
         <w:spacing w:line="360" w:lineRule="auto"/>
         <w:jc w:val="center"/>
         <w:rPr>
-          <w:rFonts w:ascii="宋体" w:eastAsia="宋体" w:hAnsi="宋体" w:cs="宋体"/>
+          <w:rFonts w:ascii="宋体" w:hAnsi="宋体" w:eastAsia="宋体" w:cs="宋体"/>
           <w:color w:val="374151"/>
           <w:sz w:val="19"/>
           <w:szCs w:val="19"/>
@@ -1607,11 +1620,10 @@
       </w:pPr>
       <w:r>
         <w:rPr>
-          <w:rFonts w:ascii="宋体" w:eastAsia="宋体" w:hAnsi="宋体"/>
-          <w:noProof/>
+          <w:rFonts w:ascii="宋体" w:hAnsi="宋体" w:eastAsia="宋体"/>
         </w:rPr>
         <w:drawing>
-          <wp:inline distT="0" distB="0" distL="114300" distR="114300" wp14:anchorId="2A31452D" wp14:editId="3F379852">
+          <wp:inline distT="0" distB="0" distL="114300" distR="114300">
             <wp:extent cx="3067050" cy="2789555"/>
             <wp:effectExtent l="0" t="0" r="11430" b="14605"/>
             <wp:docPr id="6" name="图片 2"/>
@@ -1628,7 +1640,7 @@
                     </pic:cNvPicPr>
                   </pic:nvPicPr>
                   <pic:blipFill>
-                    <a:blip r:embed="rId11"/>
+                    <a:blip r:embed="rId10"/>
                     <a:stretch>
                       <a:fillRect/>
                     </a:stretch>
@@ -1657,18 +1669,17 @@
       <w:pPr>
         <w:numPr>
           <w:ilvl w:val="0"/>
-          <w:numId w:val="2"/>
+          <w:numId w:val="3"/>
         </w:numPr>
         <w:spacing w:line="360" w:lineRule="auto"/>
         <w:rPr>
-          <w:rFonts w:ascii="宋体" w:eastAsia="宋体" w:hAnsi="宋体" w:cs="宋体"/>
-        </w:rPr>
-      </w:pPr>
-      <w:r>
-        <w:rPr>
-          <w:rFonts w:ascii="宋体" w:eastAsia="宋体" w:hAnsi="宋体" w:cs="宋体" w:hint="eastAsia"/>
-        </w:rPr>
-        <w:lastRenderedPageBreak/>
+          <w:rFonts w:ascii="宋体" w:hAnsi="宋体" w:eastAsia="宋体" w:cs="宋体"/>
+        </w:rPr>
+      </w:pPr>
+      <w:r>
+        <w:rPr>
+          <w:rFonts w:hint="eastAsia" w:ascii="宋体" w:hAnsi="宋体" w:eastAsia="宋体" w:cs="宋体"/>
+        </w:rPr>
         <w:t>时间线的互动式展示：为时间轴上的每个年份添加鼠标悬停或点击事件，显示该年份的重要事件或成就的详细描述。</w:t>
       </w:r>
     </w:p>
@@ -1677,18 +1688,17 @@
         <w:spacing w:line="360" w:lineRule="auto"/>
         <w:jc w:val="center"/>
         <w:rPr>
-          <w:rFonts w:ascii="宋体" w:eastAsia="宋体" w:hAnsi="宋体" w:cs="宋体"/>
+          <w:rFonts w:ascii="宋体" w:hAnsi="宋体" w:eastAsia="宋体" w:cs="宋体"/>
           <w:b/>
           <w:bCs/>
         </w:rPr>
       </w:pPr>
       <w:r>
         <w:rPr>
-          <w:rFonts w:ascii="宋体" w:eastAsia="宋体" w:hAnsi="宋体"/>
-          <w:noProof/>
+          <w:rFonts w:ascii="宋体" w:hAnsi="宋体" w:eastAsia="宋体"/>
         </w:rPr>
         <w:drawing>
-          <wp:inline distT="0" distB="0" distL="114300" distR="114300" wp14:anchorId="52DB493B" wp14:editId="419550DF">
+          <wp:inline distT="0" distB="0" distL="114300" distR="114300">
             <wp:extent cx="3950970" cy="1935480"/>
             <wp:effectExtent l="0" t="0" r="11430" b="0"/>
             <wp:docPr id="7" name="图片 3"/>
@@ -1705,7 +1715,7 @@
                     </pic:cNvPicPr>
                   </pic:nvPicPr>
                   <pic:blipFill>
-                    <a:blip r:embed="rId12"/>
+                    <a:blip r:embed="rId11"/>
                     <a:stretch>
                       <a:fillRect/>
                     </a:stretch>
@@ -1734,7 +1744,7 @@
       <w:pPr>
         <w:spacing w:line="360" w:lineRule="auto"/>
         <w:rPr>
-          <w:rFonts w:ascii="宋体" w:eastAsia="宋体" w:hAnsi="宋体" w:cs="宋体"/>
+          <w:rFonts w:ascii="宋体" w:hAnsi="宋体" w:eastAsia="宋体" w:cs="宋体"/>
           <w:b/>
           <w:bCs/>
         </w:rPr>
@@ -1744,44 +1754,44 @@
       <w:pPr>
         <w:spacing w:line="360" w:lineRule="auto"/>
         <w:rPr>
-          <w:rFonts w:ascii="宋体" w:eastAsia="宋体" w:hAnsi="宋体" w:cs="宋体"/>
-        </w:rPr>
-      </w:pPr>
-      <w:r>
-        <w:rPr>
-          <w:rFonts w:ascii="宋体" w:eastAsia="宋体" w:hAnsi="宋体" w:cs="宋体" w:hint="eastAsia"/>
+          <w:rFonts w:ascii="宋体" w:hAnsi="宋体" w:eastAsia="宋体" w:cs="宋体"/>
+        </w:rPr>
+      </w:pPr>
+      <w:r>
+        <w:rPr>
+          <w:rFonts w:hint="eastAsia" w:ascii="宋体" w:hAnsi="宋体" w:eastAsia="宋体" w:cs="宋体"/>
         </w:rPr>
         <w:t>2</w:t>
       </w:r>
       <w:r>
         <w:rPr>
-          <w:rFonts w:ascii="宋体" w:eastAsia="宋体" w:hAnsi="宋体" w:cs="宋体"/>
+          <w:rFonts w:ascii="宋体" w:hAnsi="宋体" w:eastAsia="宋体" w:cs="宋体"/>
         </w:rPr>
         <w:t>.1.5</w:t>
       </w:r>
       <w:r>
         <w:rPr>
-          <w:rFonts w:ascii="宋体" w:eastAsia="宋体" w:hAnsi="宋体" w:cs="宋体" w:hint="eastAsia"/>
+          <w:rFonts w:hint="eastAsia" w:ascii="宋体" w:hAnsi="宋体" w:eastAsia="宋体" w:cs="宋体"/>
         </w:rPr>
         <w:t>留言板</w:t>
       </w:r>
     </w:p>
     <w:p>
       <w:pPr>
-        <w:pStyle w:val="ae"/>
+        <w:pStyle w:val="21"/>
         <w:numPr>
           <w:ilvl w:val="0"/>
-          <w:numId w:val="13"/>
+          <w:numId w:val="4"/>
         </w:numPr>
         <w:spacing w:line="360" w:lineRule="auto"/>
         <w:ind w:firstLineChars="0"/>
         <w:rPr>
-          <w:rFonts w:ascii="宋体" w:eastAsia="宋体" w:hAnsi="宋体" w:cs="宋体"/>
-        </w:rPr>
-      </w:pPr>
-      <w:r>
-        <w:rPr>
-          <w:rFonts w:ascii="宋体" w:eastAsia="宋体" w:hAnsi="宋体" w:cs="宋体" w:hint="eastAsia"/>
+          <w:rFonts w:ascii="宋体" w:hAnsi="宋体" w:eastAsia="宋体" w:cs="宋体"/>
+        </w:rPr>
+      </w:pPr>
+      <w:r>
+        <w:rPr>
+          <w:rFonts w:hint="eastAsia" w:ascii="宋体" w:hAnsi="宋体" w:eastAsia="宋体" w:cs="宋体"/>
         </w:rPr>
         <w:t>用户留言：</w:t>
       </w:r>
@@ -1790,12 +1800,12 @@
       <w:pPr>
         <w:spacing w:line="360" w:lineRule="auto"/>
         <w:rPr>
-          <w:rFonts w:ascii="宋体" w:eastAsia="宋体" w:hAnsi="宋体" w:cs="宋体"/>
-        </w:rPr>
-      </w:pPr>
-      <w:r>
-        <w:rPr>
-          <w:rFonts w:ascii="宋体" w:eastAsia="宋体" w:hAnsi="宋体" w:cs="宋体" w:hint="eastAsia"/>
+          <w:rFonts w:ascii="宋体" w:hAnsi="宋体" w:eastAsia="宋体" w:cs="宋体"/>
+        </w:rPr>
+      </w:pPr>
+      <w:r>
+        <w:rPr>
+          <w:rFonts w:hint="eastAsia" w:ascii="宋体" w:hAnsi="宋体" w:eastAsia="宋体" w:cs="宋体"/>
         </w:rPr>
         <w:t>访客可以通过留言板提交个人信息和留言内容。</w:t>
       </w:r>
@@ -1804,32 +1814,32 @@
       <w:pPr>
         <w:spacing w:line="360" w:lineRule="auto"/>
         <w:rPr>
-          <w:rFonts w:ascii="宋体" w:eastAsia="宋体" w:hAnsi="宋体" w:cs="宋体"/>
-        </w:rPr>
-      </w:pPr>
-      <w:r>
-        <w:rPr>
-          <w:rFonts w:ascii="宋体" w:eastAsia="宋体" w:hAnsi="宋体" w:cs="宋体" w:hint="eastAsia"/>
+          <w:rFonts w:ascii="宋体" w:hAnsi="宋体" w:eastAsia="宋体" w:cs="宋体"/>
+        </w:rPr>
+      </w:pPr>
+      <w:r>
+        <w:rPr>
+          <w:rFonts w:hint="eastAsia" w:ascii="宋体" w:hAnsi="宋体" w:eastAsia="宋体" w:cs="宋体"/>
         </w:rPr>
         <w:t>用户可单机提交按钮提交留言信息</w:t>
       </w:r>
     </w:p>
     <w:p>
       <w:pPr>
-        <w:pStyle w:val="ae"/>
+        <w:pStyle w:val="21"/>
         <w:numPr>
           <w:ilvl w:val="0"/>
-          <w:numId w:val="13"/>
+          <w:numId w:val="4"/>
         </w:numPr>
         <w:spacing w:line="360" w:lineRule="auto"/>
         <w:ind w:firstLineChars="0"/>
         <w:rPr>
-          <w:rFonts w:ascii="宋体" w:eastAsia="宋体" w:hAnsi="宋体" w:cs="宋体"/>
-        </w:rPr>
-      </w:pPr>
-      <w:r>
-        <w:rPr>
-          <w:rFonts w:ascii="宋体" w:eastAsia="宋体" w:hAnsi="宋体" w:cs="宋体" w:hint="eastAsia"/>
+          <w:rFonts w:ascii="宋体" w:hAnsi="宋体" w:eastAsia="宋体" w:cs="宋体"/>
+        </w:rPr>
+      </w:pPr>
+      <w:r>
+        <w:rPr>
+          <w:rFonts w:hint="eastAsia" w:ascii="宋体" w:hAnsi="宋体" w:eastAsia="宋体" w:cs="宋体"/>
         </w:rPr>
         <w:t>即时反馈：</w:t>
       </w:r>
@@ -1838,32 +1848,32 @@
       <w:pPr>
         <w:spacing w:line="360" w:lineRule="auto"/>
         <w:rPr>
-          <w:rFonts w:ascii="宋体" w:eastAsia="宋体" w:hAnsi="宋体" w:cs="宋体"/>
-        </w:rPr>
-      </w:pPr>
-      <w:r>
-        <w:rPr>
-          <w:rFonts w:ascii="宋体" w:eastAsia="宋体" w:hAnsi="宋体" w:cs="宋体" w:hint="eastAsia"/>
+          <w:rFonts w:ascii="宋体" w:hAnsi="宋体" w:eastAsia="宋体" w:cs="宋体"/>
+        </w:rPr>
+      </w:pPr>
+      <w:r>
+        <w:rPr>
+          <w:rFonts w:hint="eastAsia" w:ascii="宋体" w:hAnsi="宋体" w:eastAsia="宋体" w:cs="宋体"/>
         </w:rPr>
         <w:t>用户提交留言后，系统会立即反馈成功信息，提供友好的用户体验。</w:t>
       </w:r>
     </w:p>
     <w:p>
       <w:pPr>
-        <w:pStyle w:val="ae"/>
+        <w:pStyle w:val="21"/>
         <w:numPr>
           <w:ilvl w:val="0"/>
-          <w:numId w:val="13"/>
+          <w:numId w:val="4"/>
         </w:numPr>
         <w:spacing w:line="360" w:lineRule="auto"/>
         <w:ind w:firstLineChars="0"/>
         <w:rPr>
-          <w:rFonts w:ascii="宋体" w:eastAsia="宋体" w:hAnsi="宋体" w:cs="宋体"/>
-        </w:rPr>
-      </w:pPr>
-      <w:r>
-        <w:rPr>
-          <w:rFonts w:ascii="宋体" w:eastAsia="宋体" w:hAnsi="宋体" w:cs="宋体" w:hint="eastAsia"/>
+          <w:rFonts w:ascii="宋体" w:hAnsi="宋体" w:eastAsia="宋体" w:cs="宋体"/>
+        </w:rPr>
+      </w:pPr>
+      <w:r>
+        <w:rPr>
+          <w:rFonts w:hint="eastAsia" w:ascii="宋体" w:hAnsi="宋体" w:eastAsia="宋体" w:cs="宋体"/>
         </w:rPr>
         <w:t>后端数据库存储：</w:t>
       </w:r>
@@ -1872,12 +1882,12 @@
       <w:pPr>
         <w:spacing w:line="360" w:lineRule="auto"/>
         <w:rPr>
-          <w:rFonts w:ascii="宋体" w:eastAsia="宋体" w:hAnsi="宋体" w:cs="宋体"/>
-        </w:rPr>
-      </w:pPr>
-      <w:r>
-        <w:rPr>
-          <w:rFonts w:ascii="宋体" w:eastAsia="宋体" w:hAnsi="宋体" w:cs="宋体" w:hint="eastAsia"/>
+          <w:rFonts w:ascii="宋体" w:hAnsi="宋体" w:eastAsia="宋体" w:cs="宋体"/>
+        </w:rPr>
+      </w:pPr>
+      <w:r>
+        <w:rPr>
+          <w:rFonts w:hint="eastAsia" w:ascii="宋体" w:hAnsi="宋体" w:eastAsia="宋体" w:cs="宋体"/>
         </w:rPr>
         <w:t>留言内容和用户信息会被安全地存储在后端数据库中。</w:t>
       </w:r>
@@ -1886,28 +1896,14 @@
       <w:pPr>
         <w:spacing w:line="360" w:lineRule="auto"/>
         <w:rPr>
-          <w:rFonts w:ascii="宋体" w:eastAsia="宋体" w:hAnsi="宋体" w:cs="宋体"/>
-        </w:rPr>
-      </w:pPr>
-      <w:r>
-        <w:rPr>
-          <w:rFonts w:ascii="宋体" w:eastAsia="宋体" w:hAnsi="宋体" w:cs="宋体" w:hint="eastAsia"/>
-        </w:rPr>
-        <w:t>这确保了数据的持久性，使得留言信息在博</w:t>
-      </w:r>
-      <w:proofErr w:type="gramStart"/>
-      <w:r>
-        <w:rPr>
-          <w:rFonts w:ascii="宋体" w:eastAsia="宋体" w:hAnsi="宋体" w:cs="宋体" w:hint="eastAsia"/>
-        </w:rPr>
-        <w:t>主访问其</w:t>
-      </w:r>
-      <w:proofErr w:type="gramEnd"/>
-      <w:r>
-        <w:rPr>
-          <w:rFonts w:ascii="宋体" w:eastAsia="宋体" w:hAnsi="宋体" w:cs="宋体" w:hint="eastAsia"/>
-        </w:rPr>
-        <w:t>网站时可以看到。</w:t>
+          <w:rFonts w:ascii="宋体" w:hAnsi="宋体" w:eastAsia="宋体" w:cs="宋体"/>
+        </w:rPr>
+      </w:pPr>
+      <w:r>
+        <w:rPr>
+          <w:rFonts w:hint="eastAsia" w:ascii="宋体" w:hAnsi="宋体" w:eastAsia="宋体" w:cs="宋体"/>
+        </w:rPr>
+        <w:t>这确保了数据的持久性，使得留言信息在博主访问其网站时可以看到。</w:t>
       </w:r>
     </w:p>
     <w:p>
@@ -1915,16 +1911,15 @@
         <w:spacing w:line="360" w:lineRule="auto"/>
         <w:jc w:val="center"/>
         <w:rPr>
-          <w:rFonts w:ascii="宋体" w:eastAsia="宋体" w:hAnsi="宋体"/>
-        </w:rPr>
-      </w:pPr>
-      <w:r>
-        <w:rPr>
-          <w:rFonts w:ascii="宋体" w:eastAsia="宋体" w:hAnsi="宋体"/>
-          <w:noProof/>
+          <w:rFonts w:ascii="宋体" w:hAnsi="宋体" w:eastAsia="宋体"/>
+        </w:rPr>
+      </w:pPr>
+      <w:r>
+        <w:rPr>
+          <w:rFonts w:ascii="宋体" w:hAnsi="宋体" w:eastAsia="宋体"/>
         </w:rPr>
         <w:drawing>
-          <wp:inline distT="0" distB="0" distL="114300" distR="114300" wp14:anchorId="184C5F32" wp14:editId="44ECAF05">
+          <wp:inline distT="0" distB="0" distL="114300" distR="114300">
             <wp:extent cx="4819015" cy="2603500"/>
             <wp:effectExtent l="0" t="0" r="12065" b="2540"/>
             <wp:docPr id="2" name="图片 2"/>
@@ -1941,7 +1936,7 @@
                     </pic:cNvPicPr>
                   </pic:nvPicPr>
                   <pic:blipFill>
-                    <a:blip r:embed="rId13"/>
+                    <a:blip r:embed="rId12"/>
                     <a:stretch>
                       <a:fillRect/>
                     </a:stretch>
@@ -1968,40 +1963,39 @@
     </w:p>
     <w:p>
       <w:pPr>
-        <w:pStyle w:val="2"/>
+        <w:pStyle w:val="3"/>
         <w:numPr>
           <w:ilvl w:val="1"/>
           <w:numId w:val="1"/>
         </w:numPr>
         <w:spacing w:line="360" w:lineRule="auto"/>
         <w:rPr>
-          <w:rFonts w:ascii="宋体" w:eastAsia="宋体" w:hAnsi="宋体"/>
+          <w:rFonts w:ascii="宋体" w:hAnsi="宋体" w:eastAsia="宋体"/>
           <w:sz w:val="24"/>
           <w:szCs w:val="24"/>
         </w:rPr>
       </w:pPr>
       <w:r>
         <w:rPr>
-          <w:rFonts w:ascii="宋体" w:eastAsia="宋体" w:hAnsi="宋体" w:hint="eastAsia"/>
+          <w:rFonts w:hint="eastAsia" w:ascii="宋体" w:hAnsi="宋体" w:eastAsia="宋体"/>
           <w:sz w:val="24"/>
           <w:szCs w:val="24"/>
         </w:rPr>
-        <w:lastRenderedPageBreak/>
         <w:t>系统设计</w:t>
       </w:r>
     </w:p>
     <w:p>
       <w:pPr>
         <w:spacing w:line="360" w:lineRule="auto"/>
-        <w:ind w:firstLineChars="200" w:firstLine="420"/>
-        <w:rPr>
-          <w:rFonts w:ascii="宋体" w:eastAsia="宋体" w:hAnsi="宋体"/>
+        <w:ind w:firstLine="420" w:firstLineChars="200"/>
+        <w:rPr>
+          <w:rFonts w:ascii="宋体" w:hAnsi="宋体" w:eastAsia="宋体"/>
           <w:color w:val="FF0000"/>
         </w:rPr>
       </w:pPr>
       <w:r>
         <w:rPr>
-          <w:rFonts w:ascii="宋体" w:eastAsia="宋体" w:hAnsi="宋体" w:hint="eastAsia"/>
+          <w:rFonts w:hint="eastAsia" w:ascii="宋体" w:hAnsi="宋体" w:eastAsia="宋体"/>
           <w:color w:val="FF0000"/>
         </w:rPr>
         <w:t>系统运行的逻辑和关键设计</w:t>
@@ -2010,15 +2004,15 @@
     <w:p>
       <w:pPr>
         <w:spacing w:line="360" w:lineRule="auto"/>
-        <w:ind w:firstLineChars="200" w:firstLine="420"/>
-        <w:rPr>
-          <w:rFonts w:ascii="宋体" w:eastAsia="宋体" w:hAnsi="宋体"/>
+        <w:ind w:firstLine="420" w:firstLineChars="200"/>
+        <w:rPr>
+          <w:rFonts w:ascii="宋体" w:hAnsi="宋体" w:eastAsia="宋体"/>
           <w:color w:val="FF0000"/>
         </w:rPr>
       </w:pPr>
       <w:r>
         <w:rPr>
-          <w:rFonts w:ascii="宋体" w:eastAsia="宋体" w:hAnsi="宋体" w:hint="eastAsia"/>
+          <w:rFonts w:hint="eastAsia" w:ascii="宋体" w:hAnsi="宋体" w:eastAsia="宋体"/>
           <w:color w:val="FF0000"/>
         </w:rPr>
         <w:t>系统架构</w:t>
@@ -2027,15 +2021,15 @@
     <w:p>
       <w:pPr>
         <w:spacing w:line="360" w:lineRule="auto"/>
-        <w:ind w:firstLineChars="200" w:firstLine="420"/>
-        <w:rPr>
-          <w:rFonts w:ascii="宋体" w:eastAsia="宋体" w:hAnsi="宋体"/>
+        <w:ind w:firstLine="420" w:firstLineChars="200"/>
+        <w:rPr>
+          <w:rFonts w:ascii="宋体" w:hAnsi="宋体" w:eastAsia="宋体"/>
           <w:color w:val="FF0000"/>
         </w:rPr>
       </w:pPr>
       <w:r>
         <w:rPr>
-          <w:rFonts w:ascii="宋体" w:eastAsia="宋体" w:hAnsi="宋体" w:hint="eastAsia"/>
+          <w:rFonts w:hint="eastAsia" w:ascii="宋体" w:hAnsi="宋体" w:eastAsia="宋体"/>
           <w:color w:val="FF0000"/>
         </w:rPr>
         <w:t>逻辑流程</w:t>
@@ -2044,15 +2038,15 @@
     <w:p>
       <w:pPr>
         <w:spacing w:line="360" w:lineRule="auto"/>
-        <w:ind w:firstLineChars="200" w:firstLine="420"/>
-        <w:rPr>
-          <w:rFonts w:ascii="宋体" w:eastAsia="宋体" w:hAnsi="宋体"/>
+        <w:ind w:firstLine="420" w:firstLineChars="200"/>
+        <w:rPr>
+          <w:rFonts w:ascii="宋体" w:hAnsi="宋体" w:eastAsia="宋体"/>
           <w:color w:val="FF0000"/>
         </w:rPr>
       </w:pPr>
       <w:r>
         <w:rPr>
-          <w:rFonts w:ascii="宋体" w:eastAsia="宋体" w:hAnsi="宋体" w:hint="eastAsia"/>
+          <w:rFonts w:hint="eastAsia" w:ascii="宋体" w:hAnsi="宋体" w:eastAsia="宋体"/>
           <w:color w:val="FF0000"/>
         </w:rPr>
         <w:t>通信协议</w:t>
@@ -2060,23 +2054,27 @@
     </w:p>
     <w:p>
       <w:pPr>
-        <w:pStyle w:val="1"/>
+        <w:pStyle w:val="2"/>
         <w:numPr>
           <w:ilvl w:val="0"/>
           <w:numId w:val="1"/>
         </w:numPr>
         <w:spacing w:line="360" w:lineRule="auto"/>
         <w:rPr>
-          <w:rStyle w:val="ad"/>
-          <w:rFonts w:ascii="宋体" w:eastAsia="宋体" w:hAnsi="宋体"/>
+          <w:rStyle w:val="14"/>
+          <w:rFonts w:ascii="宋体" w:hAnsi="宋体" w:eastAsia="宋体"/>
+          <w:b w:val="0"/>
+          <w:bCs w:val="0"/>
           <w:sz w:val="28"/>
           <w:szCs w:val="28"/>
         </w:rPr>
       </w:pPr>
       <w:r>
         <w:rPr>
-          <w:rStyle w:val="ad"/>
-          <w:rFonts w:ascii="宋体" w:eastAsia="宋体" w:hAnsi="宋体" w:hint="eastAsia"/>
+          <w:rStyle w:val="14"/>
+          <w:rFonts w:hint="eastAsia" w:ascii="宋体" w:hAnsi="宋体" w:eastAsia="宋体"/>
+          <w:b w:val="0"/>
+          <w:bCs w:val="0"/>
           <w:sz w:val="28"/>
           <w:szCs w:val="28"/>
         </w:rPr>
@@ -2087,18 +2085,18 @@
       <w:pPr>
         <w:spacing w:line="360" w:lineRule="auto"/>
         <w:rPr>
-          <w:rFonts w:ascii="宋体" w:eastAsia="宋体" w:hAnsi="宋体"/>
-        </w:rPr>
-      </w:pPr>
-      <w:r>
-        <w:rPr>
-          <w:rFonts w:ascii="宋体" w:eastAsia="宋体" w:hAnsi="宋体"/>
+          <w:rFonts w:ascii="宋体" w:hAnsi="宋体" w:eastAsia="宋体"/>
+        </w:rPr>
+      </w:pPr>
+      <w:r>
+        <w:rPr>
+          <w:rFonts w:ascii="宋体" w:hAnsi="宋体" w:eastAsia="宋体"/>
         </w:rPr>
         <w:t>3.1</w:t>
       </w:r>
       <w:r>
         <w:rPr>
-          <w:rFonts w:ascii="宋体" w:eastAsia="宋体" w:hAnsi="宋体" w:hint="eastAsia"/>
+          <w:rFonts w:hint="eastAsia" w:ascii="宋体" w:hAnsi="宋体" w:eastAsia="宋体"/>
         </w:rPr>
         <w:t>【首页】功能实现</w:t>
       </w:r>
@@ -2107,599 +2105,268 @@
       <w:pPr>
         <w:spacing w:line="360" w:lineRule="auto"/>
         <w:rPr>
-          <w:rFonts w:ascii="宋体" w:eastAsia="宋体" w:hAnsi="宋体"/>
-        </w:rPr>
-      </w:pPr>
-      <w:r>
-        <w:rPr>
-          <w:rFonts w:ascii="宋体" w:eastAsia="宋体" w:hAnsi="宋体" w:hint="eastAsia"/>
+          <w:rFonts w:ascii="宋体" w:hAnsi="宋体" w:eastAsia="宋体"/>
+        </w:rPr>
+      </w:pPr>
+      <w:r>
+        <w:rPr>
+          <w:rFonts w:hint="eastAsia" w:ascii="宋体" w:hAnsi="宋体" w:eastAsia="宋体"/>
         </w:rPr>
         <w:t>3</w:t>
       </w:r>
       <w:r>
         <w:rPr>
-          <w:rFonts w:ascii="宋体" w:eastAsia="宋体" w:hAnsi="宋体"/>
+          <w:rFonts w:ascii="宋体" w:hAnsi="宋体" w:eastAsia="宋体"/>
         </w:rPr>
         <w:t>.1.1</w:t>
       </w:r>
       <w:r>
         <w:rPr>
-          <w:rFonts w:ascii="宋体" w:eastAsia="宋体" w:hAnsi="宋体" w:hint="eastAsia"/>
+          <w:rFonts w:hint="eastAsia" w:ascii="宋体" w:hAnsi="宋体" w:eastAsia="宋体"/>
         </w:rPr>
         <w:t>顶部滚动条</w:t>
       </w:r>
     </w:p>
     <w:p>
       <w:pPr>
-        <w:pStyle w:val="ae"/>
-        <w:numPr>
-          <w:ilvl w:val="0"/>
-          <w:numId w:val="13"/>
-        </w:numPr>
-        <w:spacing w:line="360" w:lineRule="auto"/>
-        <w:ind w:firstLineChars="0"/>
-        <w:rPr>
-          <w:rFonts w:ascii="宋体" w:eastAsia="宋体" w:hAnsi="宋体"/>
-        </w:rPr>
-      </w:pPr>
-      <w:r>
-        <w:rPr>
-          <w:rFonts w:ascii="宋体" w:eastAsia="宋体" w:hAnsi="宋体"/>
-        </w:rPr>
-        <w:t>HTML</w:t>
-      </w:r>
-      <w:r>
-        <w:rPr>
-          <w:rFonts w:ascii="宋体" w:eastAsia="宋体" w:hAnsi="宋体" w:hint="eastAsia"/>
-        </w:rPr>
-        <w:t>结构：</w:t>
-      </w:r>
-      <w:r>
-        <w:rPr>
-          <w:rFonts w:ascii="宋体" w:eastAsia="宋体" w:hAnsi="宋体"/>
-        </w:rPr>
-        <w:t>创建一个用于包裹滚动图片内容</w:t>
-      </w:r>
-      <w:r>
-        <w:rPr>
-          <w:rFonts w:ascii="宋体" w:eastAsia="宋体" w:hAnsi="宋体" w:hint="eastAsia"/>
-        </w:rPr>
-        <w:t>的</w:t>
-      </w:r>
-      <w:r>
-        <w:rPr>
-          <w:rFonts w:ascii="宋体" w:eastAsia="宋体" w:hAnsi="宋体"/>
-        </w:rPr>
-        <w:t>容器。</w:t>
-      </w:r>
-    </w:p>
-    <w:p>
-      <w:pPr>
-        <w:pStyle w:val="ae"/>
-        <w:numPr>
-          <w:ilvl w:val="0"/>
-          <w:numId w:val="13"/>
-        </w:numPr>
-        <w:spacing w:line="360" w:lineRule="auto"/>
-        <w:ind w:firstLineChars="0"/>
-        <w:rPr>
-          <w:rFonts w:ascii="宋体" w:eastAsia="宋体" w:hAnsi="宋体" w:hint="eastAsia"/>
-        </w:rPr>
-      </w:pPr>
-      <w:r>
-        <w:rPr>
-          <w:rFonts w:ascii="宋体" w:eastAsia="宋体" w:hAnsi="宋体"/>
-        </w:rPr>
-        <w:t>CSS样式：设置容器的宽度、高度和溢出属性</w:t>
-      </w:r>
-      <w:r>
-        <w:rPr>
-          <w:rFonts w:ascii="宋体" w:eastAsia="宋体" w:hAnsi="宋体" w:hint="eastAsia"/>
-        </w:rPr>
-        <w:t>，并</w:t>
-      </w:r>
-      <w:r>
-        <w:rPr>
-          <w:rFonts w:ascii="宋体" w:eastAsia="宋体" w:hAnsi="宋体"/>
-        </w:rPr>
-        <w:t>设置滚动图片的布局和样式。</w:t>
-      </w:r>
-    </w:p>
-    <w:p>
-      <w:pPr>
-        <w:pStyle w:val="ae"/>
-        <w:numPr>
-          <w:ilvl w:val="0"/>
-          <w:numId w:val="13"/>
-        </w:numPr>
-        <w:spacing w:line="360" w:lineRule="auto"/>
-        <w:ind w:firstLineChars="0"/>
-        <w:rPr>
-          <w:rFonts w:ascii="宋体" w:eastAsia="宋体" w:hAnsi="宋体"/>
-        </w:rPr>
-      </w:pPr>
-      <w:r>
-        <w:rPr>
-          <w:rFonts w:ascii="宋体" w:eastAsia="宋体" w:hAnsi="宋体"/>
-        </w:rPr>
-        <w:t>JavaScript：</w:t>
-      </w:r>
-      <w:r>
-        <w:rPr>
-          <w:rFonts w:ascii="宋体" w:eastAsia="宋体" w:hAnsi="宋体" w:hint="eastAsia"/>
-        </w:rPr>
-        <w:t>实现滚动逻辑，通过</w:t>
-      </w:r>
-      <w:r>
-        <w:rPr>
-          <w:rFonts w:ascii="宋体" w:eastAsia="宋体" w:hAnsi="宋体"/>
-        </w:rPr>
-        <w:t>改变图片的位置属性来</w:t>
-      </w:r>
-      <w:r>
-        <w:rPr>
-          <w:rFonts w:ascii="宋体" w:eastAsia="宋体" w:hAnsi="宋体" w:hint="eastAsia"/>
-        </w:rPr>
-        <w:t>体现</w:t>
-      </w:r>
-      <w:r>
-        <w:rPr>
-          <w:rFonts w:ascii="宋体" w:eastAsia="宋体" w:hAnsi="宋体"/>
-        </w:rPr>
-        <w:t>滚动效果。</w:t>
-      </w:r>
-    </w:p>
-    <w:p>
-      <w:pPr>
-        <w:spacing w:line="360" w:lineRule="auto"/>
-        <w:rPr>
-          <w:rFonts w:ascii="宋体" w:eastAsia="宋体" w:hAnsi="宋体"/>
-        </w:rPr>
-      </w:pPr>
-      <w:r>
-        <w:rPr>
-          <w:rFonts w:ascii="宋体" w:eastAsia="宋体" w:hAnsi="宋体" w:hint="eastAsia"/>
-        </w:rPr>
-        <w:t>3</w:t>
-      </w:r>
-      <w:r>
-        <w:rPr>
-          <w:rFonts w:ascii="宋体" w:eastAsia="宋体" w:hAnsi="宋体"/>
-        </w:rPr>
-        <w:t>.</w:t>
-      </w:r>
-      <w:r>
-        <w:rPr>
-          <w:rFonts w:ascii="宋体" w:eastAsia="宋体" w:hAnsi="宋体"/>
-        </w:rPr>
-        <w:t>1.2</w:t>
-      </w:r>
-      <w:r>
-        <w:rPr>
-          <w:rFonts w:ascii="宋体" w:eastAsia="宋体" w:hAnsi="宋体"/>
-        </w:rPr>
-        <w:t xml:space="preserve"> </w:t>
-      </w:r>
-      <w:r>
-        <w:rPr>
-          <w:rFonts w:ascii="宋体" w:eastAsia="宋体" w:hAnsi="宋体" w:hint="eastAsia"/>
-        </w:rPr>
-        <w:t>&lt;这就是我</w:t>
-      </w:r>
-      <w:r>
-        <w:rPr>
-          <w:rFonts w:ascii="宋体" w:eastAsia="宋体" w:hAnsi="宋体"/>
-        </w:rPr>
-        <w:t>&gt;</w:t>
-      </w:r>
-      <w:r>
-        <w:rPr>
-          <w:rFonts w:ascii="宋体" w:eastAsia="宋体" w:hAnsi="宋体" w:hint="eastAsia"/>
-        </w:rPr>
-        <w:t>跳转页面</w:t>
-      </w:r>
-    </w:p>
-    <w:p>
-      <w:pPr>
-        <w:pStyle w:val="ae"/>
-        <w:numPr>
-          <w:ilvl w:val="0"/>
-          <w:numId w:val="14"/>
-        </w:numPr>
-        <w:spacing w:line="360" w:lineRule="auto"/>
-        <w:ind w:firstLineChars="0"/>
-        <w:rPr>
-          <w:rFonts w:ascii="宋体" w:eastAsia="宋体" w:hAnsi="宋体"/>
-        </w:rPr>
-      </w:pPr>
-      <w:r>
-        <w:rPr>
-          <w:rFonts w:ascii="宋体" w:eastAsia="宋体" w:hAnsi="宋体" w:hint="eastAsia"/>
-        </w:rPr>
-        <w:t>设置锚标签&lt;</w:t>
-      </w:r>
-      <w:r>
-        <w:rPr>
-          <w:rFonts w:ascii="宋体" w:eastAsia="宋体" w:hAnsi="宋体"/>
-        </w:rPr>
-        <w:t>a&gt;</w:t>
-      </w:r>
-      <w:r>
-        <w:rPr>
-          <w:rFonts w:ascii="宋体" w:eastAsia="宋体" w:hAnsi="宋体" w:hint="eastAsia"/>
-        </w:rPr>
-        <w:t>，将</w:t>
-      </w:r>
-      <w:proofErr w:type="spellStart"/>
-      <w:r>
-        <w:rPr>
-          <w:rFonts w:ascii="宋体" w:eastAsia="宋体" w:hAnsi="宋体" w:hint="eastAsia"/>
-        </w:rPr>
-        <w:t>h</w:t>
-      </w:r>
-      <w:r>
-        <w:rPr>
-          <w:rFonts w:ascii="宋体" w:eastAsia="宋体" w:hAnsi="宋体"/>
-        </w:rPr>
-        <w:t>ref</w:t>
-      </w:r>
-      <w:proofErr w:type="spellEnd"/>
-      <w:r>
-        <w:rPr>
-          <w:rFonts w:ascii="宋体" w:eastAsia="宋体" w:hAnsi="宋体" w:hint="eastAsia"/>
-        </w:rPr>
-        <w:t>属性设置为跳转目标页面U</w:t>
-      </w:r>
-      <w:r>
-        <w:rPr>
-          <w:rFonts w:ascii="宋体" w:eastAsia="宋体" w:hAnsi="宋体"/>
-        </w:rPr>
-        <w:t>RL</w:t>
-      </w:r>
-      <w:r>
-        <w:rPr>
-          <w:rFonts w:ascii="宋体" w:eastAsia="宋体" w:hAnsi="宋体" w:hint="eastAsia"/>
-        </w:rPr>
-        <w:t>。</w:t>
-      </w:r>
-    </w:p>
-    <w:p>
-      <w:pPr>
-        <w:spacing w:line="360" w:lineRule="auto"/>
-        <w:rPr>
-          <w:rFonts w:ascii="宋体" w:eastAsia="宋体" w:hAnsi="宋体" w:hint="eastAsia"/>
-        </w:rPr>
-      </w:pPr>
-    </w:p>
-    <w:p>
-      <w:pPr>
-        <w:spacing w:line="360" w:lineRule="auto"/>
-        <w:rPr>
-          <w:rFonts w:ascii="宋体" w:eastAsia="宋体" w:hAnsi="宋体" w:cs="宋体"/>
-        </w:rPr>
-      </w:pPr>
-      <w:r>
-        <w:rPr>
-          <w:rFonts w:ascii="宋体" w:eastAsia="宋体" w:hAnsi="宋体"/>
-        </w:rPr>
-        <w:t>3.2</w:t>
-      </w:r>
-      <w:r>
-        <w:rPr>
-          <w:rFonts w:ascii="宋体" w:eastAsia="宋体" w:hAnsi="宋体" w:cs="宋体" w:hint="eastAsia"/>
-        </w:rPr>
-        <w:t>【我的日志】功能实现</w:t>
-      </w:r>
-    </w:p>
-    <w:p>
-      <w:pPr>
+        <w:pStyle w:val="21"/>
         <w:numPr>
           <w:ilvl w:val="0"/>
           <w:numId w:val="4"/>
         </w:numPr>
         <w:spacing w:line="360" w:lineRule="auto"/>
-        <w:rPr>
-          <w:rFonts w:ascii="宋体" w:eastAsia="宋体" w:hAnsi="宋体" w:cs="宋体"/>
-        </w:rPr>
-      </w:pPr>
-      <w:r>
-        <w:rPr>
-          <w:rFonts w:ascii="宋体" w:eastAsia="宋体" w:hAnsi="宋体" w:cs="宋体" w:hint="eastAsia"/>
-        </w:rPr>
-        <w:t>通过html创建网页的基本架构，并运用</w:t>
-      </w:r>
-      <w:proofErr w:type="spellStart"/>
-      <w:r>
-        <w:rPr>
-          <w:rFonts w:ascii="宋体" w:eastAsia="宋体" w:hAnsi="宋体" w:cs="宋体" w:hint="eastAsia"/>
-        </w:rPr>
-        <w:t>css</w:t>
-      </w:r>
-      <w:proofErr w:type="spellEnd"/>
-      <w:r>
-        <w:rPr>
-          <w:rFonts w:ascii="宋体" w:eastAsia="宋体" w:hAnsi="宋体" w:cs="宋体" w:hint="eastAsia"/>
-        </w:rPr>
-        <w:t>渲染文字、图片等元素，优化美化页面布局</w:t>
-      </w:r>
-    </w:p>
-    <w:p>
-      <w:pPr>
+        <w:ind w:firstLineChars="0"/>
+        <w:rPr>
+          <w:rFonts w:ascii="宋体" w:hAnsi="宋体" w:eastAsia="宋体"/>
+        </w:rPr>
+      </w:pPr>
+      <w:r>
+        <w:rPr>
+          <w:rFonts w:ascii="宋体" w:hAnsi="宋体" w:eastAsia="宋体"/>
+        </w:rPr>
+        <w:t>HTML</w:t>
+      </w:r>
+      <w:r>
+        <w:rPr>
+          <w:rFonts w:hint="eastAsia" w:ascii="宋体" w:hAnsi="宋体" w:eastAsia="宋体"/>
+        </w:rPr>
+        <w:t>结构：</w:t>
+      </w:r>
+      <w:r>
+        <w:rPr>
+          <w:rFonts w:ascii="宋体" w:hAnsi="宋体" w:eastAsia="宋体"/>
+        </w:rPr>
+        <w:t>创建一个用于包裹滚动图片内容</w:t>
+      </w:r>
+      <w:r>
+        <w:rPr>
+          <w:rFonts w:hint="eastAsia" w:ascii="宋体" w:hAnsi="宋体" w:eastAsia="宋体"/>
+        </w:rPr>
+        <w:t>的</w:t>
+      </w:r>
+      <w:r>
+        <w:rPr>
+          <w:rFonts w:ascii="宋体" w:hAnsi="宋体" w:eastAsia="宋体"/>
+        </w:rPr>
+        <w:t>容器。</w:t>
+      </w:r>
+    </w:p>
+    <w:p>
+      <w:pPr>
+        <w:pStyle w:val="21"/>
         <w:numPr>
           <w:ilvl w:val="0"/>
           <w:numId w:val="4"/>
         </w:numPr>
         <w:spacing w:line="360" w:lineRule="auto"/>
-        <w:rPr>
-          <w:rFonts w:ascii="宋体" w:eastAsia="宋体" w:hAnsi="宋体" w:cs="宋体"/>
-        </w:rPr>
-      </w:pPr>
-      <w:r>
-        <w:rPr>
-          <w:rFonts w:ascii="宋体" w:eastAsia="宋体" w:hAnsi="宋体" w:cs="宋体" w:hint="eastAsia"/>
-        </w:rPr>
-        <w:t>运用</w:t>
-      </w:r>
-      <w:proofErr w:type="spellStart"/>
-      <w:r>
-        <w:rPr>
-          <w:rFonts w:ascii="宋体" w:eastAsia="宋体" w:hAnsi="宋体" w:cs="宋体" w:hint="eastAsia"/>
-        </w:rPr>
-        <w:t>js</w:t>
-      </w:r>
-      <w:proofErr w:type="spellEnd"/>
-      <w:r>
-        <w:rPr>
-          <w:rFonts w:ascii="宋体" w:eastAsia="宋体" w:hAnsi="宋体" w:cs="宋体" w:hint="eastAsia"/>
-        </w:rPr>
-        <w:t>在</w:t>
-      </w:r>
-      <w:proofErr w:type="spellStart"/>
-      <w:r>
-        <w:rPr>
-          <w:rFonts w:ascii="宋体" w:eastAsia="宋体" w:hAnsi="宋体" w:cs="宋体" w:hint="eastAsia"/>
-        </w:rPr>
-        <w:t>html+css</w:t>
-      </w:r>
-      <w:proofErr w:type="spellEnd"/>
-      <w:r>
-        <w:rPr>
-          <w:rFonts w:ascii="宋体" w:eastAsia="宋体" w:hAnsi="宋体" w:cs="宋体" w:hint="eastAsia"/>
-        </w:rPr>
-        <w:t>基础上，实习页面交互功能，具体可实现</w:t>
-      </w:r>
-      <w:proofErr w:type="gramStart"/>
-      <w:r>
-        <w:rPr>
-          <w:rFonts w:ascii="宋体" w:eastAsia="宋体" w:hAnsi="宋体" w:cs="宋体" w:hint="eastAsia"/>
-        </w:rPr>
-        <w:t>动态轮播特效</w:t>
-      </w:r>
-      <w:proofErr w:type="gramEnd"/>
-      <w:r>
-        <w:rPr>
-          <w:rFonts w:ascii="宋体" w:eastAsia="宋体" w:hAnsi="宋体" w:cs="宋体" w:hint="eastAsia"/>
-        </w:rPr>
-        <w:t>、点击时间等</w:t>
-      </w:r>
-    </w:p>
-    <w:p>
-      <w:pPr>
+        <w:ind w:firstLineChars="0"/>
+        <w:rPr>
+          <w:rFonts w:hint="eastAsia" w:ascii="宋体" w:hAnsi="宋体" w:eastAsia="宋体"/>
+        </w:rPr>
+      </w:pPr>
+      <w:r>
+        <w:rPr>
+          <w:rFonts w:ascii="宋体" w:hAnsi="宋体" w:eastAsia="宋体"/>
+        </w:rPr>
+        <w:t>CSS样式：设置容器的宽度、高度和溢出属性</w:t>
+      </w:r>
+      <w:r>
+        <w:rPr>
+          <w:rFonts w:hint="eastAsia" w:ascii="宋体" w:hAnsi="宋体" w:eastAsia="宋体"/>
+        </w:rPr>
+        <w:t>，并</w:t>
+      </w:r>
+      <w:r>
+        <w:rPr>
+          <w:rFonts w:ascii="宋体" w:hAnsi="宋体" w:eastAsia="宋体"/>
+        </w:rPr>
+        <w:t>设置滚动图片的布局和样式。</w:t>
+      </w:r>
+    </w:p>
+    <w:p>
+      <w:pPr>
+        <w:pStyle w:val="21"/>
         <w:numPr>
           <w:ilvl w:val="0"/>
           <w:numId w:val="4"/>
         </w:numPr>
         <w:spacing w:line="360" w:lineRule="auto"/>
-        <w:rPr>
-          <w:rFonts w:ascii="宋体" w:eastAsia="宋体" w:hAnsi="宋体" w:cs="宋体"/>
-        </w:rPr>
-      </w:pPr>
-      <w:r>
-        <w:rPr>
-          <w:rFonts w:ascii="宋体" w:eastAsia="宋体" w:hAnsi="宋体" w:cs="宋体" w:hint="eastAsia"/>
-        </w:rPr>
-        <w:t>运用数据库，创建相关表存储用户收藏的作品，并与网站进行链接，以实现博主存储至数据库以及访问存储内容等完整收藏功能。</w:t>
-      </w:r>
-    </w:p>
-    <w:p>
-      <w:pPr>
-        <w:spacing w:line="360" w:lineRule="auto"/>
-        <w:rPr>
-          <w:rFonts w:ascii="宋体" w:eastAsia="宋体" w:hAnsi="宋体" w:cs="宋体"/>
-        </w:rPr>
-      </w:pPr>
-    </w:p>
-    <w:p>
-      <w:pPr>
-        <w:spacing w:line="360" w:lineRule="auto"/>
-        <w:rPr>
-          <w:rFonts w:ascii="宋体" w:eastAsia="宋体" w:hAnsi="宋体" w:cs="宋体"/>
-        </w:rPr>
-      </w:pPr>
-      <w:r>
-        <w:rPr>
-          <w:rFonts w:ascii="宋体" w:eastAsia="宋体" w:hAnsi="宋体" w:cs="宋体" w:hint="eastAsia"/>
+        <w:ind w:firstLineChars="0"/>
+        <w:rPr>
+          <w:rFonts w:ascii="宋体" w:hAnsi="宋体" w:eastAsia="宋体"/>
+        </w:rPr>
+      </w:pPr>
+      <w:r>
+        <w:rPr>
+          <w:rFonts w:ascii="宋体" w:hAnsi="宋体" w:eastAsia="宋体"/>
+        </w:rPr>
+        <w:t>JavaScript：</w:t>
+      </w:r>
+      <w:r>
+        <w:rPr>
+          <w:rFonts w:hint="eastAsia" w:ascii="宋体" w:hAnsi="宋体" w:eastAsia="宋体"/>
+        </w:rPr>
+        <w:t>实现滚动逻辑，通过</w:t>
+      </w:r>
+      <w:r>
+        <w:rPr>
+          <w:rFonts w:ascii="宋体" w:hAnsi="宋体" w:eastAsia="宋体"/>
+        </w:rPr>
+        <w:t>改变图片的位置属性来</w:t>
+      </w:r>
+      <w:r>
+        <w:rPr>
+          <w:rFonts w:hint="eastAsia" w:ascii="宋体" w:hAnsi="宋体" w:eastAsia="宋体"/>
+        </w:rPr>
+        <w:t>体现</w:t>
+      </w:r>
+      <w:r>
+        <w:rPr>
+          <w:rFonts w:ascii="宋体" w:hAnsi="宋体" w:eastAsia="宋体"/>
+        </w:rPr>
+        <w:t>滚动效果。</w:t>
+      </w:r>
+    </w:p>
+    <w:p>
+      <w:pPr>
+        <w:spacing w:line="360" w:lineRule="auto"/>
+        <w:rPr>
+          <w:rFonts w:ascii="宋体" w:hAnsi="宋体" w:eastAsia="宋体"/>
+        </w:rPr>
+      </w:pPr>
+      <w:r>
+        <w:rPr>
+          <w:rFonts w:hint="eastAsia" w:ascii="宋体" w:hAnsi="宋体" w:eastAsia="宋体"/>
         </w:rPr>
         <w:t>3</w:t>
       </w:r>
       <w:r>
         <w:rPr>
-          <w:rFonts w:ascii="宋体" w:eastAsia="宋体" w:hAnsi="宋体" w:cs="宋体"/>
-        </w:rPr>
-        <w:t>.3</w:t>
-      </w:r>
-      <w:r>
-        <w:rPr>
-          <w:rFonts w:ascii="宋体" w:eastAsia="宋体" w:hAnsi="宋体" w:cs="宋体" w:hint="eastAsia"/>
-        </w:rPr>
-        <w:t>【关于我】功能</w:t>
-      </w:r>
-      <w:r>
-        <w:rPr>
-          <w:rFonts w:ascii="宋体" w:eastAsia="宋体" w:hAnsi="宋体" w:cs="宋体" w:hint="eastAsia"/>
-        </w:rPr>
-        <w:t>实现</w:t>
-      </w:r>
-    </w:p>
-    <w:p>
-      <w:pPr>
-        <w:spacing w:line="360" w:lineRule="auto"/>
-        <w:rPr>
-          <w:rFonts w:ascii="宋体" w:eastAsia="宋体" w:hAnsi="宋体" w:cs="宋体"/>
-        </w:rPr>
-      </w:pPr>
-      <w:r>
-        <w:rPr>
-          <w:rFonts w:ascii="宋体" w:eastAsia="宋体" w:hAnsi="宋体" w:cs="宋体" w:hint="eastAsia"/>
-        </w:rPr>
-        <w:t>3</w:t>
-      </w:r>
-      <w:r>
-        <w:rPr>
-          <w:rFonts w:ascii="宋体" w:eastAsia="宋体" w:hAnsi="宋体" w:cs="宋体"/>
-        </w:rPr>
-        <w:t>.3.1</w:t>
-      </w:r>
-      <w:r>
-        <w:rPr>
-          <w:rFonts w:ascii="宋体" w:eastAsia="宋体" w:hAnsi="宋体" w:cs="宋体"/>
-        </w:rPr>
-        <w:t>前端实现：</w:t>
-      </w:r>
-    </w:p>
-    <w:p>
-      <w:pPr>
+          <w:rFonts w:ascii="宋体" w:hAnsi="宋体" w:eastAsia="宋体"/>
+        </w:rPr>
+        <w:t xml:space="preserve">.1.2 </w:t>
+      </w:r>
+      <w:r>
+        <w:rPr>
+          <w:rFonts w:hint="eastAsia" w:ascii="宋体" w:hAnsi="宋体" w:eastAsia="宋体"/>
+        </w:rPr>
+        <w:t>&lt;这就是我</w:t>
+      </w:r>
+      <w:r>
+        <w:rPr>
+          <w:rFonts w:ascii="宋体" w:hAnsi="宋体" w:eastAsia="宋体"/>
+        </w:rPr>
+        <w:t>&gt;</w:t>
+      </w:r>
+      <w:r>
+        <w:rPr>
+          <w:rFonts w:hint="eastAsia" w:ascii="宋体" w:hAnsi="宋体" w:eastAsia="宋体"/>
+        </w:rPr>
+        <w:t>跳转页面</w:t>
+      </w:r>
+    </w:p>
+    <w:p>
+      <w:pPr>
+        <w:pStyle w:val="21"/>
         <w:numPr>
           <w:ilvl w:val="0"/>
           <w:numId w:val="5"/>
         </w:numPr>
         <w:spacing w:line="360" w:lineRule="auto"/>
-        <w:rPr>
-          <w:rFonts w:ascii="宋体" w:eastAsia="宋体" w:hAnsi="宋体" w:cs="宋体"/>
-        </w:rPr>
-      </w:pPr>
-      <w:r>
-        <w:rPr>
-          <w:rFonts w:ascii="宋体" w:eastAsia="宋体" w:hAnsi="宋体" w:cs="宋体"/>
-        </w:rPr>
-        <w:t>使用 HTML 和 CSS 设计个人简介模块的布局和样式。</w:t>
-      </w:r>
-    </w:p>
-    <w:p>
-      <w:pPr>
-        <w:numPr>
-          <w:ilvl w:val="0"/>
-          <w:numId w:val="5"/>
-        </w:numPr>
-        <w:spacing w:line="360" w:lineRule="auto"/>
-        <w:rPr>
-          <w:rFonts w:ascii="宋体" w:eastAsia="宋体" w:hAnsi="宋体" w:cs="宋体"/>
-        </w:rPr>
-      </w:pPr>
-      <w:r>
-        <w:rPr>
-          <w:rFonts w:ascii="宋体" w:eastAsia="宋体" w:hAnsi="宋体" w:cs="宋体"/>
-        </w:rPr>
-        <w:t>为图片添加放大和保存功能，可能需要使用 JavaScript 和 CSS 实现模态窗口或浮动窗口效果。</w:t>
-      </w:r>
-    </w:p>
-    <w:p>
-      <w:pPr>
-        <w:numPr>
-          <w:ilvl w:val="0"/>
-          <w:numId w:val="5"/>
-        </w:numPr>
-        <w:spacing w:line="360" w:lineRule="auto"/>
-        <w:rPr>
-          <w:rFonts w:ascii="宋体" w:eastAsia="宋体" w:hAnsi="宋体" w:cs="宋体"/>
-        </w:rPr>
-      </w:pPr>
-      <w:r>
-        <w:rPr>
-          <w:rFonts w:ascii="宋体" w:eastAsia="宋体" w:hAnsi="宋体" w:cs="宋体"/>
-        </w:rPr>
-        <w:lastRenderedPageBreak/>
-        <w:t>创建超链接并使用 CSS 进行样式设计，以便它们在页面上突出显示。</w:t>
-      </w:r>
-    </w:p>
-    <w:p>
-      <w:pPr>
-        <w:numPr>
-          <w:ilvl w:val="0"/>
-          <w:numId w:val="4"/>
-        </w:numPr>
-        <w:spacing w:line="360" w:lineRule="auto"/>
-        <w:rPr>
-          <w:rFonts w:ascii="宋体" w:eastAsia="宋体" w:hAnsi="宋体" w:cs="宋体"/>
-        </w:rPr>
-      </w:pPr>
-      <w:r>
-        <w:rPr>
-          <w:rFonts w:ascii="宋体" w:eastAsia="宋体" w:hAnsi="宋体" w:cs="宋体"/>
-        </w:rPr>
-        <w:t>JavaScript 交互：</w:t>
-      </w:r>
-    </w:p>
-    <w:p>
-      <w:pPr>
-        <w:spacing w:line="360" w:lineRule="auto"/>
-        <w:rPr>
-          <w:rFonts w:ascii="宋体" w:eastAsia="宋体" w:hAnsi="宋体" w:cs="宋体"/>
-        </w:rPr>
-      </w:pPr>
-      <w:r>
-        <w:rPr>
-          <w:rFonts w:ascii="宋体" w:eastAsia="宋体" w:hAnsi="宋体" w:cs="宋体"/>
-        </w:rPr>
-        <w:t>使用 JavaScript 实现点击事件处理器，例如，当用户点击图片时，触发放大或保存功能。</w:t>
-      </w:r>
-    </w:p>
-    <w:p>
-      <w:pPr>
-        <w:spacing w:line="360" w:lineRule="auto"/>
-        <w:rPr>
-          <w:rFonts w:ascii="宋体" w:eastAsia="宋体" w:hAnsi="宋体" w:cs="宋体"/>
-        </w:rPr>
-      </w:pPr>
-      <w:r>
-        <w:rPr>
-          <w:rFonts w:ascii="宋体" w:eastAsia="宋体" w:hAnsi="宋体" w:cs="宋体"/>
-        </w:rPr>
-        <w:t>对超链接实现点击事件，以便展开更多信息或重定向至其他网页。</w:t>
-      </w:r>
-    </w:p>
-    <w:p>
-      <w:pPr>
-        <w:spacing w:line="360" w:lineRule="auto"/>
-        <w:rPr>
-          <w:rFonts w:ascii="宋体" w:eastAsia="宋体" w:hAnsi="宋体" w:cs="宋体" w:hint="eastAsia"/>
-        </w:rPr>
-      </w:pPr>
-    </w:p>
-    <w:p>
-      <w:pPr>
-        <w:spacing w:line="360" w:lineRule="auto"/>
-        <w:rPr>
-          <w:rFonts w:ascii="宋体" w:eastAsia="宋体" w:hAnsi="宋体" w:cs="宋体"/>
-        </w:rPr>
-      </w:pPr>
-      <w:r>
-        <w:rPr>
-          <w:rFonts w:ascii="宋体" w:eastAsia="宋体" w:hAnsi="宋体" w:cs="宋体" w:hint="eastAsia"/>
-        </w:rPr>
-        <w:t>3</w:t>
-      </w:r>
-      <w:r>
-        <w:rPr>
-          <w:rFonts w:ascii="宋体" w:eastAsia="宋体" w:hAnsi="宋体" w:cs="宋体"/>
-        </w:rPr>
-        <w:t>.3.2</w:t>
-      </w:r>
-      <w:r>
-        <w:rPr>
-          <w:rFonts w:ascii="宋体" w:eastAsia="宋体" w:hAnsi="宋体" w:cs="宋体"/>
-        </w:rPr>
-        <w:t>后端支持：</w:t>
+        <w:ind w:firstLineChars="0"/>
+        <w:rPr>
+          <w:rFonts w:ascii="宋体" w:hAnsi="宋体" w:eastAsia="宋体"/>
+        </w:rPr>
+      </w:pPr>
+      <w:r>
+        <w:rPr>
+          <w:rFonts w:hint="eastAsia" w:ascii="宋体" w:hAnsi="宋体" w:eastAsia="宋体"/>
+        </w:rPr>
+        <w:t>设置锚标签&lt;</w:t>
+      </w:r>
+      <w:r>
+        <w:rPr>
+          <w:rFonts w:ascii="宋体" w:hAnsi="宋体" w:eastAsia="宋体"/>
+        </w:rPr>
+        <w:t>a&gt;</w:t>
+      </w:r>
+      <w:r>
+        <w:rPr>
+          <w:rFonts w:hint="eastAsia" w:ascii="宋体" w:hAnsi="宋体" w:eastAsia="宋体"/>
+        </w:rPr>
+        <w:t>，将h</w:t>
+      </w:r>
+      <w:r>
+        <w:rPr>
+          <w:rFonts w:ascii="宋体" w:hAnsi="宋体" w:eastAsia="宋体"/>
+        </w:rPr>
+        <w:t>ref</w:t>
+      </w:r>
+      <w:r>
+        <w:rPr>
+          <w:rFonts w:hint="eastAsia" w:ascii="宋体" w:hAnsi="宋体" w:eastAsia="宋体"/>
+        </w:rPr>
+        <w:t>属性设置为跳转目标页面U</w:t>
+      </w:r>
+      <w:r>
+        <w:rPr>
+          <w:rFonts w:ascii="宋体" w:hAnsi="宋体" w:eastAsia="宋体"/>
+        </w:rPr>
+        <w:t>RL</w:t>
+      </w:r>
+      <w:r>
+        <w:rPr>
+          <w:rFonts w:hint="eastAsia" w:ascii="宋体" w:hAnsi="宋体" w:eastAsia="宋体"/>
+        </w:rPr>
+        <w:t>。</w:t>
+      </w:r>
+    </w:p>
+    <w:p>
+      <w:pPr>
+        <w:spacing w:line="360" w:lineRule="auto"/>
+        <w:rPr>
+          <w:rFonts w:hint="eastAsia" w:ascii="宋体" w:hAnsi="宋体" w:eastAsia="宋体"/>
+        </w:rPr>
+      </w:pPr>
+    </w:p>
+    <w:p>
+      <w:pPr>
+        <w:spacing w:line="360" w:lineRule="auto"/>
+        <w:rPr>
+          <w:rFonts w:ascii="宋体" w:hAnsi="宋体" w:eastAsia="宋体" w:cs="宋体"/>
+        </w:rPr>
+      </w:pPr>
+      <w:r>
+        <w:rPr>
+          <w:rFonts w:ascii="宋体" w:hAnsi="宋体" w:eastAsia="宋体"/>
+        </w:rPr>
+        <w:t>3.2</w:t>
+      </w:r>
+      <w:r>
+        <w:rPr>
+          <w:rFonts w:hint="eastAsia" w:ascii="宋体" w:hAnsi="宋体" w:eastAsia="宋体" w:cs="宋体"/>
+        </w:rPr>
+        <w:t>【我的日志】功能实现</w:t>
       </w:r>
     </w:p>
     <w:p>
@@ -2710,28 +2377,14 @@
         </w:numPr>
         <w:spacing w:line="360" w:lineRule="auto"/>
         <w:rPr>
-          <w:rFonts w:ascii="宋体" w:eastAsia="宋体" w:hAnsi="宋体" w:cs="宋体"/>
-        </w:rPr>
-      </w:pPr>
-      <w:r>
-        <w:rPr>
-          <w:rFonts w:ascii="宋体" w:eastAsia="宋体" w:hAnsi="宋体" w:cs="宋体"/>
-        </w:rPr>
-        <w:t>使用类似于“我的日志”和“留言板”功能的后端技术</w:t>
-      </w:r>
-      <w:proofErr w:type="gramStart"/>
-      <w:r>
-        <w:rPr>
-          <w:rFonts w:ascii="宋体" w:eastAsia="宋体" w:hAnsi="宋体" w:cs="宋体"/>
-        </w:rPr>
-        <w:t>栈</w:t>
-      </w:r>
-      <w:proofErr w:type="gramEnd"/>
-      <w:r>
-        <w:rPr>
-          <w:rFonts w:ascii="宋体" w:eastAsia="宋体" w:hAnsi="宋体" w:cs="宋体"/>
-        </w:rPr>
-        <w:t>（如 Node.js, Express, MySQL）处理数据存储和检索。</w:t>
+          <w:rFonts w:ascii="宋体" w:hAnsi="宋体" w:eastAsia="宋体" w:cs="宋体"/>
+        </w:rPr>
+      </w:pPr>
+      <w:r>
+        <w:rPr>
+          <w:rFonts w:hint="eastAsia" w:ascii="宋体" w:hAnsi="宋体" w:eastAsia="宋体" w:cs="宋体"/>
+        </w:rPr>
+        <w:t>通过html创建网页的基本架构，并运用css渲染文字、图片等元素，优化美化页面布局</w:t>
       </w:r>
     </w:p>
     <w:p>
@@ -2742,74 +2395,214 @@
         </w:numPr>
         <w:spacing w:line="360" w:lineRule="auto"/>
         <w:rPr>
-          <w:rFonts w:ascii="宋体" w:eastAsia="宋体" w:hAnsi="宋体" w:cs="宋体"/>
-        </w:rPr>
-      </w:pPr>
-      <w:r>
-        <w:rPr>
-          <w:rFonts w:ascii="宋体" w:eastAsia="宋体" w:hAnsi="宋体" w:cs="宋体"/>
-        </w:rPr>
-        <w:t>存储博主的个人介绍信息和相关链接。</w:t>
-      </w:r>
-    </w:p>
-    <w:p>
-      <w:pPr>
-        <w:spacing w:line="360" w:lineRule="auto"/>
-        <w:rPr>
-          <w:rFonts w:ascii="宋体" w:eastAsia="宋体" w:hAnsi="宋体" w:cs="宋体"/>
-        </w:rPr>
-      </w:pPr>
-    </w:p>
-    <w:p>
-      <w:pPr>
-        <w:spacing w:line="360" w:lineRule="auto"/>
-        <w:rPr>
-          <w:rFonts w:ascii="宋体" w:eastAsia="宋体" w:hAnsi="宋体" w:cs="宋体"/>
-        </w:rPr>
-      </w:pPr>
-      <w:r>
-        <w:rPr>
-          <w:rFonts w:ascii="宋体" w:eastAsia="宋体" w:hAnsi="宋体" w:cs="宋体" w:hint="eastAsia"/>
+          <w:rFonts w:ascii="宋体" w:hAnsi="宋体" w:eastAsia="宋体" w:cs="宋体"/>
+        </w:rPr>
+      </w:pPr>
+      <w:r>
+        <w:rPr>
+          <w:rFonts w:hint="eastAsia" w:ascii="宋体" w:hAnsi="宋体" w:eastAsia="宋体" w:cs="宋体"/>
+        </w:rPr>
+        <w:t>运用js在html+css基础上，实习页面交互功能，具体可实现动态轮播特效、点击时间等</w:t>
+      </w:r>
+    </w:p>
+    <w:p>
+      <w:pPr>
+        <w:numPr>
+          <w:ilvl w:val="0"/>
+          <w:numId w:val="6"/>
+        </w:numPr>
+        <w:spacing w:line="360" w:lineRule="auto"/>
+        <w:rPr>
+          <w:rFonts w:ascii="宋体" w:hAnsi="宋体" w:eastAsia="宋体" w:cs="宋体"/>
+        </w:rPr>
+      </w:pPr>
+      <w:r>
+        <w:rPr>
+          <w:rFonts w:hint="eastAsia" w:ascii="宋体" w:hAnsi="宋体" w:eastAsia="宋体" w:cs="宋体"/>
+        </w:rPr>
+        <w:t>运用数据库，创建相关表存储用户收藏的作品，并与网站进行链接，以实现博主存储至数据库以及访问存储内容等完整收藏功能。</w:t>
+      </w:r>
+    </w:p>
+    <w:p>
+      <w:pPr>
+        <w:spacing w:line="360" w:lineRule="auto"/>
+        <w:rPr>
+          <w:rFonts w:ascii="宋体" w:hAnsi="宋体" w:eastAsia="宋体" w:cs="宋体"/>
+        </w:rPr>
+      </w:pPr>
+    </w:p>
+    <w:p>
+      <w:pPr>
+        <w:spacing w:line="360" w:lineRule="auto"/>
+        <w:rPr>
+          <w:rFonts w:ascii="宋体" w:hAnsi="宋体" w:eastAsia="宋体" w:cs="宋体"/>
+        </w:rPr>
+      </w:pPr>
+      <w:r>
+        <w:rPr>
+          <w:rFonts w:hint="eastAsia" w:ascii="宋体" w:hAnsi="宋体" w:eastAsia="宋体" w:cs="宋体"/>
         </w:rPr>
         <w:t>3</w:t>
       </w:r>
       <w:r>
         <w:rPr>
-          <w:rFonts w:ascii="宋体" w:eastAsia="宋体" w:hAnsi="宋体" w:cs="宋体"/>
-        </w:rPr>
-        <w:t>.4</w:t>
-      </w:r>
-      <w:r>
-        <w:rPr>
-          <w:rFonts w:ascii="宋体" w:eastAsia="宋体" w:hAnsi="宋体" w:cs="宋体" w:hint="eastAsia"/>
-        </w:rPr>
-        <w:t>【我的经历】功能实现</w:t>
-      </w:r>
-    </w:p>
-    <w:p>
-      <w:pPr>
-        <w:spacing w:line="360" w:lineRule="auto"/>
-        <w:rPr>
-          <w:rFonts w:ascii="宋体" w:eastAsia="宋体" w:hAnsi="宋体" w:cs="宋体"/>
-        </w:rPr>
-      </w:pPr>
-      <w:r>
-        <w:rPr>
-          <w:rFonts w:ascii="宋体" w:eastAsia="宋体" w:hAnsi="宋体" w:cs="宋体" w:hint="eastAsia"/>
+          <w:rFonts w:ascii="宋体" w:hAnsi="宋体" w:eastAsia="宋体" w:cs="宋体"/>
+        </w:rPr>
+        <w:t>.3</w:t>
+      </w:r>
+      <w:r>
+        <w:rPr>
+          <w:rFonts w:hint="eastAsia" w:ascii="宋体" w:hAnsi="宋体" w:eastAsia="宋体" w:cs="宋体"/>
+        </w:rPr>
+        <w:t>【关于我】功能实现</w:t>
+      </w:r>
+    </w:p>
+    <w:p>
+      <w:pPr>
+        <w:spacing w:line="360" w:lineRule="auto"/>
+        <w:rPr>
+          <w:rFonts w:ascii="宋体" w:hAnsi="宋体" w:eastAsia="宋体" w:cs="宋体"/>
+        </w:rPr>
+      </w:pPr>
+      <w:r>
+        <w:rPr>
+          <w:rFonts w:hint="eastAsia" w:ascii="宋体" w:hAnsi="宋体" w:eastAsia="宋体" w:cs="宋体"/>
         </w:rPr>
         <w:t>3</w:t>
       </w:r>
       <w:r>
         <w:rPr>
-          <w:rFonts w:ascii="宋体" w:eastAsia="宋体" w:hAnsi="宋体" w:cs="宋体"/>
-        </w:rPr>
-        <w:t>.4.1</w:t>
-      </w:r>
-      <w:r>
-        <w:rPr>
-          <w:rFonts w:ascii="宋体" w:eastAsia="宋体" w:hAnsi="宋体" w:cs="宋体" w:hint="eastAsia"/>
-        </w:rPr>
-        <w:t>前端实现</w:t>
+          <w:rFonts w:ascii="宋体" w:hAnsi="宋体" w:eastAsia="宋体" w:cs="宋体"/>
+        </w:rPr>
+        <w:t>.3.1前端实现：</w:t>
+      </w:r>
+    </w:p>
+    <w:p>
+      <w:pPr>
+        <w:numPr>
+          <w:ilvl w:val="0"/>
+          <w:numId w:val="7"/>
+        </w:numPr>
+        <w:spacing w:line="360" w:lineRule="auto"/>
+        <w:rPr>
+          <w:rFonts w:ascii="宋体" w:hAnsi="宋体" w:eastAsia="宋体" w:cs="宋体"/>
+        </w:rPr>
+      </w:pPr>
+      <w:r>
+        <w:rPr>
+          <w:rFonts w:ascii="宋体" w:hAnsi="宋体" w:eastAsia="宋体" w:cs="宋体"/>
+        </w:rPr>
+        <w:t>使用 HTML 和 CSS 设计个人简介模块的布局和样式。</w:t>
+      </w:r>
+    </w:p>
+    <w:p>
+      <w:pPr>
+        <w:numPr>
+          <w:ilvl w:val="0"/>
+          <w:numId w:val="7"/>
+        </w:numPr>
+        <w:spacing w:line="360" w:lineRule="auto"/>
+        <w:rPr>
+          <w:rFonts w:ascii="宋体" w:hAnsi="宋体" w:eastAsia="宋体" w:cs="宋体"/>
+        </w:rPr>
+      </w:pPr>
+      <w:r>
+        <w:rPr>
+          <w:rFonts w:ascii="宋体" w:hAnsi="宋体" w:eastAsia="宋体" w:cs="宋体"/>
+        </w:rPr>
+        <w:t>为图片添加放大和保存功能，可能需要使用 JavaScript 和 CSS 实现模态窗口或浮动窗口效果。</w:t>
+      </w:r>
+    </w:p>
+    <w:p>
+      <w:pPr>
+        <w:numPr>
+          <w:ilvl w:val="0"/>
+          <w:numId w:val="7"/>
+        </w:numPr>
+        <w:spacing w:line="360" w:lineRule="auto"/>
+        <w:rPr>
+          <w:rFonts w:ascii="宋体" w:hAnsi="宋体" w:eastAsia="宋体" w:cs="宋体"/>
+        </w:rPr>
+      </w:pPr>
+      <w:r>
+        <w:rPr>
+          <w:rFonts w:ascii="宋体" w:hAnsi="宋体" w:eastAsia="宋体" w:cs="宋体"/>
+        </w:rPr>
+        <w:t>创建超链接并使用 CSS 进行样式设计，以便它们在页面上突出显示。</w:t>
+      </w:r>
+    </w:p>
+    <w:p>
+      <w:pPr>
+        <w:numPr>
+          <w:ilvl w:val="0"/>
+          <w:numId w:val="6"/>
+        </w:numPr>
+        <w:spacing w:line="360" w:lineRule="auto"/>
+        <w:rPr>
+          <w:rFonts w:ascii="宋体" w:hAnsi="宋体" w:eastAsia="宋体" w:cs="宋体"/>
+        </w:rPr>
+      </w:pPr>
+      <w:r>
+        <w:rPr>
+          <w:rFonts w:ascii="宋体" w:hAnsi="宋体" w:eastAsia="宋体" w:cs="宋体"/>
+        </w:rPr>
+        <w:t>JavaScript 交互：</w:t>
+      </w:r>
+    </w:p>
+    <w:p>
+      <w:pPr>
+        <w:spacing w:line="360" w:lineRule="auto"/>
+        <w:rPr>
+          <w:rFonts w:ascii="宋体" w:hAnsi="宋体" w:eastAsia="宋体" w:cs="宋体"/>
+        </w:rPr>
+      </w:pPr>
+      <w:r>
+        <w:rPr>
+          <w:rFonts w:ascii="宋体" w:hAnsi="宋体" w:eastAsia="宋体" w:cs="宋体"/>
+        </w:rPr>
+        <w:t>使用 JavaScript 实现点击事件处理器，例如，当用户点击图片时，触发放大或保存功能。</w:t>
+      </w:r>
+    </w:p>
+    <w:p>
+      <w:pPr>
+        <w:spacing w:line="360" w:lineRule="auto"/>
+        <w:rPr>
+          <w:rFonts w:ascii="宋体" w:hAnsi="宋体" w:eastAsia="宋体" w:cs="宋体"/>
+        </w:rPr>
+      </w:pPr>
+      <w:r>
+        <w:rPr>
+          <w:rFonts w:ascii="宋体" w:hAnsi="宋体" w:eastAsia="宋体" w:cs="宋体"/>
+        </w:rPr>
+        <w:t>对超链接实现点击事件，以便展开更多信息或重定向至其他网页。</w:t>
+      </w:r>
+    </w:p>
+    <w:p>
+      <w:pPr>
+        <w:spacing w:line="360" w:lineRule="auto"/>
+        <w:rPr>
+          <w:rFonts w:hint="eastAsia" w:ascii="宋体" w:hAnsi="宋体" w:eastAsia="宋体" w:cs="宋体"/>
+        </w:rPr>
+      </w:pPr>
+    </w:p>
+    <w:p>
+      <w:pPr>
+        <w:spacing w:line="360" w:lineRule="auto"/>
+        <w:rPr>
+          <w:rFonts w:ascii="宋体" w:hAnsi="宋体" w:eastAsia="宋体" w:cs="宋体"/>
+        </w:rPr>
+      </w:pPr>
+      <w:r>
+        <w:rPr>
+          <w:rFonts w:hint="eastAsia" w:ascii="宋体" w:hAnsi="宋体" w:eastAsia="宋体" w:cs="宋体"/>
+        </w:rPr>
+        <w:t>3</w:t>
+      </w:r>
+      <w:r>
+        <w:rPr>
+          <w:rFonts w:ascii="宋体" w:hAnsi="宋体" w:eastAsia="宋体" w:cs="宋体"/>
+        </w:rPr>
+        <w:t>.3.2后端支持：</w:t>
       </w:r>
     </w:p>
     <w:p>
@@ -2820,28 +2613,14 @@
         </w:numPr>
         <w:spacing w:line="360" w:lineRule="auto"/>
         <w:rPr>
-          <w:rFonts w:ascii="宋体" w:eastAsia="宋体" w:hAnsi="宋体" w:cs="宋体"/>
-        </w:rPr>
-      </w:pPr>
-      <w:r>
-        <w:rPr>
-          <w:rFonts w:ascii="宋体" w:eastAsia="宋体" w:hAnsi="宋体" w:cs="宋体" w:hint="eastAsia"/>
-        </w:rPr>
-        <w:t>创建一个表单允许用户上</w:t>
-      </w:r>
-      <w:proofErr w:type="gramStart"/>
-      <w:r>
-        <w:rPr>
-          <w:rFonts w:ascii="宋体" w:eastAsia="宋体" w:hAnsi="宋体" w:cs="宋体" w:hint="eastAsia"/>
-        </w:rPr>
-        <w:t>传图片</w:t>
-      </w:r>
-      <w:proofErr w:type="gramEnd"/>
-      <w:r>
-        <w:rPr>
-          <w:rFonts w:ascii="宋体" w:eastAsia="宋体" w:hAnsi="宋体" w:cs="宋体" w:hint="eastAsia"/>
-        </w:rPr>
-        <w:t>和输入文字。</w:t>
+          <w:rFonts w:ascii="宋体" w:hAnsi="宋体" w:eastAsia="宋体" w:cs="宋体"/>
+        </w:rPr>
+      </w:pPr>
+      <w:r>
+        <w:rPr>
+          <w:rFonts w:ascii="宋体" w:hAnsi="宋体" w:eastAsia="宋体" w:cs="宋体"/>
+        </w:rPr>
+        <w:t>使用类似于“我的日志”和“留言板”功能的后端技术栈（如 Node.js, Express, MySQL）处理数据存储和检索。</w:t>
       </w:r>
     </w:p>
     <w:p>
@@ -2852,108 +2631,162 @@
         </w:numPr>
         <w:spacing w:line="360" w:lineRule="auto"/>
         <w:rPr>
-          <w:rFonts w:ascii="宋体" w:eastAsia="宋体" w:hAnsi="宋体" w:cs="宋体"/>
-        </w:rPr>
-      </w:pPr>
-      <w:r>
-        <w:rPr>
-          <w:rFonts w:ascii="宋体" w:eastAsia="宋体" w:hAnsi="宋体" w:cs="宋体" w:hint="eastAsia"/>
-        </w:rPr>
-        <w:t>使用 JS或 AJAX 处理表单提交，以便</w:t>
-      </w:r>
-      <w:proofErr w:type="gramStart"/>
-      <w:r>
-        <w:rPr>
-          <w:rFonts w:ascii="宋体" w:eastAsia="宋体" w:hAnsi="宋体" w:cs="宋体" w:hint="eastAsia"/>
-        </w:rPr>
-        <w:t>异步上传图片</w:t>
-      </w:r>
-      <w:proofErr w:type="gramEnd"/>
-      <w:r>
-        <w:rPr>
-          <w:rFonts w:ascii="宋体" w:eastAsia="宋体" w:hAnsi="宋体" w:cs="宋体" w:hint="eastAsia"/>
-        </w:rPr>
-        <w:t>和数据。</w:t>
+          <w:rFonts w:ascii="宋体" w:hAnsi="宋体" w:eastAsia="宋体" w:cs="宋体"/>
+        </w:rPr>
+      </w:pPr>
+      <w:r>
+        <w:rPr>
+          <w:rFonts w:ascii="宋体" w:hAnsi="宋体" w:eastAsia="宋体" w:cs="宋体"/>
+        </w:rPr>
+        <w:t>存储博主的个人介绍信息和相关链接。</w:t>
+      </w:r>
+    </w:p>
+    <w:p>
+      <w:pPr>
+        <w:spacing w:line="360" w:lineRule="auto"/>
+        <w:rPr>
+          <w:rFonts w:ascii="宋体" w:hAnsi="宋体" w:eastAsia="宋体" w:cs="宋体"/>
+        </w:rPr>
+      </w:pPr>
+    </w:p>
+    <w:p>
+      <w:pPr>
+        <w:spacing w:line="360" w:lineRule="auto"/>
+        <w:rPr>
+          <w:rFonts w:ascii="宋体" w:hAnsi="宋体" w:eastAsia="宋体" w:cs="宋体"/>
+        </w:rPr>
+      </w:pPr>
+      <w:r>
+        <w:rPr>
+          <w:rFonts w:hint="eastAsia" w:ascii="宋体" w:hAnsi="宋体" w:eastAsia="宋体" w:cs="宋体"/>
+        </w:rPr>
+        <w:t>3</w:t>
+      </w:r>
+      <w:r>
+        <w:rPr>
+          <w:rFonts w:ascii="宋体" w:hAnsi="宋体" w:eastAsia="宋体" w:cs="宋体"/>
+        </w:rPr>
+        <w:t>.4</w:t>
+      </w:r>
+      <w:r>
+        <w:rPr>
+          <w:rFonts w:hint="eastAsia" w:ascii="宋体" w:hAnsi="宋体" w:eastAsia="宋体" w:cs="宋体"/>
+        </w:rPr>
+        <w:t>【我的经历】功能实现</w:t>
+      </w:r>
+    </w:p>
+    <w:p>
+      <w:pPr>
+        <w:spacing w:line="360" w:lineRule="auto"/>
+        <w:rPr>
+          <w:rFonts w:ascii="宋体" w:hAnsi="宋体" w:eastAsia="宋体" w:cs="宋体"/>
+        </w:rPr>
+      </w:pPr>
+      <w:r>
+        <w:rPr>
+          <w:rFonts w:hint="eastAsia" w:ascii="宋体" w:hAnsi="宋体" w:eastAsia="宋体" w:cs="宋体"/>
+        </w:rPr>
+        <w:t>3</w:t>
+      </w:r>
+      <w:r>
+        <w:rPr>
+          <w:rFonts w:ascii="宋体" w:hAnsi="宋体" w:eastAsia="宋体" w:cs="宋体"/>
+        </w:rPr>
+        <w:t>.4.1</w:t>
+      </w:r>
+      <w:r>
+        <w:rPr>
+          <w:rFonts w:hint="eastAsia" w:ascii="宋体" w:hAnsi="宋体" w:eastAsia="宋体" w:cs="宋体"/>
+        </w:rPr>
+        <w:t>前端实现</w:t>
       </w:r>
     </w:p>
     <w:p>
       <w:pPr>
         <w:numPr>
           <w:ilvl w:val="0"/>
-          <w:numId w:val="8"/>
+          <w:numId w:val="9"/>
         </w:numPr>
         <w:spacing w:line="360" w:lineRule="auto"/>
         <w:rPr>
-          <w:rFonts w:ascii="宋体" w:eastAsia="宋体" w:hAnsi="宋体" w:cs="宋体"/>
-        </w:rPr>
-      </w:pPr>
-      <w:r>
-        <w:rPr>
-          <w:rFonts w:ascii="宋体" w:eastAsia="宋体" w:hAnsi="宋体" w:cs="宋体" w:hint="eastAsia"/>
-        </w:rPr>
-        <w:t xml:space="preserve">使用 JS 或现成的库（如 </w:t>
-      </w:r>
-      <w:proofErr w:type="spellStart"/>
-      <w:r>
-        <w:rPr>
-          <w:rFonts w:ascii="宋体" w:eastAsia="宋体" w:hAnsi="宋体" w:cs="宋体" w:hint="eastAsia"/>
-        </w:rPr>
-        <w:t>Fancybox</w:t>
-      </w:r>
-      <w:proofErr w:type="spellEnd"/>
-      <w:r>
-        <w:rPr>
-          <w:rFonts w:ascii="宋体" w:eastAsia="宋体" w:hAnsi="宋体" w:cs="宋体" w:hint="eastAsia"/>
-        </w:rPr>
-        <w:t xml:space="preserve"> 或 Lightbox）实现点击图片后</w:t>
-      </w:r>
-      <w:proofErr w:type="gramStart"/>
-      <w:r>
-        <w:rPr>
-          <w:rFonts w:ascii="宋体" w:eastAsia="宋体" w:hAnsi="宋体" w:cs="宋体" w:hint="eastAsia"/>
-        </w:rPr>
-        <w:t>全屏轮播相册</w:t>
-      </w:r>
-      <w:proofErr w:type="gramEnd"/>
-      <w:r>
-        <w:rPr>
-          <w:rFonts w:ascii="宋体" w:eastAsia="宋体" w:hAnsi="宋体" w:cs="宋体" w:hint="eastAsia"/>
-        </w:rPr>
-        <w:t>的功能。</w:t>
+          <w:rFonts w:ascii="宋体" w:hAnsi="宋体" w:eastAsia="宋体" w:cs="宋体"/>
+        </w:rPr>
+      </w:pPr>
+      <w:r>
+        <w:rPr>
+          <w:rFonts w:hint="eastAsia" w:ascii="宋体" w:hAnsi="宋体" w:eastAsia="宋体" w:cs="宋体"/>
+        </w:rPr>
+        <w:t>创建一个表单允许用户上传图片和输入文字。</w:t>
       </w:r>
     </w:p>
     <w:p>
       <w:pPr>
         <w:numPr>
           <w:ilvl w:val="0"/>
-          <w:numId w:val="8"/>
+          <w:numId w:val="9"/>
         </w:numPr>
         <w:spacing w:line="360" w:lineRule="auto"/>
         <w:rPr>
-          <w:rFonts w:ascii="宋体" w:eastAsia="宋体" w:hAnsi="宋体" w:cs="宋体"/>
-        </w:rPr>
-      </w:pPr>
-      <w:r>
-        <w:rPr>
-          <w:rFonts w:ascii="宋体" w:eastAsia="宋体" w:hAnsi="宋体" w:cs="宋体" w:hint="eastAsia"/>
-        </w:rPr>
-        <w:t>使用 CSS3 实现动画和平滑过渡效果，定义时间线的样式，并使用 JS增加互动性。</w:t>
+          <w:rFonts w:ascii="宋体" w:hAnsi="宋体" w:eastAsia="宋体" w:cs="宋体"/>
+        </w:rPr>
+      </w:pPr>
+      <w:r>
+        <w:rPr>
+          <w:rFonts w:hint="eastAsia" w:ascii="宋体" w:hAnsi="宋体" w:eastAsia="宋体" w:cs="宋体"/>
+        </w:rPr>
+        <w:t>使用 JS或 AJAX 处理表单提交，以便异步上传图片和数据。</w:t>
       </w:r>
     </w:p>
     <w:p>
       <w:pPr>
         <w:numPr>
           <w:ilvl w:val="0"/>
-          <w:numId w:val="8"/>
+          <w:numId w:val="9"/>
         </w:numPr>
         <w:spacing w:line="360" w:lineRule="auto"/>
         <w:rPr>
-          <w:rFonts w:ascii="宋体" w:eastAsia="宋体" w:hAnsi="宋体" w:cs="宋体"/>
-        </w:rPr>
-      </w:pPr>
-      <w:r>
-        <w:rPr>
-          <w:rFonts w:ascii="宋体" w:eastAsia="宋体" w:hAnsi="宋体" w:cs="宋体" w:hint="eastAsia"/>
+          <w:rFonts w:ascii="宋体" w:hAnsi="宋体" w:eastAsia="宋体" w:cs="宋体"/>
+        </w:rPr>
+      </w:pPr>
+      <w:r>
+        <w:rPr>
+          <w:rFonts w:hint="eastAsia" w:ascii="宋体" w:hAnsi="宋体" w:eastAsia="宋体" w:cs="宋体"/>
+        </w:rPr>
+        <w:t>使用 JS 或现成的库（如 Fancybox 或 Lightbox）实现点击图片后全屏轮播相册的功能。</w:t>
+      </w:r>
+    </w:p>
+    <w:p>
+      <w:pPr>
+        <w:numPr>
+          <w:ilvl w:val="0"/>
+          <w:numId w:val="9"/>
+        </w:numPr>
+        <w:spacing w:line="360" w:lineRule="auto"/>
+        <w:rPr>
+          <w:rFonts w:ascii="宋体" w:hAnsi="宋体" w:eastAsia="宋体" w:cs="宋体"/>
+        </w:rPr>
+      </w:pPr>
+      <w:r>
+        <w:rPr>
+          <w:rFonts w:hint="eastAsia" w:ascii="宋体" w:hAnsi="宋体" w:eastAsia="宋体" w:cs="宋体"/>
+        </w:rPr>
+        <w:t>使用 CSS3 实现动画和平滑过渡效果，定义时间线的样式，并使用 JS增加互动性。</w:t>
+      </w:r>
+    </w:p>
+    <w:p>
+      <w:pPr>
+        <w:numPr>
+          <w:ilvl w:val="0"/>
+          <w:numId w:val="9"/>
+        </w:numPr>
+        <w:spacing w:line="360" w:lineRule="auto"/>
+        <w:rPr>
+          <w:rFonts w:ascii="宋体" w:hAnsi="宋体" w:eastAsia="宋体" w:cs="宋体"/>
+        </w:rPr>
+      </w:pPr>
+      <w:r>
+        <w:rPr>
+          <w:rFonts w:hint="eastAsia" w:ascii="宋体" w:hAnsi="宋体" w:eastAsia="宋体" w:cs="宋体"/>
         </w:rPr>
         <w:t>设计时间线的 HTML 结构。</w:t>
       </w:r>
@@ -2962,24 +2795,24 @@
       <w:pPr>
         <w:spacing w:line="360" w:lineRule="auto"/>
         <w:rPr>
-          <w:rFonts w:ascii="宋体" w:eastAsia="宋体" w:hAnsi="宋体" w:cs="宋体"/>
-        </w:rPr>
-      </w:pPr>
-      <w:r>
-        <w:rPr>
-          <w:rFonts w:ascii="宋体" w:eastAsia="宋体" w:hAnsi="宋体" w:cs="宋体" w:hint="eastAsia"/>
+          <w:rFonts w:ascii="宋体" w:hAnsi="宋体" w:eastAsia="宋体" w:cs="宋体"/>
+        </w:rPr>
+      </w:pPr>
+      <w:r>
+        <w:rPr>
+          <w:rFonts w:hint="eastAsia" w:ascii="宋体" w:hAnsi="宋体" w:eastAsia="宋体" w:cs="宋体"/>
         </w:rPr>
         <w:t>3</w:t>
       </w:r>
       <w:r>
         <w:rPr>
-          <w:rFonts w:ascii="宋体" w:eastAsia="宋体" w:hAnsi="宋体" w:cs="宋体"/>
+          <w:rFonts w:ascii="宋体" w:hAnsi="宋体" w:eastAsia="宋体" w:cs="宋体"/>
         </w:rPr>
         <w:t>.4.2</w:t>
       </w:r>
       <w:r>
         <w:rPr>
-          <w:rFonts w:ascii="宋体" w:eastAsia="宋体" w:hAnsi="宋体" w:cs="宋体" w:hint="eastAsia"/>
+          <w:rFonts w:hint="eastAsia" w:ascii="宋体" w:hAnsi="宋体" w:eastAsia="宋体" w:cs="宋体"/>
         </w:rPr>
         <w:t>后端处理</w:t>
       </w:r>
@@ -2992,12 +2825,12 @@
         </w:numPr>
         <w:spacing w:line="360" w:lineRule="auto"/>
         <w:rPr>
-          <w:rFonts w:ascii="宋体" w:eastAsia="宋体" w:hAnsi="宋体" w:cs="宋体"/>
-        </w:rPr>
-      </w:pPr>
-      <w:r>
-        <w:rPr>
-          <w:rFonts w:ascii="宋体" w:eastAsia="宋体" w:hAnsi="宋体" w:cs="宋体" w:hint="eastAsia"/>
+          <w:rFonts w:ascii="宋体" w:hAnsi="宋体" w:eastAsia="宋体" w:cs="宋体"/>
+        </w:rPr>
+      </w:pPr>
+      <w:r>
+        <w:rPr>
+          <w:rFonts w:hint="eastAsia" w:ascii="宋体" w:hAnsi="宋体" w:eastAsia="宋体" w:cs="宋体"/>
         </w:rPr>
         <w:t>使用 Node.js 和 Express 接收上传的图片和文字。</w:t>
       </w:r>
@@ -3010,12 +2843,12 @@
         </w:numPr>
         <w:spacing w:line="360" w:lineRule="auto"/>
         <w:rPr>
-          <w:rFonts w:ascii="宋体" w:eastAsia="宋体" w:hAnsi="宋体" w:cs="宋体"/>
-        </w:rPr>
-      </w:pPr>
-      <w:r>
-        <w:rPr>
-          <w:rFonts w:ascii="宋体" w:eastAsia="宋体" w:hAnsi="宋体" w:cs="宋体" w:hint="eastAsia"/>
+          <w:rFonts w:ascii="宋体" w:hAnsi="宋体" w:eastAsia="宋体" w:cs="宋体"/>
+        </w:rPr>
+      </w:pPr>
+      <w:r>
+        <w:rPr>
+          <w:rFonts w:hint="eastAsia" w:ascii="宋体" w:hAnsi="宋体" w:eastAsia="宋体" w:cs="宋体"/>
         </w:rPr>
         <w:t>将图片存储在服务器上（如使用 Multer 中间件进行文件上传处理）。</w:t>
       </w:r>
@@ -3028,12 +2861,12 @@
         </w:numPr>
         <w:spacing w:line="360" w:lineRule="auto"/>
         <w:rPr>
-          <w:rFonts w:ascii="宋体" w:eastAsia="宋体" w:hAnsi="宋体" w:cs="宋体"/>
-        </w:rPr>
-      </w:pPr>
-      <w:r>
-        <w:rPr>
-          <w:rFonts w:ascii="宋体" w:eastAsia="宋体" w:hAnsi="宋体" w:cs="宋体" w:hint="eastAsia"/>
+          <w:rFonts w:ascii="宋体" w:hAnsi="宋体" w:eastAsia="宋体" w:cs="宋体"/>
+        </w:rPr>
+      </w:pPr>
+      <w:r>
+        <w:rPr>
+          <w:rFonts w:hint="eastAsia" w:ascii="宋体" w:hAnsi="宋体" w:eastAsia="宋体" w:cs="宋体"/>
         </w:rPr>
         <w:t>将文字内容和图片路径存储在 MySQL 数据库中。</w:t>
       </w:r>
@@ -3046,12 +2879,12 @@
         </w:numPr>
         <w:spacing w:line="360" w:lineRule="auto"/>
         <w:rPr>
-          <w:rFonts w:ascii="宋体" w:eastAsia="宋体" w:hAnsi="宋体" w:cs="宋体"/>
-        </w:rPr>
-      </w:pPr>
-      <w:r>
-        <w:rPr>
-          <w:rFonts w:ascii="宋体" w:eastAsia="宋体" w:hAnsi="宋体" w:cs="宋体" w:hint="eastAsia"/>
+          <w:rFonts w:ascii="宋体" w:hAnsi="宋体" w:eastAsia="宋体" w:cs="宋体"/>
+        </w:rPr>
+      </w:pPr>
+      <w:r>
+        <w:rPr>
+          <w:rFonts w:hint="eastAsia" w:ascii="宋体" w:hAnsi="宋体" w:eastAsia="宋体" w:cs="宋体"/>
         </w:rPr>
         <w:t>前端实现：</w:t>
       </w:r>
@@ -3064,12 +2897,12 @@
         </w:numPr>
         <w:spacing w:line="360" w:lineRule="auto"/>
         <w:rPr>
-          <w:rFonts w:ascii="宋体" w:eastAsia="宋体" w:hAnsi="宋体" w:cs="宋体"/>
-        </w:rPr>
-      </w:pPr>
-      <w:r>
-        <w:rPr>
-          <w:rFonts w:ascii="宋体" w:eastAsia="宋体" w:hAnsi="宋体" w:cs="宋体" w:hint="eastAsia"/>
+          <w:rFonts w:ascii="宋体" w:hAnsi="宋体" w:eastAsia="宋体" w:cs="宋体"/>
+        </w:rPr>
+      </w:pPr>
+      <w:r>
+        <w:rPr>
+          <w:rFonts w:hint="eastAsia" w:ascii="宋体" w:hAnsi="宋体" w:eastAsia="宋体" w:cs="宋体"/>
         </w:rPr>
         <w:t>为每个时间点添加事件监听器，当鼠标悬停或点击时，显示额外的信息。</w:t>
       </w:r>
@@ -3082,12 +2915,12 @@
         </w:numPr>
         <w:spacing w:line="360" w:lineRule="auto"/>
         <w:rPr>
-          <w:rFonts w:ascii="宋体" w:eastAsia="宋体" w:hAnsi="宋体" w:cs="宋体" w:hint="eastAsia"/>
-        </w:rPr>
-      </w:pPr>
-      <w:r>
-        <w:rPr>
-          <w:rFonts w:ascii="宋体" w:eastAsia="宋体" w:hAnsi="宋体" w:cs="宋体" w:hint="eastAsia"/>
+          <w:rFonts w:hint="eastAsia" w:ascii="宋体" w:hAnsi="宋体" w:eastAsia="宋体" w:cs="宋体"/>
+        </w:rPr>
+      </w:pPr>
+      <w:r>
+        <w:rPr>
+          <w:rFonts w:hint="eastAsia" w:ascii="宋体" w:hAnsi="宋体" w:eastAsia="宋体" w:cs="宋体"/>
         </w:rPr>
         <w:t>信息展示可以用模态窗口或者工具提示（tooltip）来实现。</w:t>
       </w:r>
@@ -3096,24 +2929,24 @@
       <w:pPr>
         <w:spacing w:line="360" w:lineRule="auto"/>
         <w:rPr>
-          <w:rFonts w:ascii="宋体" w:eastAsia="宋体" w:hAnsi="宋体" w:cs="宋体"/>
-        </w:rPr>
-      </w:pPr>
-      <w:r>
-        <w:rPr>
-          <w:rFonts w:ascii="宋体" w:eastAsia="宋体" w:hAnsi="宋体" w:cs="宋体" w:hint="eastAsia"/>
+          <w:rFonts w:ascii="宋体" w:hAnsi="宋体" w:eastAsia="宋体" w:cs="宋体"/>
+        </w:rPr>
+      </w:pPr>
+      <w:r>
+        <w:rPr>
+          <w:rFonts w:hint="eastAsia" w:ascii="宋体" w:hAnsi="宋体" w:eastAsia="宋体" w:cs="宋体"/>
         </w:rPr>
         <w:t>3</w:t>
       </w:r>
       <w:r>
         <w:rPr>
-          <w:rFonts w:ascii="宋体" w:eastAsia="宋体" w:hAnsi="宋体" w:cs="宋体"/>
+          <w:rFonts w:ascii="宋体" w:hAnsi="宋体" w:eastAsia="宋体" w:cs="宋体"/>
         </w:rPr>
         <w:t>.5</w:t>
       </w:r>
       <w:r>
         <w:rPr>
-          <w:rFonts w:ascii="宋体" w:eastAsia="宋体" w:hAnsi="宋体" w:cs="宋体" w:hint="eastAsia"/>
+          <w:rFonts w:hint="eastAsia" w:ascii="宋体" w:hAnsi="宋体" w:eastAsia="宋体" w:cs="宋体"/>
         </w:rPr>
         <w:t>【留言板】后端设计</w:t>
       </w:r>
@@ -3122,12 +2955,12 @@
       <w:pPr>
         <w:spacing w:line="360" w:lineRule="auto"/>
         <w:rPr>
-          <w:rFonts w:ascii="宋体" w:eastAsia="宋体" w:hAnsi="宋体" w:cs="宋体"/>
-        </w:rPr>
-      </w:pPr>
-      <w:r>
-        <w:rPr>
-          <w:rFonts w:ascii="宋体" w:eastAsia="宋体" w:hAnsi="宋体" w:cs="宋体" w:hint="eastAsia"/>
+          <w:rFonts w:ascii="宋体" w:hAnsi="宋体" w:eastAsia="宋体" w:cs="宋体"/>
+        </w:rPr>
+      </w:pPr>
+      <w:r>
+        <w:rPr>
+          <w:rFonts w:hint="eastAsia" w:ascii="宋体" w:hAnsi="宋体" w:eastAsia="宋体" w:cs="宋体"/>
         </w:rPr>
         <w:t>1. 使用 Node.js 和 Express 构建后端服务器：</w:t>
       </w:r>
@@ -3136,12 +2969,12 @@
       <w:pPr>
         <w:spacing w:line="360" w:lineRule="auto"/>
         <w:rPr>
-          <w:rFonts w:ascii="宋体" w:eastAsia="宋体" w:hAnsi="宋体" w:cs="宋体"/>
-        </w:rPr>
-      </w:pPr>
-      <w:r>
-        <w:rPr>
-          <w:rFonts w:ascii="宋体" w:eastAsia="宋体" w:hAnsi="宋体" w:cs="宋体" w:hint="eastAsia"/>
+          <w:rFonts w:ascii="宋体" w:hAnsi="宋体" w:eastAsia="宋体" w:cs="宋体"/>
+        </w:rPr>
+      </w:pPr>
+      <w:r>
+        <w:rPr>
+          <w:rFonts w:hint="eastAsia" w:ascii="宋体" w:hAnsi="宋体" w:eastAsia="宋体" w:cs="宋体"/>
         </w:rPr>
         <w:t>Node.js：JavaScript 运行时环境。</w:t>
       </w:r>
@@ -3150,12 +2983,12 @@
       <w:pPr>
         <w:spacing w:line="360" w:lineRule="auto"/>
         <w:rPr>
-          <w:rFonts w:ascii="宋体" w:eastAsia="宋体" w:hAnsi="宋体" w:cs="宋体"/>
-        </w:rPr>
-      </w:pPr>
-      <w:r>
-        <w:rPr>
-          <w:rFonts w:ascii="宋体" w:eastAsia="宋体" w:hAnsi="宋体" w:cs="宋体" w:hint="eastAsia"/>
+          <w:rFonts w:ascii="宋体" w:hAnsi="宋体" w:eastAsia="宋体" w:cs="宋体"/>
+        </w:rPr>
+      </w:pPr>
+      <w:r>
+        <w:rPr>
+          <w:rFonts w:hint="eastAsia" w:ascii="宋体" w:hAnsi="宋体" w:eastAsia="宋体" w:cs="宋体"/>
         </w:rPr>
         <w:t>Express：Node.js Web 应用程序框架。</w:t>
       </w:r>
@@ -3164,14 +2997,13 @@
       <w:pPr>
         <w:spacing w:line="360" w:lineRule="auto"/>
         <w:rPr>
-          <w:rFonts w:ascii="宋体" w:eastAsia="宋体" w:hAnsi="宋体" w:cs="宋体"/>
-        </w:rPr>
-      </w:pPr>
-      <w:r>
-        <w:rPr>
-          <w:rFonts w:ascii="宋体" w:eastAsia="宋体" w:hAnsi="宋体" w:cs="宋体" w:hint="eastAsia"/>
-        </w:rPr>
-        <w:lastRenderedPageBreak/>
+          <w:rFonts w:ascii="宋体" w:hAnsi="宋体" w:eastAsia="宋体" w:cs="宋体"/>
+        </w:rPr>
+      </w:pPr>
+      <w:r>
+        <w:rPr>
+          <w:rFonts w:hint="eastAsia" w:ascii="宋体" w:hAnsi="宋体" w:eastAsia="宋体" w:cs="宋体"/>
+        </w:rPr>
         <w:t>2. 使用 MySQL 作为数据库：</w:t>
       </w:r>
     </w:p>
@@ -3179,12 +3011,12 @@
       <w:pPr>
         <w:spacing w:line="360" w:lineRule="auto"/>
         <w:rPr>
-          <w:rFonts w:ascii="宋体" w:eastAsia="宋体" w:hAnsi="宋体" w:cs="宋体"/>
-        </w:rPr>
-      </w:pPr>
-      <w:r>
-        <w:rPr>
-          <w:rFonts w:ascii="宋体" w:eastAsia="宋体" w:hAnsi="宋体" w:cs="宋体" w:hint="eastAsia"/>
+          <w:rFonts w:ascii="宋体" w:hAnsi="宋体" w:eastAsia="宋体" w:cs="宋体"/>
+        </w:rPr>
+      </w:pPr>
+      <w:r>
+        <w:rPr>
+          <w:rFonts w:hint="eastAsia" w:ascii="宋体" w:hAnsi="宋体" w:eastAsia="宋体" w:cs="宋体"/>
         </w:rPr>
         <w:t>MySQL：关系型数据库管理系统。</w:t>
       </w:r>
@@ -3193,12 +3025,12 @@
       <w:pPr>
         <w:spacing w:line="360" w:lineRule="auto"/>
         <w:rPr>
-          <w:rFonts w:ascii="宋体" w:eastAsia="宋体" w:hAnsi="宋体" w:cs="宋体"/>
-        </w:rPr>
-      </w:pPr>
-      <w:r>
-        <w:rPr>
-          <w:rFonts w:ascii="宋体" w:eastAsia="宋体" w:hAnsi="宋体" w:cs="宋体" w:hint="eastAsia"/>
+          <w:rFonts w:ascii="宋体" w:hAnsi="宋体" w:eastAsia="宋体" w:cs="宋体"/>
+        </w:rPr>
+      </w:pPr>
+      <w:r>
+        <w:rPr>
+          <w:rFonts w:hint="eastAsia" w:ascii="宋体" w:hAnsi="宋体" w:eastAsia="宋体" w:cs="宋体"/>
         </w:rPr>
         <w:t>3. 使用 mysql2 模块连接和操作 MySQL 数据库：</w:t>
       </w:r>
@@ -3207,12 +3039,12 @@
       <w:pPr>
         <w:spacing w:line="360" w:lineRule="auto"/>
         <w:rPr>
-          <w:rFonts w:ascii="宋体" w:eastAsia="宋体" w:hAnsi="宋体" w:cs="宋体"/>
-        </w:rPr>
-      </w:pPr>
-      <w:r>
-        <w:rPr>
-          <w:rFonts w:ascii="宋体" w:eastAsia="宋体" w:hAnsi="宋体" w:cs="宋体" w:hint="eastAsia"/>
+          <w:rFonts w:ascii="宋体" w:hAnsi="宋体" w:eastAsia="宋体" w:cs="宋体"/>
+        </w:rPr>
+      </w:pPr>
+      <w:r>
+        <w:rPr>
+          <w:rFonts w:hint="eastAsia" w:ascii="宋体" w:hAnsi="宋体" w:eastAsia="宋体" w:cs="宋体"/>
         </w:rPr>
         <w:t>mysql2：Node.js 中连接 MySQL 数据库的库。</w:t>
       </w:r>
@@ -3221,29 +3053,33 @@
       <w:pPr>
         <w:spacing w:line="360" w:lineRule="auto"/>
         <w:rPr>
-          <w:rFonts w:ascii="宋体" w:eastAsia="宋体" w:hAnsi="宋体"/>
-        </w:rPr>
-      </w:pPr>
-    </w:p>
-    <w:p>
-      <w:pPr>
-        <w:pStyle w:val="1"/>
+          <w:rFonts w:ascii="宋体" w:hAnsi="宋体" w:eastAsia="宋体"/>
+        </w:rPr>
+      </w:pPr>
+    </w:p>
+    <w:p>
+      <w:pPr>
+        <w:pStyle w:val="2"/>
         <w:numPr>
           <w:ilvl w:val="0"/>
           <w:numId w:val="1"/>
         </w:numPr>
         <w:spacing w:line="360" w:lineRule="auto"/>
         <w:rPr>
-          <w:rStyle w:val="ad"/>
-          <w:rFonts w:ascii="宋体" w:eastAsia="宋体" w:hAnsi="宋体"/>
+          <w:rStyle w:val="14"/>
+          <w:rFonts w:ascii="宋体" w:hAnsi="宋体" w:eastAsia="宋体"/>
+          <w:b w:val="0"/>
+          <w:bCs w:val="0"/>
           <w:sz w:val="28"/>
           <w:szCs w:val="28"/>
         </w:rPr>
       </w:pPr>
       <w:r>
         <w:rPr>
-          <w:rStyle w:val="ad"/>
-          <w:rFonts w:ascii="宋体" w:eastAsia="宋体" w:hAnsi="宋体" w:hint="eastAsia"/>
+          <w:rStyle w:val="14"/>
+          <w:rFonts w:hint="eastAsia" w:ascii="宋体" w:hAnsi="宋体" w:eastAsia="宋体"/>
+          <w:b w:val="0"/>
+          <w:bCs w:val="0"/>
           <w:sz w:val="28"/>
           <w:szCs w:val="28"/>
         </w:rPr>
@@ -3253,14 +3089,14 @@
     <w:p>
       <w:pPr>
         <w:spacing w:line="360" w:lineRule="auto"/>
-        <w:ind w:firstLineChars="200" w:firstLine="420"/>
-        <w:rPr>
-          <w:rFonts w:ascii="宋体" w:eastAsia="宋体" w:hAnsi="宋体"/>
-        </w:rPr>
-      </w:pPr>
-      <w:r>
-        <w:rPr>
-          <w:rFonts w:ascii="宋体" w:eastAsia="宋体" w:hAnsi="宋体" w:hint="eastAsia"/>
+        <w:ind w:firstLine="420" w:firstLineChars="200"/>
+        <w:rPr>
+          <w:rFonts w:ascii="宋体" w:hAnsi="宋体" w:eastAsia="宋体"/>
+        </w:rPr>
+      </w:pPr>
+      <w:r>
+        <w:rPr>
+          <w:rFonts w:hint="eastAsia" w:ascii="宋体" w:hAnsi="宋体" w:eastAsia="宋体"/>
           <w:color w:val="FF0000"/>
         </w:rPr>
         <w:t>系统可用性和完整性</w:t>
@@ -3268,23 +3104,27 @@
     </w:p>
     <w:p>
       <w:pPr>
-        <w:pStyle w:val="1"/>
+        <w:pStyle w:val="2"/>
         <w:numPr>
           <w:ilvl w:val="0"/>
           <w:numId w:val="1"/>
         </w:numPr>
         <w:spacing w:line="360" w:lineRule="auto"/>
         <w:rPr>
-          <w:rStyle w:val="ad"/>
-          <w:rFonts w:ascii="宋体" w:eastAsia="宋体" w:hAnsi="宋体"/>
+          <w:rStyle w:val="14"/>
+          <w:rFonts w:ascii="宋体" w:hAnsi="宋体" w:eastAsia="宋体"/>
+          <w:b w:val="0"/>
+          <w:bCs w:val="0"/>
           <w:sz w:val="28"/>
           <w:szCs w:val="28"/>
         </w:rPr>
       </w:pPr>
       <w:r>
         <w:rPr>
-          <w:rStyle w:val="ad"/>
-          <w:rFonts w:ascii="宋体" w:eastAsia="宋体" w:hAnsi="宋体" w:hint="eastAsia"/>
+          <w:rStyle w:val="14"/>
+          <w:rFonts w:hint="eastAsia" w:ascii="宋体" w:hAnsi="宋体" w:eastAsia="宋体"/>
+          <w:b w:val="0"/>
+          <w:bCs w:val="0"/>
           <w:sz w:val="28"/>
           <w:szCs w:val="28"/>
         </w:rPr>
@@ -3294,15 +3134,15 @@
     <w:p>
       <w:pPr>
         <w:spacing w:line="360" w:lineRule="auto"/>
-        <w:ind w:firstLineChars="200" w:firstLine="420"/>
-        <w:rPr>
-          <w:rFonts w:ascii="宋体" w:eastAsia="宋体" w:hAnsi="宋体"/>
+        <w:ind w:firstLine="420" w:firstLineChars="200"/>
+        <w:rPr>
+          <w:rFonts w:ascii="宋体" w:hAnsi="宋体" w:eastAsia="宋体"/>
           <w:color w:val="FF0000"/>
         </w:rPr>
       </w:pPr>
       <w:r>
         <w:rPr>
-          <w:rFonts w:ascii="宋体" w:eastAsia="宋体" w:hAnsi="宋体" w:hint="eastAsia"/>
+          <w:rFonts w:hint="eastAsia" w:ascii="宋体" w:hAnsi="宋体" w:eastAsia="宋体"/>
           <w:color w:val="FF0000"/>
         </w:rPr>
         <w:t>总结与问题</w:t>
@@ -3311,49 +3151,30 @@
     <w:p>
       <w:pPr>
         <w:spacing w:line="360" w:lineRule="auto"/>
-        <w:ind w:firstLineChars="200" w:firstLine="420"/>
-        <w:rPr>
-          <w:rFonts w:ascii="宋体" w:eastAsia="宋体" w:hAnsi="宋体"/>
+        <w:ind w:firstLine="420" w:firstLineChars="200"/>
+        <w:rPr>
+          <w:rFonts w:ascii="宋体" w:hAnsi="宋体" w:eastAsia="宋体"/>
           <w:color w:val="FF0000"/>
         </w:rPr>
       </w:pPr>
     </w:p>
     <w:sectPr>
-      <w:headerReference w:type="default" r:id="rId14"/>
-      <w:footerReference w:type="default" r:id="rId15"/>
+      <w:headerReference r:id="rId3" w:type="default"/>
+      <w:footerReference r:id="rId4" w:type="default"/>
       <w:pgSz w:w="11906" w:h="16838"/>
       <w:pgMar w:top="1440" w:right="1800" w:bottom="1440" w:left="1800" w:header="1077" w:footer="850" w:gutter="0"/>
-      <w:cols w:space="425"/>
-      <w:docGrid w:type="lines" w:linePitch="312"/>
+      <w:cols w:space="425" w:num="1"/>
+      <w:docGrid w:type="lines" w:linePitch="312" w:charSpace="0"/>
     </w:sectPr>
   </w:body>
 </w:document>
 </file>
 
-<file path=word/endnotes.xml><?xml version="1.0" encoding="utf-8"?>
-<w:endnotes xmlns:wpc="http://schemas.microsoft.com/office/word/2010/wordprocessingCanvas" xmlns:cx="http://schemas.microsoft.com/office/drawing/2014/chartex" xmlns:cx1="http://schemas.microsoft.com/office/drawing/2015/9/8/chartex" xmlns:cx2="http://schemas.microsoft.com/office/drawing/2015/10/21/chartex" xmlns:cx3="http://schemas.microsoft.com/office/drawing/2016/5/9/chartex" xmlns:cx4="http://schemas.microsoft.com/office/drawing/2016/5/10/chartex" xmlns:cx5="http://schemas.microsoft.com/office/drawing/2016/5/11/chartex" xmlns:cx6="http://schemas.microsoft.com/office/drawing/2016/5/12/chartex" xmlns:cx7="http://schemas.microsoft.com/office/drawing/2016/5/13/chartex" xmlns:cx8="http://schemas.microsoft.com/office/drawing/2016/5/14/chartex" xmlns:mc="http://schemas.openxmlformats.org/markup-compatibility/2006" xmlns:aink="http://schemas.microsoft.com/office/drawing/2016/ink" xmlns:am3d="http://schemas.microsoft.com/office/drawing/2017/model3d" xmlns:o="urn:schemas-microsoft-com:office:office" xmlns:oel="http://schemas.microsoft.com/office/2019/extlst" xmlns:r="http://schemas.openxmlformats.org/officeDocument/2006/relationships" xmlns:m="http://schemas.openxmlformats.org/officeDocument/2006/math" xmlns:v="urn:schemas-microsoft-com:vml" xmlns:wp14="http://schemas.microsoft.com/office/word/2010/wordprocessingDrawing" xmlns:wp="http://schemas.openxmlformats.org/drawingml/2006/wordprocessingDrawing" xmlns:w10="urn:schemas-microsoft-com:office:word" xmlns:w="http://schemas.openxmlformats.org/wordprocessingml/2006/main" xmlns:w14="http://schemas.microsoft.com/office/word/2010/wordml" xmlns:w15="http://schemas.microsoft.com/office/word/2012/wordml" xmlns:w16cex="http://schemas.microsoft.com/office/word/2018/wordml/cex" xmlns:w16cid="http://schemas.microsoft.com/office/word/2016/wordml/cid" xmlns:w16="http://schemas.microsoft.com/office/word/2018/wordml" xmlns:w16sdtdh="http://schemas.microsoft.com/office/word/2020/wordml/sdtdatahash" xmlns:w16se="http://schemas.microsoft.com/office/word/2015/wordml/symex" xmlns:wpg="http://schemas.microsoft.com/office/word/2010/wordprocessingGroup" xmlns:wpi="http://schemas.microsoft.com/office/word/2010/wordprocessingInk" xmlns:wne="http://schemas.microsoft.com/office/word/2006/wordml" xmlns:wps="http://schemas.microsoft.com/office/word/2010/wordprocessingShape" mc:Ignorable="w14 w15 w16se w16cid w16 w16cex w16sdtdh wp14">
-  <w:endnote w:type="separator" w:id="-1">
-    <w:p>
-      <w:r>
-        <w:separator/>
-      </w:r>
-    </w:p>
-  </w:endnote>
-  <w:endnote w:type="continuationSeparator" w:id="0">
-    <w:p>
-      <w:r>
-        <w:continuationSeparator/>
-      </w:r>
-    </w:p>
-  </w:endnote>
-</w:endnotes>
-</file>
-
 <file path=word/footer1.xml><?xml version="1.0" encoding="utf-8"?>
-<w:ftr xmlns:wpc="http://schemas.microsoft.com/office/word/2010/wordprocessingCanvas" xmlns:cx="http://schemas.microsoft.com/office/drawing/2014/chartex" xmlns:cx1="http://schemas.microsoft.com/office/drawing/2015/9/8/chartex" xmlns:cx2="http://schemas.microsoft.com/office/drawing/2015/10/21/chartex" xmlns:cx3="http://schemas.microsoft.com/office/drawing/2016/5/9/chartex" xmlns:cx4="http://schemas.microsoft.com/office/drawing/2016/5/10/chartex" xmlns:cx5="http://schemas.microsoft.com/office/drawing/2016/5/11/chartex" xmlns:cx6="http://schemas.microsoft.com/office/drawing/2016/5/12/chartex" xmlns:cx7="http://schemas.microsoft.com/office/drawing/2016/5/13/chartex" xmlns:cx8="http://schemas.microsoft.com/office/drawing/2016/5/14/chartex" xmlns:mc="http://schemas.openxmlformats.org/markup-compatibility/2006" xmlns:aink="http://schemas.microsoft.com/office/drawing/2016/ink" xmlns:am3d="http://schemas.microsoft.com/office/drawing/2017/model3d" xmlns:o="urn:schemas-microsoft-com:office:office" xmlns:oel="http://schemas.microsoft.com/office/2019/extlst" xmlns:r="http://schemas.openxmlformats.org/officeDocument/2006/relationships" xmlns:m="http://schemas.openxmlformats.org/officeDocument/2006/math" xmlns:v="urn:schemas-microsoft-com:vml" xmlns:wp14="http://schemas.microsoft.com/office/word/2010/wordprocessingDrawing" xmlns:wp="http://schemas.openxmlformats.org/drawingml/2006/wordprocessingDrawing" xmlns:w10="urn:schemas-microsoft-com:office:word" xmlns:w="http://schemas.openxmlformats.org/wordprocessingml/2006/main" xmlns:w14="http://schemas.microsoft.com/office/word/2010/wordml" xmlns:w15="http://schemas.microsoft.com/office/word/2012/wordml" xmlns:w16cex="http://schemas.microsoft.com/office/word/2018/wordml/cex" xmlns:w16cid="http://schemas.microsoft.com/office/word/2016/wordml/cid" xmlns:w16="http://schemas.microsoft.com/office/word/2018/wordml" xmlns:w16sdtdh="http://schemas.microsoft.com/office/word/2020/wordml/sdtdatahash" xmlns:w16se="http://schemas.microsoft.com/office/word/2015/wordml/symex" xmlns:wpg="http://schemas.microsoft.com/office/word/2010/wordprocessingGroup" xmlns:wpi="http://schemas.microsoft.com/office/word/2010/wordprocessingInk" xmlns:wne="http://schemas.microsoft.com/office/word/2006/wordml" xmlns:wps="http://schemas.microsoft.com/office/word/2010/wordprocessingShape" mc:Ignorable="w14 w15 w16se w16cid w16 w16cex w16sdtdh wp14">
+<w:ftr xmlns:wpc="http://schemas.microsoft.com/office/word/2010/wordprocessingCanvas" xmlns:mc="http://schemas.openxmlformats.org/markup-compatibility/2006" xmlns:o="urn:schemas-microsoft-com:office:office" xmlns:r="http://schemas.openxmlformats.org/officeDocument/2006/relationships" xmlns:m="http://schemas.openxmlformats.org/officeDocument/2006/math" xmlns:v="urn:schemas-microsoft-com:vml" xmlns:wp14="http://schemas.microsoft.com/office/word/2010/wordprocessingDrawing" xmlns:wp="http://schemas.openxmlformats.org/drawingml/2006/wordprocessingDrawing" xmlns:w10="urn:schemas-microsoft-com:office:word" xmlns:w="http://schemas.openxmlformats.org/wordprocessingml/2006/main" xmlns:w14="http://schemas.microsoft.com/office/word/2010/wordml" xmlns:w15="http://schemas.microsoft.com/office/word/2012/wordml" xmlns:wpg="http://schemas.microsoft.com/office/word/2010/wordprocessingGroup" xmlns:wpi="http://schemas.microsoft.com/office/word/2010/wordprocessingInk" xmlns:wne="http://schemas.microsoft.com/office/word/2006/wordml" xmlns:wps="http://schemas.microsoft.com/office/word/2010/wordprocessingShape" xmlns:wpsCustomData="http://www.wps.cn/officeDocument/2013/wpsCustomData" mc:Ignorable="w14 w15 wp14">
   <w:p>
     <w:pPr>
-      <w:pStyle w:val="a3"/>
+      <w:pStyle w:val="6"/>
       <w:jc w:val="right"/>
     </w:pPr>
     <w:r>
@@ -3389,7 +3210,7 @@
                 <w:b/>
                 <w:bCs/>
               </w:rPr>
-              <w:instrText>PAGE</w:instrText>
+              <w:instrText xml:space="preserve">PAGE</w:instrText>
             </w:r>
             <w:r>
               <w:rPr>
@@ -3420,13 +3241,7 @@
               <w:rPr>
                 <w:lang w:val="zh-CN"/>
               </w:rPr>
-              <w:t xml:space="preserve"> </w:t>
-            </w:r>
-            <w:r>
-              <w:rPr>
-                <w:lang w:val="zh-CN"/>
-              </w:rPr>
-              <w:t xml:space="preserve">/ </w:t>
+              <w:t xml:space="preserve"> / </w:t>
             </w:r>
             <w:r>
               <w:rPr>
@@ -3442,7 +3257,7 @@
                 <w:b/>
                 <w:bCs/>
               </w:rPr>
-              <w:instrText>NUMPAGES</w:instrText>
+              <w:instrText xml:space="preserve">NUMPAGES</w:instrText>
             </w:r>
             <w:r>
               <w:rPr>
@@ -3476,36 +3291,17 @@
   </w:p>
   <w:p>
     <w:pPr>
-      <w:pStyle w:val="a3"/>
+      <w:pStyle w:val="6"/>
     </w:pPr>
   </w:p>
 </w:ftr>
 </file>
 
-<file path=word/footnotes.xml><?xml version="1.0" encoding="utf-8"?>
-<w:footnotes xmlns:wpc="http://schemas.microsoft.com/office/word/2010/wordprocessingCanvas" xmlns:cx="http://schemas.microsoft.com/office/drawing/2014/chartex" xmlns:cx1="http://schemas.microsoft.com/office/drawing/2015/9/8/chartex" xmlns:cx2="http://schemas.microsoft.com/office/drawing/2015/10/21/chartex" xmlns:cx3="http://schemas.microsoft.com/office/drawing/2016/5/9/chartex" xmlns:cx4="http://schemas.microsoft.com/office/drawing/2016/5/10/chartex" xmlns:cx5="http://schemas.microsoft.com/office/drawing/2016/5/11/chartex" xmlns:cx6="http://schemas.microsoft.com/office/drawing/2016/5/12/chartex" xmlns:cx7="http://schemas.microsoft.com/office/drawing/2016/5/13/chartex" xmlns:cx8="http://schemas.microsoft.com/office/drawing/2016/5/14/chartex" xmlns:mc="http://schemas.openxmlformats.org/markup-compatibility/2006" xmlns:aink="http://schemas.microsoft.com/office/drawing/2016/ink" xmlns:am3d="http://schemas.microsoft.com/office/drawing/2017/model3d" xmlns:o="urn:schemas-microsoft-com:office:office" xmlns:oel="http://schemas.microsoft.com/office/2019/extlst" xmlns:r="http://schemas.openxmlformats.org/officeDocument/2006/relationships" xmlns:m="http://schemas.openxmlformats.org/officeDocument/2006/math" xmlns:v="urn:schemas-microsoft-com:vml" xmlns:wp14="http://schemas.microsoft.com/office/word/2010/wordprocessingDrawing" xmlns:wp="http://schemas.openxmlformats.org/drawingml/2006/wordprocessingDrawing" xmlns:w10="urn:schemas-microsoft-com:office:word" xmlns:w="http://schemas.openxmlformats.org/wordprocessingml/2006/main" xmlns:w14="http://schemas.microsoft.com/office/word/2010/wordml" xmlns:w15="http://schemas.microsoft.com/office/word/2012/wordml" xmlns:w16cex="http://schemas.microsoft.com/office/word/2018/wordml/cex" xmlns:w16cid="http://schemas.microsoft.com/office/word/2016/wordml/cid" xmlns:w16="http://schemas.microsoft.com/office/word/2018/wordml" xmlns:w16sdtdh="http://schemas.microsoft.com/office/word/2020/wordml/sdtdatahash" xmlns:w16se="http://schemas.microsoft.com/office/word/2015/wordml/symex" xmlns:wpg="http://schemas.microsoft.com/office/word/2010/wordprocessingGroup" xmlns:wpi="http://schemas.microsoft.com/office/word/2010/wordprocessingInk" xmlns:wne="http://schemas.microsoft.com/office/word/2006/wordml" xmlns:wps="http://schemas.microsoft.com/office/word/2010/wordprocessingShape" mc:Ignorable="w14 w15 w16se w16cid w16 w16cex w16sdtdh wp14">
-  <w:footnote w:type="separator" w:id="-1">
-    <w:p>
-      <w:r>
-        <w:separator/>
-      </w:r>
-    </w:p>
-  </w:footnote>
-  <w:footnote w:type="continuationSeparator" w:id="0">
-    <w:p>
-      <w:r>
-        <w:continuationSeparator/>
-      </w:r>
-    </w:p>
-  </w:footnote>
-</w:footnotes>
-</file>
-
 <file path=word/header1.xml><?xml version="1.0" encoding="utf-8"?>
-<w:hdr xmlns:wpc="http://schemas.microsoft.com/office/word/2010/wordprocessingCanvas" xmlns:cx="http://schemas.microsoft.com/office/drawing/2014/chartex" xmlns:cx1="http://schemas.microsoft.com/office/drawing/2015/9/8/chartex" xmlns:cx2="http://schemas.microsoft.com/office/drawing/2015/10/21/chartex" xmlns:cx3="http://schemas.microsoft.com/office/drawing/2016/5/9/chartex" xmlns:cx4="http://schemas.microsoft.com/office/drawing/2016/5/10/chartex" xmlns:cx5="http://schemas.microsoft.com/office/drawing/2016/5/11/chartex" xmlns:cx6="http://schemas.microsoft.com/office/drawing/2016/5/12/chartex" xmlns:cx7="http://schemas.microsoft.com/office/drawing/2016/5/13/chartex" xmlns:cx8="http://schemas.microsoft.com/office/drawing/2016/5/14/chartex" xmlns:mc="http://schemas.openxmlformats.org/markup-compatibility/2006" xmlns:aink="http://schemas.microsoft.com/office/drawing/2016/ink" xmlns:am3d="http://schemas.microsoft.com/office/drawing/2017/model3d" xmlns:o="urn:schemas-microsoft-com:office:office" xmlns:oel="http://schemas.microsoft.com/office/2019/extlst" xmlns:r="http://schemas.openxmlformats.org/officeDocument/2006/relationships" xmlns:m="http://schemas.openxmlformats.org/officeDocument/2006/math" xmlns:v="urn:schemas-microsoft-com:vml" xmlns:wp14="http://schemas.microsoft.com/office/word/2010/wordprocessingDrawing" xmlns:wp="http://schemas.openxmlformats.org/drawingml/2006/wordprocessingDrawing" xmlns:w10="urn:schemas-microsoft-com:office:word" xmlns:w="http://schemas.openxmlformats.org/wordprocessingml/2006/main" xmlns:w14="http://schemas.microsoft.com/office/word/2010/wordml" xmlns:w15="http://schemas.microsoft.com/office/word/2012/wordml" xmlns:w16cex="http://schemas.microsoft.com/office/word/2018/wordml/cex" xmlns:w16cid="http://schemas.microsoft.com/office/word/2016/wordml/cid" xmlns:w16="http://schemas.microsoft.com/office/word/2018/wordml" xmlns:w16sdtdh="http://schemas.microsoft.com/office/word/2020/wordml/sdtdatahash" xmlns:w16se="http://schemas.microsoft.com/office/word/2015/wordml/symex" xmlns:wpg="http://schemas.microsoft.com/office/word/2010/wordprocessingGroup" xmlns:wpi="http://schemas.microsoft.com/office/word/2010/wordprocessingInk" xmlns:wne="http://schemas.microsoft.com/office/word/2006/wordml" xmlns:wps="http://schemas.microsoft.com/office/word/2010/wordprocessingShape" mc:Ignorable="w14 w15 w16se w16cid w16 w16cex w16sdtdh wp14">
+<w:hdr xmlns:wpc="http://schemas.microsoft.com/office/word/2010/wordprocessingCanvas" xmlns:mc="http://schemas.openxmlformats.org/markup-compatibility/2006" xmlns:o="urn:schemas-microsoft-com:office:office" xmlns:r="http://schemas.openxmlformats.org/officeDocument/2006/relationships" xmlns:m="http://schemas.openxmlformats.org/officeDocument/2006/math" xmlns:v="urn:schemas-microsoft-com:vml" xmlns:wp14="http://schemas.microsoft.com/office/word/2010/wordprocessingDrawing" xmlns:wp="http://schemas.openxmlformats.org/drawingml/2006/wordprocessingDrawing" xmlns:w10="urn:schemas-microsoft-com:office:word" xmlns:w="http://schemas.openxmlformats.org/wordprocessingml/2006/main" xmlns:w14="http://schemas.microsoft.com/office/word/2010/wordml" xmlns:w15="http://schemas.microsoft.com/office/word/2012/wordml" xmlns:wpg="http://schemas.microsoft.com/office/word/2010/wordprocessingGroup" xmlns:wpi="http://schemas.microsoft.com/office/word/2010/wordprocessingInk" xmlns:wne="http://schemas.microsoft.com/office/word/2006/wordml" xmlns:wps="http://schemas.microsoft.com/office/word/2010/wordprocessingShape" xmlns:wpsCustomData="http://www.wps.cn/officeDocument/2013/wpsCustomData" mc:Ignorable="w14 w15 wp14">
   <w:p>
     <w:pPr>
-      <w:pStyle w:val="a5"/>
+      <w:pStyle w:val="7"/>
     </w:pPr>
     <w:r>
       <w:t>北京邮电大学-</w:t>
@@ -3523,6 +3319,11 @@
       <w:rPr>
         <w:smallCaps/>
         <w:color w:val="000000" w:themeColor="text1"/>
+        <w14:textFill>
+          <w14:solidFill>
+            <w14:schemeClr w14:val="tx1"/>
+          </w14:solidFill>
+        </w14:textFill>
       </w:rPr>
     </w:pPr>
   </w:p>
@@ -3530,12 +3331,12 @@
 </file>
 
 <file path=word/numbering.xml><?xml version="1.0" encoding="utf-8"?>
-<w:numbering xmlns:wpc="http://schemas.microsoft.com/office/word/2010/wordprocessingCanvas" xmlns:cx="http://schemas.microsoft.com/office/drawing/2014/chartex" xmlns:cx1="http://schemas.microsoft.com/office/drawing/2015/9/8/chartex" xmlns:cx2="http://schemas.microsoft.com/office/drawing/2015/10/21/chartex" xmlns:cx3="http://schemas.microsoft.com/office/drawing/2016/5/9/chartex" xmlns:cx4="http://schemas.microsoft.com/office/drawing/2016/5/10/chartex" xmlns:cx5="http://schemas.microsoft.com/office/drawing/2016/5/11/chartex" xmlns:cx6="http://schemas.microsoft.com/office/drawing/2016/5/12/chartex" xmlns:cx7="http://schemas.microsoft.com/office/drawing/2016/5/13/chartex" xmlns:cx8="http://schemas.microsoft.com/office/drawing/2016/5/14/chartex" xmlns:mc="http://schemas.openxmlformats.org/markup-compatibility/2006" xmlns:aink="http://schemas.microsoft.com/office/drawing/2016/ink" xmlns:am3d="http://schemas.microsoft.com/office/drawing/2017/model3d" xmlns:o="urn:schemas-microsoft-com:office:office" xmlns:oel="http://schemas.microsoft.com/office/2019/extlst" xmlns:r="http://schemas.openxmlformats.org/officeDocument/2006/relationships" xmlns:m="http://schemas.openxmlformats.org/officeDocument/2006/math" xmlns:v="urn:schemas-microsoft-com:vml" xmlns:wp14="http://schemas.microsoft.com/office/word/2010/wordprocessingDrawing" xmlns:wp="http://schemas.openxmlformats.org/drawingml/2006/wordprocessingDrawing" xmlns:w10="urn:schemas-microsoft-com:office:word" xmlns:w="http://schemas.openxmlformats.org/wordprocessingml/2006/main" xmlns:w14="http://schemas.microsoft.com/office/word/2010/wordml" xmlns:w15="http://schemas.microsoft.com/office/word/2012/wordml" xmlns:w16cex="http://schemas.microsoft.com/office/word/2018/wordml/cex" xmlns:w16cid="http://schemas.microsoft.com/office/word/2016/wordml/cid" xmlns:w16="http://schemas.microsoft.com/office/word/2018/wordml" xmlns:w16sdtdh="http://schemas.microsoft.com/office/word/2020/wordml/sdtdatahash" xmlns:w16se="http://schemas.microsoft.com/office/word/2015/wordml/symex" xmlns:wpg="http://schemas.microsoft.com/office/word/2010/wordprocessingGroup" xmlns:wpi="http://schemas.microsoft.com/office/word/2010/wordprocessingInk" xmlns:wne="http://schemas.microsoft.com/office/word/2006/wordml" xmlns:wps="http://schemas.microsoft.com/office/word/2010/wordprocessingShape" mc:Ignorable="w14 w15 w16se w16cid w16 w16cex w16sdtdh wp14">
-  <w:abstractNum w:abstractNumId="0" w15:restartNumberingAfterBreak="0">
+<w:numbering xmlns:wpc="http://schemas.microsoft.com/office/word/2010/wordprocessingCanvas" xmlns:mc="http://schemas.openxmlformats.org/markup-compatibility/2006" xmlns:o="urn:schemas-microsoft-com:office:office" xmlns:r="http://schemas.openxmlformats.org/officeDocument/2006/relationships" xmlns:m="http://schemas.openxmlformats.org/officeDocument/2006/math" xmlns:v="urn:schemas-microsoft-com:vml" xmlns:wp14="http://schemas.microsoft.com/office/word/2010/wordprocessingDrawing" xmlns:wp="http://schemas.openxmlformats.org/drawingml/2006/wordprocessingDrawing" xmlns:w10="urn:schemas-microsoft-com:office:word" xmlns:w="http://schemas.openxmlformats.org/wordprocessingml/2006/main" xmlns:w14="http://schemas.microsoft.com/office/word/2010/wordml" xmlns:wpg="http://schemas.microsoft.com/office/word/2010/wordprocessingGroup" xmlns:wpi="http://schemas.microsoft.com/office/word/2010/wordprocessingInk" xmlns:wne="http://schemas.microsoft.com/office/word/2006/wordml" xmlns:wps="http://schemas.microsoft.com/office/word/2010/wordprocessingShape" xmlns:wpsCustomData="http://www.wps.cn/officeDocument/2013/wpsCustomData" mc:Ignorable="w14 wp14">
+  <w:abstractNum w:abstractNumId="0">
     <w:nsid w:val="8316DF79"/>
     <w:multiLevelType w:val="singleLevel"/>
     <w:tmpl w:val="8316DF79"/>
-    <w:lvl w:ilvl="0">
+    <w:lvl w:ilvl="0" w:tentative="0">
       <w:start w:val="1"/>
       <w:numFmt w:val="bullet"/>
       <w:lvlText w:val=""/>
@@ -3544,15 +3345,15 @@
         <w:ind w:left="420" w:hanging="420"/>
       </w:pPr>
       <w:rPr>
-        <w:rFonts w:ascii="Wingdings" w:hAnsi="Wingdings" w:hint="default"/>
+        <w:rFonts w:hint="default" w:ascii="Wingdings" w:hAnsi="Wingdings"/>
       </w:rPr>
     </w:lvl>
   </w:abstractNum>
-  <w:abstractNum w:abstractNumId="1" w15:restartNumberingAfterBreak="0">
+  <w:abstractNum w:abstractNumId="1">
     <w:nsid w:val="9896106F"/>
     <w:multiLevelType w:val="singleLevel"/>
     <w:tmpl w:val="9896106F"/>
-    <w:lvl w:ilvl="0">
+    <w:lvl w:ilvl="0" w:tentative="0">
       <w:start w:val="1"/>
       <w:numFmt w:val="decimal"/>
       <w:lvlText w:val="%1."/>
@@ -3565,11 +3366,11 @@
       </w:rPr>
     </w:lvl>
   </w:abstractNum>
-  <w:abstractNum w:abstractNumId="2" w15:restartNumberingAfterBreak="0">
-    <w:nsid w:val="A1A8BEBB"/>
+  <w:abstractNum w:abstractNumId="2">
+    <w:nsid w:val="E12BE7C7"/>
     <w:multiLevelType w:val="singleLevel"/>
-    <w:tmpl w:val="A1A8BEBB"/>
-    <w:lvl w:ilvl="0">
+    <w:tmpl w:val="E12BE7C7"/>
+    <w:lvl w:ilvl="0" w:tentative="0">
       <w:start w:val="1"/>
       <w:numFmt w:val="bullet"/>
       <w:lvlText w:val=""/>
@@ -3578,145 +3379,128 @@
         <w:ind w:left="420" w:hanging="420"/>
       </w:pPr>
       <w:rPr>
-        <w:rFonts w:ascii="Wingdings" w:hAnsi="Wingdings" w:hint="default"/>
+        <w:rFonts w:hint="default" w:ascii="Wingdings" w:hAnsi="Wingdings"/>
       </w:rPr>
     </w:lvl>
   </w:abstractNum>
-  <w:abstractNum w:abstractNumId="3" w15:restartNumberingAfterBreak="0">
-    <w:nsid w:val="E12BE7C7"/>
-    <w:multiLevelType w:val="singleLevel"/>
-    <w:tmpl w:val="E12BE7C7"/>
-    <w:lvl w:ilvl="0">
+  <w:abstractNum w:abstractNumId="3">
+    <w:nsid w:val="03563701"/>
+    <w:multiLevelType w:val="multilevel"/>
+    <w:tmpl w:val="03563701"/>
+    <w:lvl w:ilvl="0" w:tentative="0">
       <w:start w:val="1"/>
       <w:numFmt w:val="bullet"/>
       <w:lvlText w:val=""/>
       <w:lvlJc w:val="left"/>
       <w:pPr>
-        <w:ind w:left="420" w:hanging="420"/>
+        <w:ind w:left="860" w:hanging="440"/>
       </w:pPr>
       <w:rPr>
-        <w:rFonts w:ascii="Wingdings" w:hAnsi="Wingdings" w:hint="default"/>
+        <w:rFonts w:hint="default" w:ascii="Wingdings" w:hAnsi="Wingdings"/>
       </w:rPr>
     </w:lvl>
-  </w:abstractNum>
-  <w:abstractNum w:abstractNumId="4" w15:restartNumberingAfterBreak="0">
-    <w:nsid w:val="03563701"/>
-    <w:multiLevelType w:val="hybridMultilevel"/>
-    <w:tmpl w:val="D1FA2292"/>
-    <w:lvl w:ilvl="0" w:tplc="04090001">
+    <w:lvl w:ilvl="1" w:tentative="0">
+      <w:start w:val="1"/>
+      <w:numFmt w:val="bullet"/>
+      <w:lvlText w:val=""/>
+      <w:lvlJc w:val="left"/>
+      <w:pPr>
+        <w:ind w:left="1300" w:hanging="440"/>
+      </w:pPr>
+      <w:rPr>
+        <w:rFonts w:hint="default" w:ascii="Wingdings" w:hAnsi="Wingdings"/>
+      </w:rPr>
+    </w:lvl>
+    <w:lvl w:ilvl="2" w:tentative="0">
+      <w:start w:val="1"/>
+      <w:numFmt w:val="bullet"/>
+      <w:lvlText w:val=""/>
+      <w:lvlJc w:val="left"/>
+      <w:pPr>
+        <w:ind w:left="1740" w:hanging="440"/>
+      </w:pPr>
+      <w:rPr>
+        <w:rFonts w:hint="default" w:ascii="Wingdings" w:hAnsi="Wingdings"/>
+      </w:rPr>
+    </w:lvl>
+    <w:lvl w:ilvl="3" w:tentative="0">
       <w:start w:val="1"/>
       <w:numFmt w:val="bullet"/>
       <w:lvlText w:val=""/>
       <w:lvlJc w:val="left"/>
       <w:pPr>
-        <w:ind w:left="860" w:hanging="440"/>
+        <w:ind w:left="2180" w:hanging="440"/>
       </w:pPr>
       <w:rPr>
-        <w:rFonts w:ascii="Wingdings" w:hAnsi="Wingdings" w:hint="default"/>
+        <w:rFonts w:hint="default" w:ascii="Wingdings" w:hAnsi="Wingdings"/>
       </w:rPr>
     </w:lvl>
-    <w:lvl w:ilvl="1" w:tplc="04090003" w:tentative="1">
+    <w:lvl w:ilvl="4" w:tentative="0">
       <w:start w:val="1"/>
       <w:numFmt w:val="bullet"/>
       <w:lvlText w:val=""/>
       <w:lvlJc w:val="left"/>
       <w:pPr>
-        <w:ind w:left="1300" w:hanging="440"/>
+        <w:ind w:left="2620" w:hanging="440"/>
       </w:pPr>
       <w:rPr>
-        <w:rFonts w:ascii="Wingdings" w:hAnsi="Wingdings" w:hint="default"/>
+        <w:rFonts w:hint="default" w:ascii="Wingdings" w:hAnsi="Wingdings"/>
       </w:rPr>
     </w:lvl>
-    <w:lvl w:ilvl="2" w:tplc="04090005" w:tentative="1">
+    <w:lvl w:ilvl="5" w:tentative="0">
       <w:start w:val="1"/>
       <w:numFmt w:val="bullet"/>
       <w:lvlText w:val=""/>
       <w:lvlJc w:val="left"/>
       <w:pPr>
-        <w:ind w:left="1740" w:hanging="440"/>
+        <w:ind w:left="3060" w:hanging="440"/>
       </w:pPr>
       <w:rPr>
-        <w:rFonts w:ascii="Wingdings" w:hAnsi="Wingdings" w:hint="default"/>
+        <w:rFonts w:hint="default" w:ascii="Wingdings" w:hAnsi="Wingdings"/>
       </w:rPr>
     </w:lvl>
-    <w:lvl w:ilvl="3" w:tplc="04090001" w:tentative="1">
+    <w:lvl w:ilvl="6" w:tentative="0">
       <w:start w:val="1"/>
       <w:numFmt w:val="bullet"/>
       <w:lvlText w:val=""/>
       <w:lvlJc w:val="left"/>
       <w:pPr>
-        <w:ind w:left="2180" w:hanging="440"/>
+        <w:ind w:left="3500" w:hanging="440"/>
       </w:pPr>
       <w:rPr>
-        <w:rFonts w:ascii="Wingdings" w:hAnsi="Wingdings" w:hint="default"/>
+        <w:rFonts w:hint="default" w:ascii="Wingdings" w:hAnsi="Wingdings"/>
       </w:rPr>
     </w:lvl>
-    <w:lvl w:ilvl="4" w:tplc="04090003" w:tentative="1">
+    <w:lvl w:ilvl="7" w:tentative="0">
       <w:start w:val="1"/>
       <w:numFmt w:val="bullet"/>
       <w:lvlText w:val=""/>
       <w:lvlJc w:val="left"/>
       <w:pPr>
-        <w:ind w:left="2620" w:hanging="440"/>
+        <w:ind w:left="3940" w:hanging="440"/>
       </w:pPr>
       <w:rPr>
-        <w:rFonts w:ascii="Wingdings" w:hAnsi="Wingdings" w:hint="default"/>
+        <w:rFonts w:hint="default" w:ascii="Wingdings" w:hAnsi="Wingdings"/>
       </w:rPr>
     </w:lvl>
-    <w:lvl w:ilvl="5" w:tplc="04090005" w:tentative="1">
+    <w:lvl w:ilvl="8" w:tentative="0">
       <w:start w:val="1"/>
       <w:numFmt w:val="bullet"/>
       <w:lvlText w:val=""/>
       <w:lvlJc w:val="left"/>
       <w:pPr>
-        <w:ind w:left="3060" w:hanging="440"/>
+        <w:ind w:left="4380" w:hanging="440"/>
       </w:pPr>
       <w:rPr>
-        <w:rFonts w:ascii="Wingdings" w:hAnsi="Wingdings" w:hint="default"/>
-      </w:rPr>
-    </w:lvl>
-    <w:lvl w:ilvl="6" w:tplc="04090001" w:tentative="1">
-      <w:start w:val="1"/>
-      <w:numFmt w:val="bullet"/>
-      <w:lvlText w:val=""/>
-      <w:lvlJc w:val="left"/>
-      <w:pPr>
-        <w:ind w:left="3500" w:hanging="440"/>
-      </w:pPr>
-      <w:rPr>
-        <w:rFonts w:ascii="Wingdings" w:hAnsi="Wingdings" w:hint="default"/>
-      </w:rPr>
-    </w:lvl>
-    <w:lvl w:ilvl="7" w:tplc="04090003" w:tentative="1">
-      <w:start w:val="1"/>
-      <w:numFmt w:val="bullet"/>
-      <w:lvlText w:val=""/>
-      <w:lvlJc w:val="left"/>
-      <w:pPr>
-        <w:ind w:left="3940" w:hanging="440"/>
-      </w:pPr>
-      <w:rPr>
-        <w:rFonts w:ascii="Wingdings" w:hAnsi="Wingdings" w:hint="default"/>
-      </w:rPr>
-    </w:lvl>
-    <w:lvl w:ilvl="8" w:tplc="04090005" w:tentative="1">
-      <w:start w:val="1"/>
-      <w:numFmt w:val="bullet"/>
-      <w:lvlText w:val=""/>
-      <w:lvlJc w:val="left"/>
-      <w:pPr>
-        <w:ind w:left="4380" w:hanging="440"/>
-      </w:pPr>
-      <w:rPr>
-        <w:rFonts w:ascii="Wingdings" w:hAnsi="Wingdings" w:hint="default"/>
+        <w:rFonts w:hint="default" w:ascii="Wingdings" w:hAnsi="Wingdings"/>
       </w:rPr>
     </w:lvl>
   </w:abstractNum>
-  <w:abstractNum w:abstractNumId="5" w15:restartNumberingAfterBreak="0">
+  <w:abstractNum w:abstractNumId="4">
     <w:nsid w:val="043AE68D"/>
     <w:multiLevelType w:val="singleLevel"/>
     <w:tmpl w:val="043AE68D"/>
-    <w:lvl w:ilvl="0">
+    <w:lvl w:ilvl="0" w:tentative="0">
       <w:start w:val="1"/>
       <w:numFmt w:val="decimal"/>
       <w:lvlText w:val="%1."/>
@@ -3729,11 +3513,11 @@
       </w:rPr>
     </w:lvl>
   </w:abstractNum>
-  <w:abstractNum w:abstractNumId="6" w15:restartNumberingAfterBreak="0">
+  <w:abstractNum w:abstractNumId="5">
     <w:nsid w:val="1D65684A"/>
     <w:multiLevelType w:val="multilevel"/>
     <w:tmpl w:val="1D65684A"/>
-    <w:lvl w:ilvl="0">
+    <w:lvl w:ilvl="0" w:tentative="0">
       <w:start w:val="1"/>
       <w:numFmt w:val="decimal"/>
       <w:lvlText w:val="%1."/>
@@ -3745,7 +3529,7 @@
         <w:rFonts w:hint="default"/>
       </w:rPr>
     </w:lvl>
-    <w:lvl w:ilvl="1">
+    <w:lvl w:ilvl="1" w:tentative="0">
       <w:start w:val="1"/>
       <w:numFmt w:val="decimal"/>
       <w:isLgl/>
@@ -3758,7 +3542,7 @@
         <w:rFonts w:hint="default"/>
       </w:rPr>
     </w:lvl>
-    <w:lvl w:ilvl="2">
+    <w:lvl w:ilvl="2" w:tentative="0">
       <w:start w:val="1"/>
       <w:numFmt w:val="decimal"/>
       <w:isLgl/>
@@ -3771,7 +3555,7 @@
         <w:rFonts w:hint="default"/>
       </w:rPr>
     </w:lvl>
-    <w:lvl w:ilvl="3">
+    <w:lvl w:ilvl="3" w:tentative="0">
       <w:start w:val="1"/>
       <w:numFmt w:val="decimal"/>
       <w:isLgl/>
@@ -3784,7 +3568,7 @@
         <w:rFonts w:hint="default"/>
       </w:rPr>
     </w:lvl>
-    <w:lvl w:ilvl="4">
+    <w:lvl w:ilvl="4" w:tentative="0">
       <w:start w:val="1"/>
       <w:numFmt w:val="decimal"/>
       <w:isLgl/>
@@ -3797,7 +3581,7 @@
         <w:rFonts w:hint="default"/>
       </w:rPr>
     </w:lvl>
-    <w:lvl w:ilvl="5">
+    <w:lvl w:ilvl="5" w:tentative="0">
       <w:start w:val="1"/>
       <w:numFmt w:val="decimal"/>
       <w:isLgl/>
@@ -3810,7 +3594,7 @@
         <w:rFonts w:hint="default"/>
       </w:rPr>
     </w:lvl>
-    <w:lvl w:ilvl="6">
+    <w:lvl w:ilvl="6" w:tentative="0">
       <w:start w:val="1"/>
       <w:numFmt w:val="decimal"/>
       <w:isLgl/>
@@ -3823,7 +3607,7 @@
         <w:rFonts w:hint="default"/>
       </w:rPr>
     </w:lvl>
-    <w:lvl w:ilvl="7">
+    <w:lvl w:ilvl="7" w:tentative="0">
       <w:start w:val="1"/>
       <w:numFmt w:val="decimal"/>
       <w:isLgl/>
@@ -3836,7 +3620,7 @@
         <w:rFonts w:hint="default"/>
       </w:rPr>
     </w:lvl>
-    <w:lvl w:ilvl="8">
+    <w:lvl w:ilvl="8" w:tentative="0">
       <w:start w:val="1"/>
       <w:numFmt w:val="decimal"/>
       <w:isLgl/>
@@ -3850,141 +3634,11 @@
       </w:rPr>
     </w:lvl>
   </w:abstractNum>
-  <w:abstractNum w:abstractNumId="7" w15:restartNumberingAfterBreak="0">
-    <w:nsid w:val="2634577E"/>
-    <w:multiLevelType w:val="hybridMultilevel"/>
-    <w:tmpl w:val="A51CB456"/>
-    <w:lvl w:ilvl="0" w:tplc="04090001">
-      <w:start w:val="1"/>
-      <w:numFmt w:val="bullet"/>
-      <w:lvlText w:val=""/>
-      <w:lvlJc w:val="left"/>
-      <w:pPr>
-        <w:ind w:left="865" w:hanging="440"/>
-      </w:pPr>
-      <w:rPr>
-        <w:rFonts w:ascii="Wingdings" w:hAnsi="Wingdings" w:hint="default"/>
-      </w:rPr>
-    </w:lvl>
-    <w:lvl w:ilvl="1" w:tplc="04090003" w:tentative="1">
-      <w:start w:val="1"/>
-      <w:numFmt w:val="bullet"/>
-      <w:lvlText w:val=""/>
-      <w:lvlJc w:val="left"/>
-      <w:pPr>
-        <w:ind w:left="1305" w:hanging="440"/>
-      </w:pPr>
-      <w:rPr>
-        <w:rFonts w:ascii="Wingdings" w:hAnsi="Wingdings" w:hint="default"/>
-      </w:rPr>
-    </w:lvl>
-    <w:lvl w:ilvl="2" w:tplc="04090005" w:tentative="1">
-      <w:start w:val="1"/>
-      <w:numFmt w:val="bullet"/>
-      <w:lvlText w:val=""/>
-      <w:lvlJc w:val="left"/>
-      <w:pPr>
-        <w:ind w:left="1745" w:hanging="440"/>
-      </w:pPr>
-      <w:rPr>
-        <w:rFonts w:ascii="Wingdings" w:hAnsi="Wingdings" w:hint="default"/>
-      </w:rPr>
-    </w:lvl>
-    <w:lvl w:ilvl="3" w:tplc="04090001" w:tentative="1">
-      <w:start w:val="1"/>
-      <w:numFmt w:val="bullet"/>
-      <w:lvlText w:val=""/>
-      <w:lvlJc w:val="left"/>
-      <w:pPr>
-        <w:ind w:left="2185" w:hanging="440"/>
-      </w:pPr>
-      <w:rPr>
-        <w:rFonts w:ascii="Wingdings" w:hAnsi="Wingdings" w:hint="default"/>
-      </w:rPr>
-    </w:lvl>
-    <w:lvl w:ilvl="4" w:tplc="04090003" w:tentative="1">
-      <w:start w:val="1"/>
-      <w:numFmt w:val="bullet"/>
-      <w:lvlText w:val=""/>
-      <w:lvlJc w:val="left"/>
-      <w:pPr>
-        <w:ind w:left="2625" w:hanging="440"/>
-      </w:pPr>
-      <w:rPr>
-        <w:rFonts w:ascii="Wingdings" w:hAnsi="Wingdings" w:hint="default"/>
-      </w:rPr>
-    </w:lvl>
-    <w:lvl w:ilvl="5" w:tplc="04090005" w:tentative="1">
-      <w:start w:val="1"/>
-      <w:numFmt w:val="bullet"/>
-      <w:lvlText w:val=""/>
-      <w:lvlJc w:val="left"/>
-      <w:pPr>
-        <w:ind w:left="3065" w:hanging="440"/>
-      </w:pPr>
-      <w:rPr>
-        <w:rFonts w:ascii="Wingdings" w:hAnsi="Wingdings" w:hint="default"/>
-      </w:rPr>
-    </w:lvl>
-    <w:lvl w:ilvl="6" w:tplc="04090001" w:tentative="1">
-      <w:start w:val="1"/>
-      <w:numFmt w:val="bullet"/>
-      <w:lvlText w:val=""/>
-      <w:lvlJc w:val="left"/>
-      <w:pPr>
-        <w:ind w:left="3505" w:hanging="440"/>
-      </w:pPr>
-      <w:rPr>
-        <w:rFonts w:ascii="Wingdings" w:hAnsi="Wingdings" w:hint="default"/>
-      </w:rPr>
-    </w:lvl>
-    <w:lvl w:ilvl="7" w:tplc="04090003" w:tentative="1">
-      <w:start w:val="1"/>
-      <w:numFmt w:val="bullet"/>
-      <w:lvlText w:val=""/>
-      <w:lvlJc w:val="left"/>
-      <w:pPr>
-        <w:ind w:left="3945" w:hanging="440"/>
-      </w:pPr>
-      <w:rPr>
-        <w:rFonts w:ascii="Wingdings" w:hAnsi="Wingdings" w:hint="default"/>
-      </w:rPr>
-    </w:lvl>
-    <w:lvl w:ilvl="8" w:tplc="04090005" w:tentative="1">
-      <w:start w:val="1"/>
-      <w:numFmt w:val="bullet"/>
-      <w:lvlText w:val=""/>
-      <w:lvlJc w:val="left"/>
-      <w:pPr>
-        <w:ind w:left="4385" w:hanging="440"/>
-      </w:pPr>
-      <w:rPr>
-        <w:rFonts w:ascii="Wingdings" w:hAnsi="Wingdings" w:hint="default"/>
-      </w:rPr>
-    </w:lvl>
-  </w:abstractNum>
-  <w:abstractNum w:abstractNumId="8" w15:restartNumberingAfterBreak="0">
-    <w:nsid w:val="4722A9B9"/>
+  <w:abstractNum w:abstractNumId="6">
+    <w:nsid w:val="54100BA9"/>
     <w:multiLevelType w:val="singleLevel"/>
-    <w:tmpl w:val="4722A9B9"/>
-    <w:lvl w:ilvl="0">
-      <w:start w:val="1"/>
-      <w:numFmt w:val="bullet"/>
-      <w:lvlText w:val=""/>
-      <w:lvlJc w:val="left"/>
-      <w:pPr>
-        <w:ind w:left="420" w:hanging="420"/>
-      </w:pPr>
-      <w:rPr>
-        <w:rFonts w:ascii="Wingdings" w:hAnsi="Wingdings" w:hint="default"/>
-      </w:rPr>
-    </w:lvl>
-  </w:abstractNum>
-  <w:abstractNum w:abstractNumId="9" w15:restartNumberingAfterBreak="0">
-    <w:nsid w:val="4EC1F63D"/>
-    <w:multiLevelType w:val="singleLevel"/>
-    <w:tmpl w:val="4EC1F63D"/>
-    <w:lvl w:ilvl="0">
+    <w:tmpl w:val="54100BA9"/>
+    <w:lvl w:ilvl="0" w:tentative="0">
       <w:start w:val="1"/>
       <w:numFmt w:val="decimal"/>
       <w:lvlText w:val="%1."/>
@@ -3997,11 +3651,11 @@
       </w:rPr>
     </w:lvl>
   </w:abstractNum>
-  <w:abstractNum w:abstractNumId="10" w15:restartNumberingAfterBreak="0">
-    <w:nsid w:val="54100BA9"/>
+  <w:abstractNum w:abstractNumId="7">
+    <w:nsid w:val="5E6F9164"/>
     <w:multiLevelType w:val="singleLevel"/>
-    <w:tmpl w:val="54100BA9"/>
-    <w:lvl w:ilvl="0">
+    <w:tmpl w:val="5E6F9164"/>
+    <w:lvl w:ilvl="0" w:tentative="0">
       <w:start w:val="1"/>
       <w:numFmt w:val="decimal"/>
       <w:lvlText w:val="%1."/>
@@ -4014,28 +3668,11 @@
       </w:rPr>
     </w:lvl>
   </w:abstractNum>
-  <w:abstractNum w:abstractNumId="11" w15:restartNumberingAfterBreak="0">
-    <w:nsid w:val="5E6F9164"/>
-    <w:multiLevelType w:val="singleLevel"/>
-    <w:tmpl w:val="5E6F9164"/>
-    <w:lvl w:ilvl="0">
-      <w:start w:val="1"/>
-      <w:numFmt w:val="decimal"/>
-      <w:lvlText w:val="%1."/>
-      <w:lvlJc w:val="left"/>
-      <w:pPr>
-        <w:ind w:left="425" w:hanging="425"/>
-      </w:pPr>
-      <w:rPr>
-        <w:rFonts w:hint="default"/>
-      </w:rPr>
-    </w:lvl>
-  </w:abstractNum>
-  <w:abstractNum w:abstractNumId="12" w15:restartNumberingAfterBreak="0">
+  <w:abstractNum w:abstractNumId="8">
     <w:nsid w:val="60A26F5D"/>
-    <w:multiLevelType w:val="hybridMultilevel"/>
-    <w:tmpl w:val="2EFCF9E0"/>
-    <w:lvl w:ilvl="0" w:tplc="04090001">
+    <w:multiLevelType w:val="multilevel"/>
+    <w:tmpl w:val="60A26F5D"/>
+    <w:lvl w:ilvl="0" w:tentative="0">
       <w:start w:val="1"/>
       <w:numFmt w:val="bullet"/>
       <w:lvlText w:val=""/>
@@ -4044,10 +3681,10 @@
         <w:ind w:left="440" w:hanging="440"/>
       </w:pPr>
       <w:rPr>
-        <w:rFonts w:ascii="Wingdings" w:hAnsi="Wingdings" w:hint="default"/>
+        <w:rFonts w:hint="default" w:ascii="Wingdings" w:hAnsi="Wingdings"/>
       </w:rPr>
     </w:lvl>
-    <w:lvl w:ilvl="1" w:tplc="04090003" w:tentative="1">
+    <w:lvl w:ilvl="1" w:tentative="0">
       <w:start w:val="1"/>
       <w:numFmt w:val="bullet"/>
       <w:lvlText w:val=""/>
@@ -4056,10 +3693,10 @@
         <w:ind w:left="880" w:hanging="440"/>
       </w:pPr>
       <w:rPr>
-        <w:rFonts w:ascii="Wingdings" w:hAnsi="Wingdings" w:hint="default"/>
+        <w:rFonts w:hint="default" w:ascii="Wingdings" w:hAnsi="Wingdings"/>
       </w:rPr>
     </w:lvl>
-    <w:lvl w:ilvl="2" w:tplc="04090005" w:tentative="1">
+    <w:lvl w:ilvl="2" w:tentative="0">
       <w:start w:val="1"/>
       <w:numFmt w:val="bullet"/>
       <w:lvlText w:val=""/>
@@ -4068,10 +3705,10 @@
         <w:ind w:left="1320" w:hanging="440"/>
       </w:pPr>
       <w:rPr>
-        <w:rFonts w:ascii="Wingdings" w:hAnsi="Wingdings" w:hint="default"/>
+        <w:rFonts w:hint="default" w:ascii="Wingdings" w:hAnsi="Wingdings"/>
       </w:rPr>
     </w:lvl>
-    <w:lvl w:ilvl="3" w:tplc="04090001" w:tentative="1">
+    <w:lvl w:ilvl="3" w:tentative="0">
       <w:start w:val="1"/>
       <w:numFmt w:val="bullet"/>
       <w:lvlText w:val=""/>
@@ -4080,10 +3717,10 @@
         <w:ind w:left="1760" w:hanging="440"/>
       </w:pPr>
       <w:rPr>
-        <w:rFonts w:ascii="Wingdings" w:hAnsi="Wingdings" w:hint="default"/>
+        <w:rFonts w:hint="default" w:ascii="Wingdings" w:hAnsi="Wingdings"/>
       </w:rPr>
     </w:lvl>
-    <w:lvl w:ilvl="4" w:tplc="04090003" w:tentative="1">
+    <w:lvl w:ilvl="4" w:tentative="0">
       <w:start w:val="1"/>
       <w:numFmt w:val="bullet"/>
       <w:lvlText w:val=""/>
@@ -4092,10 +3729,10 @@
         <w:ind w:left="2200" w:hanging="440"/>
       </w:pPr>
       <w:rPr>
-        <w:rFonts w:ascii="Wingdings" w:hAnsi="Wingdings" w:hint="default"/>
+        <w:rFonts w:hint="default" w:ascii="Wingdings" w:hAnsi="Wingdings"/>
       </w:rPr>
     </w:lvl>
-    <w:lvl w:ilvl="5" w:tplc="04090005" w:tentative="1">
+    <w:lvl w:ilvl="5" w:tentative="0">
       <w:start w:val="1"/>
       <w:numFmt w:val="bullet"/>
       <w:lvlText w:val=""/>
@@ -4104,10 +3741,10 @@
         <w:ind w:left="2640" w:hanging="440"/>
       </w:pPr>
       <w:rPr>
-        <w:rFonts w:ascii="Wingdings" w:hAnsi="Wingdings" w:hint="default"/>
+        <w:rFonts w:hint="default" w:ascii="Wingdings" w:hAnsi="Wingdings"/>
       </w:rPr>
     </w:lvl>
-    <w:lvl w:ilvl="6" w:tplc="04090001" w:tentative="1">
+    <w:lvl w:ilvl="6" w:tentative="0">
       <w:start w:val="1"/>
       <w:numFmt w:val="bullet"/>
       <w:lvlText w:val=""/>
@@ -4116,10 +3753,10 @@
         <w:ind w:left="3080" w:hanging="440"/>
       </w:pPr>
       <w:rPr>
-        <w:rFonts w:ascii="Wingdings" w:hAnsi="Wingdings" w:hint="default"/>
+        <w:rFonts w:hint="default" w:ascii="Wingdings" w:hAnsi="Wingdings"/>
       </w:rPr>
     </w:lvl>
-    <w:lvl w:ilvl="7" w:tplc="04090003" w:tentative="1">
+    <w:lvl w:ilvl="7" w:tentative="0">
       <w:start w:val="1"/>
       <w:numFmt w:val="bullet"/>
       <w:lvlText w:val=""/>
@@ -4128,10 +3765,10 @@
         <w:ind w:left="3520" w:hanging="440"/>
       </w:pPr>
       <w:rPr>
-        <w:rFonts w:ascii="Wingdings" w:hAnsi="Wingdings" w:hint="default"/>
+        <w:rFonts w:hint="default" w:ascii="Wingdings" w:hAnsi="Wingdings"/>
       </w:rPr>
     </w:lvl>
-    <w:lvl w:ilvl="8" w:tplc="04090005" w:tentative="1">
+    <w:lvl w:ilvl="8" w:tentative="0">
       <w:start w:val="1"/>
       <w:numFmt w:val="bullet"/>
       <w:lvlText w:val=""/>
@@ -4140,15 +3777,15 @@
         <w:ind w:left="3960" w:hanging="440"/>
       </w:pPr>
       <w:rPr>
-        <w:rFonts w:ascii="Wingdings" w:hAnsi="Wingdings" w:hint="default"/>
+        <w:rFonts w:hint="default" w:ascii="Wingdings" w:hAnsi="Wingdings"/>
       </w:rPr>
     </w:lvl>
   </w:abstractNum>
-  <w:abstractNum w:abstractNumId="13" w15:restartNumberingAfterBreak="0">
+  <w:abstractNum w:abstractNumId="9">
     <w:nsid w:val="782C076D"/>
-    <w:multiLevelType w:val="hybridMultilevel"/>
-    <w:tmpl w:val="2AF8F3C0"/>
-    <w:lvl w:ilvl="0" w:tplc="04090001">
+    <w:multiLevelType w:val="multilevel"/>
+    <w:tmpl w:val="782C076D"/>
+    <w:lvl w:ilvl="0" w:tentative="0">
       <w:start w:val="1"/>
       <w:numFmt w:val="bullet"/>
       <w:lvlText w:val=""/>
@@ -4157,10 +3794,10 @@
         <w:ind w:left="440" w:hanging="440"/>
       </w:pPr>
       <w:rPr>
-        <w:rFonts w:ascii="Wingdings" w:hAnsi="Wingdings" w:hint="default"/>
+        <w:rFonts w:hint="default" w:ascii="Wingdings" w:hAnsi="Wingdings"/>
       </w:rPr>
     </w:lvl>
-    <w:lvl w:ilvl="1" w:tplc="04090003" w:tentative="1">
+    <w:lvl w:ilvl="1" w:tentative="0">
       <w:start w:val="1"/>
       <w:numFmt w:val="bullet"/>
       <w:lvlText w:val=""/>
@@ -4169,10 +3806,10 @@
         <w:ind w:left="880" w:hanging="440"/>
       </w:pPr>
       <w:rPr>
-        <w:rFonts w:ascii="Wingdings" w:hAnsi="Wingdings" w:hint="default"/>
+        <w:rFonts w:hint="default" w:ascii="Wingdings" w:hAnsi="Wingdings"/>
       </w:rPr>
     </w:lvl>
-    <w:lvl w:ilvl="2" w:tplc="04090005" w:tentative="1">
+    <w:lvl w:ilvl="2" w:tentative="0">
       <w:start w:val="1"/>
       <w:numFmt w:val="bullet"/>
       <w:lvlText w:val=""/>
@@ -4181,10 +3818,10 @@
         <w:ind w:left="1320" w:hanging="440"/>
       </w:pPr>
       <w:rPr>
-        <w:rFonts w:ascii="Wingdings" w:hAnsi="Wingdings" w:hint="default"/>
+        <w:rFonts w:hint="default" w:ascii="Wingdings" w:hAnsi="Wingdings"/>
       </w:rPr>
     </w:lvl>
-    <w:lvl w:ilvl="3" w:tplc="04090001" w:tentative="1">
+    <w:lvl w:ilvl="3" w:tentative="0">
       <w:start w:val="1"/>
       <w:numFmt w:val="bullet"/>
       <w:lvlText w:val=""/>
@@ -4193,10 +3830,10 @@
         <w:ind w:left="1760" w:hanging="440"/>
       </w:pPr>
       <w:rPr>
-        <w:rFonts w:ascii="Wingdings" w:hAnsi="Wingdings" w:hint="default"/>
+        <w:rFonts w:hint="default" w:ascii="Wingdings" w:hAnsi="Wingdings"/>
       </w:rPr>
     </w:lvl>
-    <w:lvl w:ilvl="4" w:tplc="04090003" w:tentative="1">
+    <w:lvl w:ilvl="4" w:tentative="0">
       <w:start w:val="1"/>
       <w:numFmt w:val="bullet"/>
       <w:lvlText w:val=""/>
@@ -4205,10 +3842,10 @@
         <w:ind w:left="2200" w:hanging="440"/>
       </w:pPr>
       <w:rPr>
-        <w:rFonts w:ascii="Wingdings" w:hAnsi="Wingdings" w:hint="default"/>
+        <w:rFonts w:hint="default" w:ascii="Wingdings" w:hAnsi="Wingdings"/>
       </w:rPr>
     </w:lvl>
-    <w:lvl w:ilvl="5" w:tplc="04090005" w:tentative="1">
+    <w:lvl w:ilvl="5" w:tentative="0">
       <w:start w:val="1"/>
       <w:numFmt w:val="bullet"/>
       <w:lvlText w:val=""/>
@@ -4217,10 +3854,10 @@
         <w:ind w:left="2640" w:hanging="440"/>
       </w:pPr>
       <w:rPr>
-        <w:rFonts w:ascii="Wingdings" w:hAnsi="Wingdings" w:hint="default"/>
+        <w:rFonts w:hint="default" w:ascii="Wingdings" w:hAnsi="Wingdings"/>
       </w:rPr>
     </w:lvl>
-    <w:lvl w:ilvl="6" w:tplc="04090001" w:tentative="1">
+    <w:lvl w:ilvl="6" w:tentative="0">
       <w:start w:val="1"/>
       <w:numFmt w:val="bullet"/>
       <w:lvlText w:val=""/>
@@ -4229,10 +3866,10 @@
         <w:ind w:left="3080" w:hanging="440"/>
       </w:pPr>
       <w:rPr>
-        <w:rFonts w:ascii="Wingdings" w:hAnsi="Wingdings" w:hint="default"/>
+        <w:rFonts w:hint="default" w:ascii="Wingdings" w:hAnsi="Wingdings"/>
       </w:rPr>
     </w:lvl>
-    <w:lvl w:ilvl="7" w:tplc="04090003" w:tentative="1">
+    <w:lvl w:ilvl="7" w:tentative="0">
       <w:start w:val="1"/>
       <w:numFmt w:val="bullet"/>
       <w:lvlText w:val=""/>
@@ -4241,10 +3878,10 @@
         <w:ind w:left="3520" w:hanging="440"/>
       </w:pPr>
       <w:rPr>
-        <w:rFonts w:ascii="Wingdings" w:hAnsi="Wingdings" w:hint="default"/>
+        <w:rFonts w:hint="default" w:ascii="Wingdings" w:hAnsi="Wingdings"/>
       </w:rPr>
     </w:lvl>
-    <w:lvl w:ilvl="8" w:tplc="04090005" w:tentative="1">
+    <w:lvl w:ilvl="8" w:tentative="0">
       <w:start w:val="1"/>
       <w:numFmt w:val="bullet"/>
       <w:lvlText w:val=""/>
@@ -4253,465 +3890,327 @@
         <w:ind w:left="3960" w:hanging="440"/>
       </w:pPr>
       <w:rPr>
-        <w:rFonts w:ascii="Wingdings" w:hAnsi="Wingdings" w:hint="default"/>
+        <w:rFonts w:hint="default" w:ascii="Wingdings" w:hAnsi="Wingdings"/>
       </w:rPr>
     </w:lvl>
   </w:abstractNum>
-  <w:num w:numId="1" w16cid:durableId="528878665">
+  <w:num w:numId="1">
+    <w:abstractNumId w:val="5"/>
+  </w:num>
+  <w:num w:numId="2">
+    <w:abstractNumId w:val="3"/>
+  </w:num>
+  <w:num w:numId="3">
+    <w:abstractNumId w:val="0"/>
+  </w:num>
+  <w:num w:numId="4">
+    <w:abstractNumId w:val="8"/>
+  </w:num>
+  <w:num w:numId="5">
+    <w:abstractNumId w:val="9"/>
+  </w:num>
+  <w:num w:numId="6">
+    <w:abstractNumId w:val="2"/>
+  </w:num>
+  <w:num w:numId="7">
+    <w:abstractNumId w:val="1"/>
+  </w:num>
+  <w:num w:numId="8">
+    <w:abstractNumId w:val="7"/>
+  </w:num>
+  <w:num w:numId="9">
     <w:abstractNumId w:val="6"/>
   </w:num>
-  <w:num w:numId="2" w16cid:durableId="1883396933">
-    <w:abstractNumId w:val="0"/>
-  </w:num>
-  <w:num w:numId="3" w16cid:durableId="1099984120">
-    <w:abstractNumId w:val="9"/>
-  </w:num>
-  <w:num w:numId="4" w16cid:durableId="471140797">
-    <w:abstractNumId w:val="3"/>
-  </w:num>
-  <w:num w:numId="5" w16cid:durableId="679235885">
-    <w:abstractNumId w:val="1"/>
-  </w:num>
-  <w:num w:numId="6" w16cid:durableId="116341786">
-    <w:abstractNumId w:val="11"/>
-  </w:num>
-  <w:num w:numId="7" w16cid:durableId="1527907057">
-    <w:abstractNumId w:val="8"/>
-  </w:num>
-  <w:num w:numId="8" w16cid:durableId="1706442808">
-    <w:abstractNumId w:val="10"/>
-  </w:num>
-  <w:num w:numId="9" w16cid:durableId="1980920058">
-    <w:abstractNumId w:val="2"/>
-  </w:num>
-  <w:num w:numId="10" w16cid:durableId="1784375645">
-    <w:abstractNumId w:val="5"/>
-  </w:num>
-  <w:num w:numId="11" w16cid:durableId="347217217">
+  <w:num w:numId="10">
     <w:abstractNumId w:val="4"/>
-  </w:num>
-  <w:num w:numId="12" w16cid:durableId="422146556">
-    <w:abstractNumId w:val="7"/>
-  </w:num>
-  <w:num w:numId="13" w16cid:durableId="2097749542">
-    <w:abstractNumId w:val="12"/>
-  </w:num>
-  <w:num w:numId="14" w16cid:durableId="1195998502">
-    <w:abstractNumId w:val="13"/>
   </w:num>
 </w:numbering>
 </file>
 
 <file path=word/styles.xml><?xml version="1.0" encoding="utf-8"?>
-<w:styles xmlns:mc="http://schemas.openxmlformats.org/markup-compatibility/2006" xmlns:r="http://schemas.openxmlformats.org/officeDocument/2006/relationships" xmlns:w="http://schemas.openxmlformats.org/wordprocessingml/2006/main" xmlns:w14="http://schemas.microsoft.com/office/word/2010/wordml" xmlns:w15="http://schemas.microsoft.com/office/word/2012/wordml" xmlns:w16cex="http://schemas.microsoft.com/office/word/2018/wordml/cex" xmlns:w16cid="http://schemas.microsoft.com/office/word/2016/wordml/cid" xmlns:w16="http://schemas.microsoft.com/office/word/2018/wordml" xmlns:w16sdtdh="http://schemas.microsoft.com/office/word/2020/wordml/sdtdatahash" xmlns:w16se="http://schemas.microsoft.com/office/word/2015/wordml/symex" mc:Ignorable="w14 w15 w16se w16cid w16 w16cex w16sdtdh">
+<w:styles xmlns:mc="http://schemas.openxmlformats.org/markup-compatibility/2006" xmlns:o="urn:schemas-microsoft-com:office:office" xmlns:r="http://schemas.openxmlformats.org/officeDocument/2006/relationships" xmlns:m="http://schemas.openxmlformats.org/officeDocument/2006/math" xmlns:v="urn:schemas-microsoft-com:vml" xmlns:w="http://schemas.openxmlformats.org/wordprocessingml/2006/main" xmlns:w14="http://schemas.microsoft.com/office/word/2010/wordml" xmlns:w10="urn:schemas-microsoft-com:office:word" xmlns:sl="http://schemas.openxmlformats.org/schemaLibrary/2006/main" xmlns:wpsCustomData="http://www.wps.cn/officeDocument/2013/wpsCustomData" mc:Ignorable="w14">
   <w:docDefaults>
     <w:rPrDefault>
       <w:rPr>
-        <w:rFonts w:ascii="Times New Roman" w:eastAsia="宋体" w:hAnsi="Times New Roman" w:cs="Times New Roman"/>
-        <w:lang w:val="en-US" w:eastAsia="zh-CN" w:bidi="ar-SA"/>
+        <w:rFonts w:ascii="Times New Roman" w:hAnsi="Times New Roman" w:eastAsia="宋体" w:cs="Times New Roman"/>
       </w:rPr>
     </w:rPrDefault>
     <w:pPrDefault/>
   </w:docDefaults>
-  <w:latentStyles w:defLockedState="0" w:defUIPriority="99" w:defSemiHidden="0" w:defUnhideWhenUsed="0" w:defQFormat="0" w:count="376">
-    <w:lsdException w:name="Normal" w:uiPriority="0" w:qFormat="1"/>
-    <w:lsdException w:name="heading 1" w:uiPriority="9" w:qFormat="1"/>
-    <w:lsdException w:name="heading 2" w:uiPriority="9" w:unhideWhenUsed="1" w:qFormat="1"/>
-    <w:lsdException w:name="heading 3" w:semiHidden="1" w:uiPriority="9" w:unhideWhenUsed="1" w:qFormat="1"/>
-    <w:lsdException w:name="heading 4" w:semiHidden="1" w:uiPriority="9" w:unhideWhenUsed="1" w:qFormat="1"/>
-    <w:lsdException w:name="heading 5" w:semiHidden="1" w:uiPriority="9" w:unhideWhenUsed="1" w:qFormat="1"/>
-    <w:lsdException w:name="heading 6" w:semiHidden="1" w:uiPriority="9" w:unhideWhenUsed="1" w:qFormat="1"/>
-    <w:lsdException w:name="heading 7" w:semiHidden="1" w:uiPriority="9" w:unhideWhenUsed="1" w:qFormat="1"/>
-    <w:lsdException w:name="heading 8" w:semiHidden="1" w:uiPriority="9" w:unhideWhenUsed="1" w:qFormat="1"/>
-    <w:lsdException w:name="heading 9" w:semiHidden="1" w:uiPriority="9" w:unhideWhenUsed="1" w:qFormat="1"/>
-    <w:lsdException w:name="index 1" w:semiHidden="1" w:unhideWhenUsed="1"/>
-    <w:lsdException w:name="index 2" w:semiHidden="1" w:unhideWhenUsed="1"/>
-    <w:lsdException w:name="index 3" w:semiHidden="1" w:unhideWhenUsed="1"/>
-    <w:lsdException w:name="index 4" w:semiHidden="1" w:unhideWhenUsed="1"/>
-    <w:lsdException w:name="index 5" w:semiHidden="1" w:unhideWhenUsed="1"/>
-    <w:lsdException w:name="index 6" w:semiHidden="1" w:unhideWhenUsed="1"/>
-    <w:lsdException w:name="index 7" w:semiHidden="1" w:unhideWhenUsed="1"/>
-    <w:lsdException w:name="index 8" w:semiHidden="1" w:unhideWhenUsed="1"/>
-    <w:lsdException w:name="index 9" w:semiHidden="1" w:unhideWhenUsed="1"/>
-    <w:lsdException w:name="toc 1" w:semiHidden="1" w:uiPriority="39" w:unhideWhenUsed="1"/>
-    <w:lsdException w:name="toc 2" w:semiHidden="1" w:uiPriority="39" w:unhideWhenUsed="1"/>
-    <w:lsdException w:name="toc 3" w:semiHidden="1" w:uiPriority="39" w:unhideWhenUsed="1"/>
-    <w:lsdException w:name="toc 4" w:semiHidden="1" w:uiPriority="39" w:unhideWhenUsed="1"/>
-    <w:lsdException w:name="toc 5" w:semiHidden="1" w:uiPriority="39" w:unhideWhenUsed="1"/>
-    <w:lsdException w:name="toc 6" w:semiHidden="1" w:uiPriority="39" w:unhideWhenUsed="1"/>
-    <w:lsdException w:name="toc 7" w:semiHidden="1" w:uiPriority="39" w:unhideWhenUsed="1"/>
-    <w:lsdException w:name="toc 8" w:semiHidden="1" w:uiPriority="39" w:unhideWhenUsed="1"/>
-    <w:lsdException w:name="toc 9" w:semiHidden="1" w:uiPriority="39" w:unhideWhenUsed="1"/>
-    <w:lsdException w:name="Normal Indent" w:semiHidden="1" w:unhideWhenUsed="1"/>
-    <w:lsdException w:name="footnote text" w:semiHidden="1" w:unhideWhenUsed="1"/>
-    <w:lsdException w:name="annotation text" w:semiHidden="1" w:unhideWhenUsed="1"/>
-    <w:lsdException w:name="header" w:unhideWhenUsed="1" w:qFormat="1"/>
-    <w:lsdException w:name="footer" w:unhideWhenUsed="1" w:qFormat="1"/>
-    <w:lsdException w:name="index heading" w:semiHidden="1" w:unhideWhenUsed="1"/>
-    <w:lsdException w:name="caption" w:semiHidden="1" w:uiPriority="35" w:unhideWhenUsed="1" w:qFormat="1"/>
-    <w:lsdException w:name="table of figures" w:semiHidden="1" w:unhideWhenUsed="1"/>
-    <w:lsdException w:name="envelope address" w:semiHidden="1" w:unhideWhenUsed="1"/>
-    <w:lsdException w:name="envelope return" w:semiHidden="1" w:unhideWhenUsed="1"/>
-    <w:lsdException w:name="footnote reference" w:semiHidden="1" w:unhideWhenUsed="1"/>
-    <w:lsdException w:name="annotation reference" w:semiHidden="1" w:unhideWhenUsed="1"/>
-    <w:lsdException w:name="line number" w:semiHidden="1" w:unhideWhenUsed="1"/>
-    <w:lsdException w:name="page number" w:semiHidden="1" w:unhideWhenUsed="1"/>
-    <w:lsdException w:name="endnote reference" w:semiHidden="1" w:unhideWhenUsed="1"/>
-    <w:lsdException w:name="endnote text" w:semiHidden="1" w:unhideWhenUsed="1"/>
-    <w:lsdException w:name="table of authorities" w:semiHidden="1" w:unhideWhenUsed="1"/>
-    <w:lsdException w:name="macro" w:semiHidden="1" w:unhideWhenUsed="1"/>
-    <w:lsdException w:name="toa heading" w:semiHidden="1" w:unhideWhenUsed="1"/>
-    <w:lsdException w:name="List" w:semiHidden="1" w:unhideWhenUsed="1"/>
-    <w:lsdException w:name="List Bullet" w:semiHidden="1" w:unhideWhenUsed="1"/>
-    <w:lsdException w:name="List Number" w:semiHidden="1" w:unhideWhenUsed="1"/>
-    <w:lsdException w:name="List 2" w:semiHidden="1" w:unhideWhenUsed="1"/>
-    <w:lsdException w:name="List 3" w:semiHidden="1" w:unhideWhenUsed="1"/>
-    <w:lsdException w:name="List 4" w:semiHidden="1" w:unhideWhenUsed="1"/>
-    <w:lsdException w:name="List 5" w:semiHidden="1" w:unhideWhenUsed="1"/>
-    <w:lsdException w:name="List Bullet 2" w:semiHidden="1" w:unhideWhenUsed="1"/>
-    <w:lsdException w:name="List Bullet 3" w:semiHidden="1" w:unhideWhenUsed="1"/>
-    <w:lsdException w:name="List Bullet 4" w:semiHidden="1" w:unhideWhenUsed="1"/>
-    <w:lsdException w:name="List Bullet 5" w:semiHidden="1" w:unhideWhenUsed="1"/>
-    <w:lsdException w:name="List Number 2" w:semiHidden="1" w:unhideWhenUsed="1"/>
-    <w:lsdException w:name="List Number 3" w:semiHidden="1" w:unhideWhenUsed="1"/>
-    <w:lsdException w:name="List Number 4" w:semiHidden="1" w:unhideWhenUsed="1"/>
-    <w:lsdException w:name="List Number 5" w:semiHidden="1" w:unhideWhenUsed="1"/>
-    <w:lsdException w:name="Title" w:uiPriority="10" w:qFormat="1"/>
-    <w:lsdException w:name="Closing" w:semiHidden="1" w:unhideWhenUsed="1"/>
-    <w:lsdException w:name="Signature" w:semiHidden="1" w:unhideWhenUsed="1"/>
-    <w:lsdException w:name="Default Paragraph Font" w:semiHidden="1" w:uiPriority="1" w:unhideWhenUsed="1"/>
-    <w:lsdException w:name="Body Text" w:semiHidden="1" w:unhideWhenUsed="1"/>
-    <w:lsdException w:name="Body Text Indent" w:semiHidden="1" w:unhideWhenUsed="1"/>
-    <w:lsdException w:name="List Continue" w:semiHidden="1" w:unhideWhenUsed="1"/>
-    <w:lsdException w:name="List Continue 2" w:semiHidden="1" w:unhideWhenUsed="1"/>
-    <w:lsdException w:name="List Continue 3" w:semiHidden="1" w:unhideWhenUsed="1"/>
-    <w:lsdException w:name="List Continue 4" w:semiHidden="1" w:unhideWhenUsed="1"/>
-    <w:lsdException w:name="List Continue 5" w:semiHidden="1" w:unhideWhenUsed="1"/>
-    <w:lsdException w:name="Message Header" w:semiHidden="1" w:unhideWhenUsed="1"/>
-    <w:lsdException w:name="Subtitle" w:uiPriority="11" w:qFormat="1"/>
-    <w:lsdException w:name="Salutation" w:semiHidden="1" w:unhideWhenUsed="1"/>
-    <w:lsdException w:name="Date" w:semiHidden="1" w:unhideWhenUsed="1"/>
-    <w:lsdException w:name="Body Text First Indent" w:semiHidden="1" w:unhideWhenUsed="1"/>
-    <w:lsdException w:name="Body Text First Indent 2" w:semiHidden="1" w:unhideWhenUsed="1"/>
-    <w:lsdException w:name="Note Heading" w:semiHidden="1" w:unhideWhenUsed="1"/>
-    <w:lsdException w:name="Body Text 2" w:semiHidden="1" w:unhideWhenUsed="1"/>
-    <w:lsdException w:name="Body Text 3" w:semiHidden="1" w:unhideWhenUsed="1"/>
-    <w:lsdException w:name="Body Text Indent 2" w:semiHidden="1" w:unhideWhenUsed="1"/>
-    <w:lsdException w:name="Body Text Indent 3" w:semiHidden="1" w:unhideWhenUsed="1"/>
-    <w:lsdException w:name="Block Text" w:semiHidden="1" w:unhideWhenUsed="1"/>
-    <w:lsdException w:name="Hyperlink" w:semiHidden="1" w:unhideWhenUsed="1"/>
-    <w:lsdException w:name="FollowedHyperlink" w:semiHidden="1" w:unhideWhenUsed="1"/>
-    <w:lsdException w:name="Strong" w:uiPriority="22" w:qFormat="1"/>
-    <w:lsdException w:name="Emphasis" w:uiPriority="20" w:qFormat="1"/>
-    <w:lsdException w:name="Document Map" w:semiHidden="1" w:unhideWhenUsed="1"/>
-    <w:lsdException w:name="Plain Text" w:semiHidden="1" w:unhideWhenUsed="1"/>
-    <w:lsdException w:name="E-mail Signature" w:semiHidden="1" w:unhideWhenUsed="1"/>
-    <w:lsdException w:name="HTML Top of Form" w:semiHidden="1" w:unhideWhenUsed="1"/>
-    <w:lsdException w:name="HTML Bottom of Form" w:semiHidden="1" w:unhideWhenUsed="1"/>
-    <w:lsdException w:name="Normal (Web)" w:semiHidden="1" w:unhideWhenUsed="1"/>
-    <w:lsdException w:name="HTML Acronym" w:semiHidden="1" w:unhideWhenUsed="1"/>
-    <w:lsdException w:name="HTML Address" w:semiHidden="1" w:unhideWhenUsed="1"/>
-    <w:lsdException w:name="HTML Cite" w:semiHidden="1" w:unhideWhenUsed="1"/>
-    <w:lsdException w:name="HTML Code" w:semiHidden="1" w:unhideWhenUsed="1"/>
-    <w:lsdException w:name="HTML Definition" w:semiHidden="1" w:unhideWhenUsed="1"/>
-    <w:lsdException w:name="HTML Keyboard" w:semiHidden="1" w:unhideWhenUsed="1"/>
-    <w:lsdException w:name="HTML Preformatted" w:semiHidden="1" w:unhideWhenUsed="1"/>
-    <w:lsdException w:name="HTML Sample" w:semiHidden="1" w:unhideWhenUsed="1"/>
-    <w:lsdException w:name="HTML Typewriter" w:semiHidden="1" w:unhideWhenUsed="1"/>
-    <w:lsdException w:name="HTML Variable" w:semiHidden="1" w:unhideWhenUsed="1"/>
-    <w:lsdException w:name="Normal Table" w:semiHidden="1" w:unhideWhenUsed="1"/>
-    <w:lsdException w:name="annotation subject" w:semiHidden="1" w:unhideWhenUsed="1"/>
-    <w:lsdException w:name="No List" w:semiHidden="1" w:unhideWhenUsed="1"/>
-    <w:lsdException w:name="Outline List 1" w:semiHidden="1" w:unhideWhenUsed="1"/>
-    <w:lsdException w:name="Outline List 2" w:semiHidden="1" w:unhideWhenUsed="1"/>
-    <w:lsdException w:name="Outline List 3" w:semiHidden="1" w:unhideWhenUsed="1"/>
-    <w:lsdException w:name="Table Simple 1" w:semiHidden="1" w:unhideWhenUsed="1"/>
-    <w:lsdException w:name="Table Simple 2" w:semiHidden="1" w:unhideWhenUsed="1"/>
-    <w:lsdException w:name="Table Simple 3" w:semiHidden="1" w:unhideWhenUsed="1"/>
-    <w:lsdException w:name="Table Classic 1" w:semiHidden="1" w:unhideWhenUsed="1"/>
-    <w:lsdException w:name="Table Classic 2" w:semiHidden="1" w:unhideWhenUsed="1"/>
-    <w:lsdException w:name="Table Classic 3" w:semiHidden="1" w:unhideWhenUsed="1"/>
-    <w:lsdException w:name="Table Classic 4" w:semiHidden="1" w:unhideWhenUsed="1"/>
-    <w:lsdException w:name="Table Colorful 1" w:semiHidden="1" w:unhideWhenUsed="1"/>
-    <w:lsdException w:name="Table Colorful 2" w:semiHidden="1" w:unhideWhenUsed="1"/>
-    <w:lsdException w:name="Table Colorful 3" w:semiHidden="1" w:unhideWhenUsed="1"/>
-    <w:lsdException w:name="Table Columns 1" w:semiHidden="1" w:unhideWhenUsed="1"/>
-    <w:lsdException w:name="Table Columns 2" w:semiHidden="1" w:unhideWhenUsed="1"/>
-    <w:lsdException w:name="Table Columns 3" w:semiHidden="1" w:unhideWhenUsed="1"/>
-    <w:lsdException w:name="Table Columns 4" w:semiHidden="1" w:unhideWhenUsed="1"/>
-    <w:lsdException w:name="Table Columns 5" w:semiHidden="1" w:unhideWhenUsed="1"/>
-    <w:lsdException w:name="Table Grid 1" w:semiHidden="1" w:unhideWhenUsed="1"/>
-    <w:lsdException w:name="Table Grid 2" w:semiHidden="1" w:unhideWhenUsed="1"/>
-    <w:lsdException w:name="Table Grid 3" w:semiHidden="1" w:unhideWhenUsed="1"/>
-    <w:lsdException w:name="Table Grid 4" w:semiHidden="1" w:unhideWhenUsed="1"/>
-    <w:lsdException w:name="Table Grid 5" w:semiHidden="1" w:unhideWhenUsed="1"/>
-    <w:lsdException w:name="Table Grid 6" w:semiHidden="1" w:unhideWhenUsed="1"/>
-    <w:lsdException w:name="Table Grid 7" w:semiHidden="1" w:unhideWhenUsed="1"/>
-    <w:lsdException w:name="Table Grid 8" w:semiHidden="1" w:unhideWhenUsed="1"/>
-    <w:lsdException w:name="Table List 1" w:semiHidden="1" w:unhideWhenUsed="1"/>
-    <w:lsdException w:name="Table List 2" w:semiHidden="1" w:unhideWhenUsed="1"/>
-    <w:lsdException w:name="Table List 3" w:semiHidden="1" w:unhideWhenUsed="1"/>
-    <w:lsdException w:name="Table List 4" w:semiHidden="1" w:unhideWhenUsed="1"/>
-    <w:lsdException w:name="Table List 5" w:semiHidden="1" w:unhideWhenUsed="1"/>
-    <w:lsdException w:name="Table List 6" w:semiHidden="1" w:unhideWhenUsed="1"/>
-    <w:lsdException w:name="Table List 7" w:semiHidden="1" w:unhideWhenUsed="1"/>
-    <w:lsdException w:name="Table List 8" w:semiHidden="1" w:unhideWhenUsed="1"/>
-    <w:lsdException w:name="Table 3D effects 1" w:semiHidden="1" w:unhideWhenUsed="1"/>
-    <w:lsdException w:name="Table 3D effects 2" w:semiHidden="1" w:unhideWhenUsed="1"/>
-    <w:lsdException w:name="Table 3D effects 3" w:semiHidden="1" w:unhideWhenUsed="1"/>
-    <w:lsdException w:name="Table Contemporary" w:semiHidden="1" w:unhideWhenUsed="1"/>
-    <w:lsdException w:name="Table Elegant" w:semiHidden="1" w:unhideWhenUsed="1"/>
-    <w:lsdException w:name="Table Professional" w:semiHidden="1" w:unhideWhenUsed="1"/>
-    <w:lsdException w:name="Table Subtle 1" w:semiHidden="1" w:unhideWhenUsed="1"/>
-    <w:lsdException w:name="Table Subtle 2" w:semiHidden="1" w:unhideWhenUsed="1"/>
-    <w:lsdException w:name="Table Web 1" w:semiHidden="1" w:unhideWhenUsed="1"/>
-    <w:lsdException w:name="Table Web 2" w:semiHidden="1" w:unhideWhenUsed="1"/>
-    <w:lsdException w:name="Table Web 3" w:semiHidden="1" w:unhideWhenUsed="1"/>
-    <w:lsdException w:name="Balloon Text" w:semiHidden="1" w:unhideWhenUsed="1"/>
-    <w:lsdException w:name="Table Grid" w:uiPriority="39"/>
-    <w:lsdException w:name="Table Theme" w:semiHidden="1" w:unhideWhenUsed="1"/>
-    <w:lsdException w:name="Placeholder Text" w:semiHidden="1" w:unhideWhenUsed="1"/>
-    <w:lsdException w:name="No Spacing" w:semiHidden="1" w:unhideWhenUsed="1"/>
-    <w:lsdException w:name="Light Shading" w:uiPriority="60"/>
-    <w:lsdException w:name="Light List" w:uiPriority="61"/>
-    <w:lsdException w:name="Light Grid" w:uiPriority="62"/>
-    <w:lsdException w:name="Medium Shading 1" w:uiPriority="63"/>
-    <w:lsdException w:name="Medium Shading 2" w:uiPriority="64"/>
-    <w:lsdException w:name="Medium List 1" w:uiPriority="65"/>
-    <w:lsdException w:name="Medium List 2" w:uiPriority="66"/>
-    <w:lsdException w:name="Medium Grid 1" w:uiPriority="67"/>
-    <w:lsdException w:name="Medium Grid 2" w:uiPriority="68"/>
-    <w:lsdException w:name="Medium Grid 3" w:uiPriority="69"/>
-    <w:lsdException w:name="Dark List" w:uiPriority="70"/>
-    <w:lsdException w:name="Colorful Shading" w:uiPriority="71"/>
-    <w:lsdException w:name="Colorful List" w:uiPriority="72"/>
-    <w:lsdException w:name="Colorful Grid" w:uiPriority="73"/>
-    <w:lsdException w:name="Light Shading Accent 1" w:uiPriority="60"/>
-    <w:lsdException w:name="Light List Accent 1" w:uiPriority="61"/>
-    <w:lsdException w:name="Light Grid Accent 1" w:uiPriority="62"/>
-    <w:lsdException w:name="Medium Shading 1 Accent 1" w:uiPriority="63"/>
-    <w:lsdException w:name="Medium Shading 2 Accent 1" w:uiPriority="64"/>
-    <w:lsdException w:name="Medium List 1 Accent 1" w:uiPriority="65"/>
-    <w:lsdException w:name="Revision" w:semiHidden="1" w:unhideWhenUsed="1"/>
-    <w:lsdException w:name="List Paragraph" w:uiPriority="34" w:qFormat="1"/>
-    <w:lsdException w:name="Quote" w:semiHidden="1" w:unhideWhenUsed="1"/>
-    <w:lsdException w:name="Intense Quote" w:semiHidden="1" w:unhideWhenUsed="1"/>
-    <w:lsdException w:name="Medium List 2 Accent 1" w:uiPriority="66"/>
-    <w:lsdException w:name="Medium Grid 1 Accent 1" w:uiPriority="67"/>
-    <w:lsdException w:name="Medium Grid 2 Accent 1" w:uiPriority="68"/>
-    <w:lsdException w:name="Medium Grid 3 Accent 1" w:uiPriority="69"/>
-    <w:lsdException w:name="Dark List Accent 1" w:uiPriority="70"/>
-    <w:lsdException w:name="Colorful Shading Accent 1" w:uiPriority="71"/>
-    <w:lsdException w:name="Colorful List Accent 1" w:uiPriority="72"/>
-    <w:lsdException w:name="Colorful Grid Accent 1" w:uiPriority="73"/>
-    <w:lsdException w:name="Light Shading Accent 2" w:uiPriority="60"/>
-    <w:lsdException w:name="Light List Accent 2" w:uiPriority="61"/>
-    <w:lsdException w:name="Light Grid Accent 2" w:uiPriority="62"/>
-    <w:lsdException w:name="Medium Shading 1 Accent 2" w:uiPriority="63"/>
-    <w:lsdException w:name="Medium Shading 2 Accent 2" w:uiPriority="64"/>
-    <w:lsdException w:name="Medium List 1 Accent 2" w:uiPriority="65"/>
-    <w:lsdException w:name="Medium List 2 Accent 2" w:uiPriority="66"/>
-    <w:lsdException w:name="Medium Grid 1 Accent 2" w:uiPriority="67"/>
-    <w:lsdException w:name="Medium Grid 2 Accent 2" w:uiPriority="68"/>
-    <w:lsdException w:name="Medium Grid 3 Accent 2" w:uiPriority="69"/>
-    <w:lsdException w:name="Dark List Accent 2" w:uiPriority="70"/>
-    <w:lsdException w:name="Colorful Shading Accent 2" w:uiPriority="71"/>
-    <w:lsdException w:name="Colorful List Accent 2" w:uiPriority="72"/>
-    <w:lsdException w:name="Colorful Grid Accent 2" w:uiPriority="73"/>
-    <w:lsdException w:name="Light Shading Accent 3" w:uiPriority="60"/>
-    <w:lsdException w:name="Light List Accent 3" w:uiPriority="61"/>
-    <w:lsdException w:name="Light Grid Accent 3" w:uiPriority="62"/>
-    <w:lsdException w:name="Medium Shading 1 Accent 3" w:uiPriority="63"/>
-    <w:lsdException w:name="Medium Shading 2 Accent 3" w:uiPriority="64"/>
-    <w:lsdException w:name="Medium List 1 Accent 3" w:uiPriority="65"/>
-    <w:lsdException w:name="Medium List 2 Accent 3" w:uiPriority="66"/>
-    <w:lsdException w:name="Medium Grid 1 Accent 3" w:uiPriority="67"/>
-    <w:lsdException w:name="Medium Grid 2 Accent 3" w:uiPriority="68"/>
-    <w:lsdException w:name="Medium Grid 3 Accent 3" w:uiPriority="69"/>
-    <w:lsdException w:name="Dark List Accent 3" w:uiPriority="70"/>
-    <w:lsdException w:name="Colorful Shading Accent 3" w:uiPriority="71"/>
-    <w:lsdException w:name="Colorful List Accent 3" w:uiPriority="72"/>
-    <w:lsdException w:name="Colorful Grid Accent 3" w:uiPriority="73"/>
-    <w:lsdException w:name="Light Shading Accent 4" w:uiPriority="60"/>
-    <w:lsdException w:name="Light List Accent 4" w:uiPriority="61"/>
-    <w:lsdException w:name="Light Grid Accent 4" w:uiPriority="62"/>
-    <w:lsdException w:name="Medium Shading 1 Accent 4" w:uiPriority="63"/>
-    <w:lsdException w:name="Medium Shading 2 Accent 4" w:uiPriority="64"/>
-    <w:lsdException w:name="Medium List 1 Accent 4" w:uiPriority="65"/>
-    <w:lsdException w:name="Medium List 2 Accent 4" w:uiPriority="66"/>
-    <w:lsdException w:name="Medium Grid 1 Accent 4" w:uiPriority="67"/>
-    <w:lsdException w:name="Medium Grid 2 Accent 4" w:uiPriority="68"/>
-    <w:lsdException w:name="Medium Grid 3 Accent 4" w:uiPriority="69"/>
-    <w:lsdException w:name="Dark List Accent 4" w:uiPriority="70"/>
-    <w:lsdException w:name="Colorful Shading Accent 4" w:uiPriority="71"/>
-    <w:lsdException w:name="Colorful List Accent 4" w:uiPriority="72"/>
-    <w:lsdException w:name="Colorful Grid Accent 4" w:uiPriority="73"/>
-    <w:lsdException w:name="Light Shading Accent 5" w:uiPriority="60"/>
-    <w:lsdException w:name="Light List Accent 5" w:uiPriority="61"/>
-    <w:lsdException w:name="Light Grid Accent 5" w:uiPriority="62"/>
-    <w:lsdException w:name="Medium Shading 1 Accent 5" w:uiPriority="63"/>
-    <w:lsdException w:name="Medium Shading 2 Accent 5" w:uiPriority="64"/>
-    <w:lsdException w:name="Medium List 1 Accent 5" w:uiPriority="65"/>
-    <w:lsdException w:name="Medium List 2 Accent 5" w:uiPriority="66"/>
-    <w:lsdException w:name="Medium Grid 1 Accent 5" w:uiPriority="67"/>
-    <w:lsdException w:name="Medium Grid 2 Accent 5" w:uiPriority="68"/>
-    <w:lsdException w:name="Medium Grid 3 Accent 5" w:uiPriority="69"/>
-    <w:lsdException w:name="Dark List Accent 5" w:uiPriority="70"/>
-    <w:lsdException w:name="Colorful Shading Accent 5" w:uiPriority="71"/>
-    <w:lsdException w:name="Colorful List Accent 5" w:uiPriority="72"/>
-    <w:lsdException w:name="Colorful Grid Accent 5" w:uiPriority="73"/>
-    <w:lsdException w:name="Light Shading Accent 6" w:uiPriority="60"/>
-    <w:lsdException w:name="Light List Accent 6" w:uiPriority="61"/>
-    <w:lsdException w:name="Light Grid Accent 6" w:uiPriority="62"/>
-    <w:lsdException w:name="Medium Shading 1 Accent 6" w:uiPriority="63"/>
-    <w:lsdException w:name="Medium Shading 2 Accent 6" w:uiPriority="64"/>
-    <w:lsdException w:name="Medium List 1 Accent 6" w:uiPriority="65"/>
-    <w:lsdException w:name="Medium List 2 Accent 6" w:uiPriority="66"/>
-    <w:lsdException w:name="Medium Grid 1 Accent 6" w:uiPriority="67"/>
-    <w:lsdException w:name="Medium Grid 2 Accent 6" w:uiPriority="68"/>
-    <w:lsdException w:name="Medium Grid 3 Accent 6" w:uiPriority="69"/>
-    <w:lsdException w:name="Dark List Accent 6" w:uiPriority="70"/>
-    <w:lsdException w:name="Colorful Shading Accent 6" w:uiPriority="71"/>
-    <w:lsdException w:name="Colorful List Accent 6" w:uiPriority="72"/>
-    <w:lsdException w:name="Colorful Grid Accent 6" w:uiPriority="73"/>
-    <w:lsdException w:name="Subtle Emphasis" w:uiPriority="19" w:qFormat="1"/>
-    <w:lsdException w:name="Intense Emphasis" w:uiPriority="21" w:qFormat="1"/>
-    <w:lsdException w:name="Subtle Reference" w:uiPriority="31" w:qFormat="1"/>
-    <w:lsdException w:name="Intense Reference" w:uiPriority="32" w:qFormat="1"/>
-    <w:lsdException w:name="Book Title" w:uiPriority="33" w:qFormat="1"/>
-    <w:lsdException w:name="Bibliography" w:semiHidden="1" w:uiPriority="37" w:unhideWhenUsed="1"/>
-    <w:lsdException w:name="TOC Heading" w:semiHidden="1" w:uiPriority="39" w:unhideWhenUsed="1" w:qFormat="1"/>
-    <w:lsdException w:name="Plain Table 1" w:uiPriority="41"/>
-    <w:lsdException w:name="Plain Table 2" w:uiPriority="42"/>
-    <w:lsdException w:name="Plain Table 3" w:uiPriority="43"/>
-    <w:lsdException w:name="Plain Table 4" w:uiPriority="44"/>
-    <w:lsdException w:name="Plain Table 5" w:uiPriority="45"/>
-    <w:lsdException w:name="Grid Table Light" w:uiPriority="40"/>
-    <w:lsdException w:name="Grid Table 1 Light" w:uiPriority="46"/>
-    <w:lsdException w:name="Grid Table 2" w:uiPriority="47"/>
-    <w:lsdException w:name="Grid Table 3" w:uiPriority="48"/>
-    <w:lsdException w:name="Grid Table 4" w:uiPriority="49"/>
-    <w:lsdException w:name="Grid Table 5 Dark" w:uiPriority="50"/>
-    <w:lsdException w:name="Grid Table 6 Colorful" w:uiPriority="51"/>
-    <w:lsdException w:name="Grid Table 7 Colorful" w:uiPriority="52"/>
-    <w:lsdException w:name="Grid Table 1 Light Accent 1" w:uiPriority="46"/>
-    <w:lsdException w:name="Grid Table 2 Accent 1" w:uiPriority="47"/>
-    <w:lsdException w:name="Grid Table 3 Accent 1" w:uiPriority="48"/>
-    <w:lsdException w:name="Grid Table 4 Accent 1" w:uiPriority="49"/>
-    <w:lsdException w:name="Grid Table 5 Dark Accent 1" w:uiPriority="50"/>
-    <w:lsdException w:name="Grid Table 6 Colorful Accent 1" w:uiPriority="51"/>
-    <w:lsdException w:name="Grid Table 7 Colorful Accent 1" w:uiPriority="52"/>
-    <w:lsdException w:name="Grid Table 1 Light Accent 2" w:uiPriority="46"/>
-    <w:lsdException w:name="Grid Table 2 Accent 2" w:uiPriority="47"/>
-    <w:lsdException w:name="Grid Table 3 Accent 2" w:uiPriority="48"/>
-    <w:lsdException w:name="Grid Table 4 Accent 2" w:uiPriority="49"/>
-    <w:lsdException w:name="Grid Table 5 Dark Accent 2" w:uiPriority="50"/>
-    <w:lsdException w:name="Grid Table 6 Colorful Accent 2" w:uiPriority="51"/>
-    <w:lsdException w:name="Grid Table 7 Colorful Accent 2" w:uiPriority="52"/>
-    <w:lsdException w:name="Grid Table 1 Light Accent 3" w:uiPriority="46"/>
-    <w:lsdException w:name="Grid Table 2 Accent 3" w:uiPriority="47"/>
-    <w:lsdException w:name="Grid Table 3 Accent 3" w:uiPriority="48"/>
-    <w:lsdException w:name="Grid Table 4 Accent 3" w:uiPriority="49"/>
-    <w:lsdException w:name="Grid Table 5 Dark Accent 3" w:uiPriority="50"/>
-    <w:lsdException w:name="Grid Table 6 Colorful Accent 3" w:uiPriority="51"/>
-    <w:lsdException w:name="Grid Table 7 Colorful Accent 3" w:uiPriority="52"/>
-    <w:lsdException w:name="Grid Table 1 Light Accent 4" w:uiPriority="46"/>
-    <w:lsdException w:name="Grid Table 2 Accent 4" w:uiPriority="47"/>
-    <w:lsdException w:name="Grid Table 3 Accent 4" w:uiPriority="48"/>
-    <w:lsdException w:name="Grid Table 4 Accent 4" w:uiPriority="49"/>
-    <w:lsdException w:name="Grid Table 5 Dark Accent 4" w:uiPriority="50"/>
-    <w:lsdException w:name="Grid Table 6 Colorful Accent 4" w:uiPriority="51"/>
-    <w:lsdException w:name="Grid Table 7 Colorful Accent 4" w:uiPriority="52"/>
-    <w:lsdException w:name="Grid Table 1 Light Accent 5" w:uiPriority="46"/>
-    <w:lsdException w:name="Grid Table 2 Accent 5" w:uiPriority="47"/>
-    <w:lsdException w:name="Grid Table 3 Accent 5" w:uiPriority="48"/>
-    <w:lsdException w:name="Grid Table 4 Accent 5" w:uiPriority="49"/>
-    <w:lsdException w:name="Grid Table 5 Dark Accent 5" w:uiPriority="50"/>
-    <w:lsdException w:name="Grid Table 6 Colorful Accent 5" w:uiPriority="51"/>
-    <w:lsdException w:name="Grid Table 7 Colorful Accent 5" w:uiPriority="52"/>
-    <w:lsdException w:name="Grid Table 1 Light Accent 6" w:uiPriority="46"/>
-    <w:lsdException w:name="Grid Table 2 Accent 6" w:uiPriority="47"/>
-    <w:lsdException w:name="Grid Table 3 Accent 6" w:uiPriority="48"/>
-    <w:lsdException w:name="Grid Table 4 Accent 6" w:uiPriority="49"/>
-    <w:lsdException w:name="Grid Table 5 Dark Accent 6" w:uiPriority="50"/>
-    <w:lsdException w:name="Grid Table 6 Colorful Accent 6" w:uiPriority="51"/>
-    <w:lsdException w:name="Grid Table 7 Colorful Accent 6" w:uiPriority="52"/>
-    <w:lsdException w:name="List Table 1 Light" w:uiPriority="46"/>
-    <w:lsdException w:name="List Table 2" w:uiPriority="47"/>
-    <w:lsdException w:name="List Table 3" w:uiPriority="48"/>
-    <w:lsdException w:name="List Table 4" w:uiPriority="49"/>
-    <w:lsdException w:name="List Table 5 Dark" w:uiPriority="50"/>
-    <w:lsdException w:name="List Table 6 Colorful" w:uiPriority="51"/>
-    <w:lsdException w:name="List Table 7 Colorful" w:uiPriority="52"/>
-    <w:lsdException w:name="List Table 1 Light Accent 1" w:uiPriority="46"/>
-    <w:lsdException w:name="List Table 2 Accent 1" w:uiPriority="47"/>
-    <w:lsdException w:name="List Table 3 Accent 1" w:uiPriority="48"/>
-    <w:lsdException w:name="List Table 4 Accent 1" w:uiPriority="49"/>
-    <w:lsdException w:name="List Table 5 Dark Accent 1" w:uiPriority="50"/>
-    <w:lsdException w:name="List Table 6 Colorful Accent 1" w:uiPriority="51"/>
-    <w:lsdException w:name="List Table 7 Colorful Accent 1" w:uiPriority="52"/>
-    <w:lsdException w:name="List Table 1 Light Accent 2" w:uiPriority="46"/>
-    <w:lsdException w:name="List Table 2 Accent 2" w:uiPriority="47"/>
-    <w:lsdException w:name="List Table 3 Accent 2" w:uiPriority="48"/>
-    <w:lsdException w:name="List Table 4 Accent 2" w:uiPriority="49"/>
-    <w:lsdException w:name="List Table 5 Dark Accent 2" w:uiPriority="50"/>
-    <w:lsdException w:name="List Table 6 Colorful Accent 2" w:uiPriority="51"/>
-    <w:lsdException w:name="List Table 7 Colorful Accent 2" w:uiPriority="52"/>
-    <w:lsdException w:name="List Table 1 Light Accent 3" w:uiPriority="46"/>
-    <w:lsdException w:name="List Table 2 Accent 3" w:uiPriority="47"/>
-    <w:lsdException w:name="List Table 3 Accent 3" w:uiPriority="48"/>
-    <w:lsdException w:name="List Table 4 Accent 3" w:uiPriority="49"/>
-    <w:lsdException w:name="List Table 5 Dark Accent 3" w:uiPriority="50"/>
-    <w:lsdException w:name="List Table 6 Colorful Accent 3" w:uiPriority="51"/>
-    <w:lsdException w:name="List Table 7 Colorful Accent 3" w:uiPriority="52"/>
-    <w:lsdException w:name="List Table 1 Light Accent 4" w:uiPriority="46"/>
-    <w:lsdException w:name="List Table 2 Accent 4" w:uiPriority="47"/>
-    <w:lsdException w:name="List Table 3 Accent 4" w:uiPriority="48"/>
-    <w:lsdException w:name="List Table 4 Accent 4" w:uiPriority="49"/>
-    <w:lsdException w:name="List Table 5 Dark Accent 4" w:uiPriority="50"/>
-    <w:lsdException w:name="List Table 6 Colorful Accent 4" w:uiPriority="51"/>
-    <w:lsdException w:name="List Table 7 Colorful Accent 4" w:uiPriority="52"/>
-    <w:lsdException w:name="List Table 1 Light Accent 5" w:uiPriority="46"/>
-    <w:lsdException w:name="List Table 2 Accent 5" w:uiPriority="47"/>
-    <w:lsdException w:name="List Table 3 Accent 5" w:uiPriority="48"/>
-    <w:lsdException w:name="List Table 4 Accent 5" w:uiPriority="49"/>
-    <w:lsdException w:name="List Table 5 Dark Accent 5" w:uiPriority="50"/>
-    <w:lsdException w:name="List Table 6 Colorful Accent 5" w:uiPriority="51"/>
-    <w:lsdException w:name="List Table 7 Colorful Accent 5" w:uiPriority="52"/>
-    <w:lsdException w:name="List Table 1 Light Accent 6" w:uiPriority="46"/>
-    <w:lsdException w:name="List Table 2 Accent 6" w:uiPriority="47"/>
-    <w:lsdException w:name="List Table 3 Accent 6" w:uiPriority="48"/>
-    <w:lsdException w:name="List Table 4 Accent 6" w:uiPriority="49"/>
-    <w:lsdException w:name="List Table 5 Dark Accent 6" w:uiPriority="50"/>
-    <w:lsdException w:name="List Table 6 Colorful Accent 6" w:uiPriority="51"/>
-    <w:lsdException w:name="List Table 7 Colorful Accent 6" w:uiPriority="52"/>
-    <w:lsdException w:name="Mention" w:semiHidden="1" w:unhideWhenUsed="1"/>
-    <w:lsdException w:name="Smart Hyperlink" w:semiHidden="1" w:unhideWhenUsed="1"/>
-    <w:lsdException w:name="Hashtag" w:semiHidden="1" w:unhideWhenUsed="1"/>
-    <w:lsdException w:name="Unresolved Mention" w:semiHidden="1" w:unhideWhenUsed="1"/>
-    <w:lsdException w:name="Smart Link" w:semiHidden="1" w:unhideWhenUsed="1"/>
+  <w:latentStyles w:count="260" w:defQFormat="0" w:defUnhideWhenUsed="1" w:defSemiHidden="1" w:defUIPriority="99" w:defLockedState="0">
+    <w:lsdException w:qFormat="1" w:unhideWhenUsed="0" w:uiPriority="0" w:semiHidden="0" w:name="Normal"/>
+    <w:lsdException w:qFormat="1" w:unhideWhenUsed="0" w:uiPriority="9" w:semiHidden="0" w:name="heading 1"/>
+    <w:lsdException w:qFormat="1" w:uiPriority="9" w:semiHidden="0" w:name="heading 2"/>
+    <w:lsdException w:qFormat="1" w:uiPriority="9" w:name="heading 3"/>
+    <w:lsdException w:qFormat="1" w:uiPriority="9" w:name="heading 4"/>
+    <w:lsdException w:qFormat="1" w:uiPriority="9" w:name="heading 5"/>
+    <w:lsdException w:qFormat="1" w:uiPriority="9" w:name="heading 6"/>
+    <w:lsdException w:qFormat="1" w:uiPriority="9" w:name="heading 7"/>
+    <w:lsdException w:qFormat="1" w:uiPriority="9" w:name="heading 8"/>
+    <w:lsdException w:qFormat="1" w:uiPriority="9" w:name="heading 9"/>
+    <w:lsdException w:uiPriority="99" w:name="index 1"/>
+    <w:lsdException w:uiPriority="99" w:name="index 2"/>
+    <w:lsdException w:uiPriority="99" w:name="index 3"/>
+    <w:lsdException w:uiPriority="99" w:name="index 4"/>
+    <w:lsdException w:uiPriority="99" w:name="index 5"/>
+    <w:lsdException w:uiPriority="99" w:name="index 6"/>
+    <w:lsdException w:uiPriority="99" w:name="index 7"/>
+    <w:lsdException w:uiPriority="99" w:name="index 8"/>
+    <w:lsdException w:uiPriority="99" w:name="index 9"/>
+    <w:lsdException w:uiPriority="39" w:name="toc 1"/>
+    <w:lsdException w:uiPriority="39" w:name="toc 2"/>
+    <w:lsdException w:uiPriority="39" w:name="toc 3"/>
+    <w:lsdException w:uiPriority="39" w:name="toc 4"/>
+    <w:lsdException w:uiPriority="39" w:name="toc 5"/>
+    <w:lsdException w:uiPriority="39" w:name="toc 6"/>
+    <w:lsdException w:uiPriority="39" w:name="toc 7"/>
+    <w:lsdException w:uiPriority="39" w:name="toc 8"/>
+    <w:lsdException w:uiPriority="39" w:name="toc 9"/>
+    <w:lsdException w:uiPriority="99" w:name="Normal Indent"/>
+    <w:lsdException w:uiPriority="99" w:name="footnote text"/>
+    <w:lsdException w:uiPriority="99" w:name="annotation text"/>
+    <w:lsdException w:qFormat="1" w:uiPriority="99" w:semiHidden="0" w:name="header"/>
+    <w:lsdException w:qFormat="1" w:uiPriority="99" w:semiHidden="0" w:name="footer"/>
+    <w:lsdException w:uiPriority="99" w:name="index heading"/>
+    <w:lsdException w:qFormat="1" w:uiPriority="35" w:name="caption"/>
+    <w:lsdException w:uiPriority="99" w:name="table of figures"/>
+    <w:lsdException w:uiPriority="99" w:name="envelope address"/>
+    <w:lsdException w:uiPriority="99" w:name="envelope return"/>
+    <w:lsdException w:uiPriority="99" w:name="footnote reference"/>
+    <w:lsdException w:uiPriority="99" w:name="annotation reference"/>
+    <w:lsdException w:uiPriority="99" w:name="line number"/>
+    <w:lsdException w:uiPriority="99" w:name="page number"/>
+    <w:lsdException w:uiPriority="99" w:name="endnote reference"/>
+    <w:lsdException w:uiPriority="99" w:name="endnote text"/>
+    <w:lsdException w:uiPriority="99" w:name="table of authorities"/>
+    <w:lsdException w:uiPriority="99" w:name="macro"/>
+    <w:lsdException w:uiPriority="99" w:name="toa heading"/>
+    <w:lsdException w:uiPriority="99" w:name="List"/>
+    <w:lsdException w:uiPriority="99" w:name="List Bullet"/>
+    <w:lsdException w:uiPriority="99" w:name="List Number"/>
+    <w:lsdException w:uiPriority="99" w:name="List 2"/>
+    <w:lsdException w:uiPriority="99" w:name="List 3"/>
+    <w:lsdException w:uiPriority="99" w:name="List 4"/>
+    <w:lsdException w:uiPriority="99" w:name="List 5"/>
+    <w:lsdException w:uiPriority="99" w:name="List Bullet 2"/>
+    <w:lsdException w:uiPriority="99" w:name="List Bullet 3"/>
+    <w:lsdException w:uiPriority="99" w:name="List Bullet 4"/>
+    <w:lsdException w:uiPriority="99" w:name="List Bullet 5"/>
+    <w:lsdException w:uiPriority="99" w:name="List Number 2"/>
+    <w:lsdException w:uiPriority="99" w:name="List Number 3"/>
+    <w:lsdException w:uiPriority="99" w:name="List Number 4"/>
+    <w:lsdException w:uiPriority="99" w:name="List Number 5"/>
+    <w:lsdException w:qFormat="1" w:unhideWhenUsed="0" w:uiPriority="10" w:semiHidden="0" w:name="Title"/>
+    <w:lsdException w:uiPriority="99" w:name="Closing"/>
+    <w:lsdException w:uiPriority="99" w:name="Signature"/>
+    <w:lsdException w:qFormat="1" w:uiPriority="1" w:name="Default Paragraph Font"/>
+    <w:lsdException w:uiPriority="99" w:name="Body Text"/>
+    <w:lsdException w:uiPriority="99" w:name="Body Text Indent"/>
+    <w:lsdException w:uiPriority="99" w:name="List Continue"/>
+    <w:lsdException w:uiPriority="99" w:name="List Continue 2"/>
+    <w:lsdException w:uiPriority="99" w:name="List Continue 3"/>
+    <w:lsdException w:uiPriority="99" w:name="List Continue 4"/>
+    <w:lsdException w:uiPriority="99" w:name="List Continue 5"/>
+    <w:lsdException w:uiPriority="99" w:name="Message Header"/>
+    <w:lsdException w:qFormat="1" w:unhideWhenUsed="0" w:uiPriority="11" w:semiHidden="0" w:name="Subtitle"/>
+    <w:lsdException w:uiPriority="99" w:name="Salutation"/>
+    <w:lsdException w:qFormat="1" w:uiPriority="99" w:name="Date"/>
+    <w:lsdException w:uiPriority="99" w:name="Body Text First Indent"/>
+    <w:lsdException w:uiPriority="99" w:name="Body Text First Indent 2"/>
+    <w:lsdException w:uiPriority="99" w:name="Note Heading"/>
+    <w:lsdException w:uiPriority="99" w:name="Body Text 2"/>
+    <w:lsdException w:uiPriority="99" w:name="Body Text 3"/>
+    <w:lsdException w:uiPriority="99" w:name="Body Text Indent 2"/>
+    <w:lsdException w:uiPriority="99" w:name="Body Text Indent 3"/>
+    <w:lsdException w:uiPriority="99" w:name="Block Text"/>
+    <w:lsdException w:uiPriority="99" w:name="Hyperlink"/>
+    <w:lsdException w:uiPriority="99" w:name="FollowedHyperlink"/>
+    <w:lsdException w:qFormat="1" w:unhideWhenUsed="0" w:uiPriority="22" w:semiHidden="0" w:name="Strong"/>
+    <w:lsdException w:qFormat="1" w:unhideWhenUsed="0" w:uiPriority="20" w:semiHidden="0" w:name="Emphasis"/>
+    <w:lsdException w:uiPriority="99" w:name="Document Map"/>
+    <w:lsdException w:uiPriority="99" w:name="Plain Text"/>
+    <w:lsdException w:uiPriority="99" w:name="E-mail Signature"/>
+    <w:lsdException w:qFormat="1" w:uiPriority="99" w:name="Normal (Web)"/>
+    <w:lsdException w:uiPriority="99" w:name="HTML Acronym"/>
+    <w:lsdException w:uiPriority="99" w:name="HTML Address"/>
+    <w:lsdException w:uiPriority="99" w:name="HTML Cite"/>
+    <w:lsdException w:uiPriority="99" w:name="HTML Code"/>
+    <w:lsdException w:uiPriority="99" w:name="HTML Definition"/>
+    <w:lsdException w:uiPriority="99" w:name="HTML Keyboard"/>
+    <w:lsdException w:uiPriority="99" w:name="HTML Preformatted"/>
+    <w:lsdException w:uiPriority="99" w:name="HTML Sample"/>
+    <w:lsdException w:uiPriority="99" w:name="HTML Typewriter"/>
+    <w:lsdException w:uiPriority="99" w:name="HTML Variable"/>
+    <w:lsdException w:qFormat="1" w:uiPriority="99" w:name="Normal Table"/>
+    <w:lsdException w:uiPriority="99" w:name="annotation subject"/>
+    <w:lsdException w:uiPriority="99" w:name="Table Simple 1"/>
+    <w:lsdException w:uiPriority="99" w:name="Table Simple 2"/>
+    <w:lsdException w:uiPriority="99" w:name="Table Simple 3"/>
+    <w:lsdException w:uiPriority="99" w:name="Table Classic 1"/>
+    <w:lsdException w:uiPriority="99" w:name="Table Classic 2"/>
+    <w:lsdException w:uiPriority="99" w:name="Table Classic 3"/>
+    <w:lsdException w:uiPriority="99" w:name="Table Classic 4"/>
+    <w:lsdException w:uiPriority="99" w:name="Table Colorful 1"/>
+    <w:lsdException w:uiPriority="99" w:name="Table Colorful 2"/>
+    <w:lsdException w:uiPriority="99" w:name="Table Colorful 3"/>
+    <w:lsdException w:uiPriority="99" w:name="Table Columns 1"/>
+    <w:lsdException w:uiPriority="99" w:name="Table Columns 2"/>
+    <w:lsdException w:uiPriority="99" w:name="Table Columns 3"/>
+    <w:lsdException w:uiPriority="99" w:name="Table Columns 4"/>
+    <w:lsdException w:uiPriority="99" w:name="Table Columns 5"/>
+    <w:lsdException w:uiPriority="99" w:name="Table Grid 1"/>
+    <w:lsdException w:uiPriority="99" w:name="Table Grid 2"/>
+    <w:lsdException w:uiPriority="99" w:name="Table Grid 3"/>
+    <w:lsdException w:uiPriority="99" w:name="Table Grid 4"/>
+    <w:lsdException w:uiPriority="99" w:name="Table Grid 5"/>
+    <w:lsdException w:uiPriority="99" w:name="Table Grid 6"/>
+    <w:lsdException w:uiPriority="99" w:name="Table Grid 7"/>
+    <w:lsdException w:uiPriority="99" w:name="Table Grid 8"/>
+    <w:lsdException w:uiPriority="99" w:name="Table List 1"/>
+    <w:lsdException w:uiPriority="99" w:name="Table List 2"/>
+    <w:lsdException w:uiPriority="99" w:name="Table List 3"/>
+    <w:lsdException w:uiPriority="99" w:name="Table List 4"/>
+    <w:lsdException w:uiPriority="99" w:name="Table List 5"/>
+    <w:lsdException w:uiPriority="99" w:name="Table List 6"/>
+    <w:lsdException w:uiPriority="99" w:name="Table List 7"/>
+    <w:lsdException w:uiPriority="99" w:name="Table List 8"/>
+    <w:lsdException w:uiPriority="99" w:name="Table 3D effects 1"/>
+    <w:lsdException w:uiPriority="99" w:name="Table 3D effects 2"/>
+    <w:lsdException w:uiPriority="99" w:name="Table 3D effects 3"/>
+    <w:lsdException w:uiPriority="99" w:name="Table Contemporary"/>
+    <w:lsdException w:uiPriority="99" w:name="Table Elegant"/>
+    <w:lsdException w:uiPriority="99" w:name="Table Professional"/>
+    <w:lsdException w:uiPriority="99" w:name="Table Subtle 1"/>
+    <w:lsdException w:uiPriority="99" w:name="Table Subtle 2"/>
+    <w:lsdException w:uiPriority="99" w:name="Table Web 1"/>
+    <w:lsdException w:uiPriority="99" w:name="Table Web 2"/>
+    <w:lsdException w:uiPriority="99" w:name="Table Web 3"/>
+    <w:lsdException w:uiPriority="99" w:name="Balloon Text"/>
+    <w:lsdException w:unhideWhenUsed="0" w:uiPriority="39" w:semiHidden="0" w:name="Table Grid"/>
+    <w:lsdException w:uiPriority="99" w:name="Table Theme"/>
+    <w:lsdException w:unhideWhenUsed="0" w:uiPriority="60" w:semiHidden="0" w:name="Light Shading"/>
+    <w:lsdException w:unhideWhenUsed="0" w:uiPriority="61" w:semiHidden="0" w:name="Light List"/>
+    <w:lsdException w:unhideWhenUsed="0" w:uiPriority="62" w:semiHidden="0" w:name="Light Grid"/>
+    <w:lsdException w:unhideWhenUsed="0" w:uiPriority="63" w:semiHidden="0" w:name="Medium Shading 1"/>
+    <w:lsdException w:unhideWhenUsed="0" w:uiPriority="64" w:semiHidden="0" w:name="Medium Shading 2"/>
+    <w:lsdException w:unhideWhenUsed="0" w:uiPriority="65" w:semiHidden="0" w:name="Medium List 1"/>
+    <w:lsdException w:unhideWhenUsed="0" w:uiPriority="66" w:semiHidden="0" w:name="Medium List 2"/>
+    <w:lsdException w:unhideWhenUsed="0" w:uiPriority="67" w:semiHidden="0" w:name="Medium Grid 1"/>
+    <w:lsdException w:unhideWhenUsed="0" w:uiPriority="68" w:semiHidden="0" w:name="Medium Grid 2"/>
+    <w:lsdException w:unhideWhenUsed="0" w:uiPriority="69" w:semiHidden="0" w:name="Medium Grid 3"/>
+    <w:lsdException w:unhideWhenUsed="0" w:uiPriority="70" w:semiHidden="0" w:name="Dark List"/>
+    <w:lsdException w:unhideWhenUsed="0" w:uiPriority="71" w:semiHidden="0" w:name="Colorful Shading"/>
+    <w:lsdException w:unhideWhenUsed="0" w:uiPriority="72" w:semiHidden="0" w:name="Colorful List"/>
+    <w:lsdException w:unhideWhenUsed="0" w:uiPriority="73" w:semiHidden="0" w:name="Colorful Grid"/>
+    <w:lsdException w:unhideWhenUsed="0" w:uiPriority="60" w:semiHidden="0" w:name="Light Shading Accent 1"/>
+    <w:lsdException w:unhideWhenUsed="0" w:uiPriority="61" w:semiHidden="0" w:name="Light List Accent 1"/>
+    <w:lsdException w:unhideWhenUsed="0" w:uiPriority="62" w:semiHidden="0" w:name="Light Grid Accent 1"/>
+    <w:lsdException w:unhideWhenUsed="0" w:uiPriority="63" w:semiHidden="0" w:name="Medium Shading 1 Accent 1"/>
+    <w:lsdException w:unhideWhenUsed="0" w:uiPriority="64" w:semiHidden="0" w:name="Medium Shading 2 Accent 1"/>
+    <w:lsdException w:unhideWhenUsed="0" w:uiPriority="65" w:semiHidden="0" w:name="Medium List 1 Accent 1"/>
+    <w:lsdException w:qFormat="1" w:unhideWhenUsed="0" w:uiPriority="34" w:semiHidden="0" w:name="List Paragraph"/>
+    <w:lsdException w:unhideWhenUsed="0" w:uiPriority="66" w:semiHidden="0" w:name="Medium List 2 Accent 1"/>
+    <w:lsdException w:unhideWhenUsed="0" w:uiPriority="67" w:semiHidden="0" w:name="Medium Grid 1 Accent 1"/>
+    <w:lsdException w:unhideWhenUsed="0" w:uiPriority="68" w:semiHidden="0" w:name="Medium Grid 2 Accent 1"/>
+    <w:lsdException w:unhideWhenUsed="0" w:uiPriority="69" w:semiHidden="0" w:name="Medium Grid 3 Accent 1"/>
+    <w:lsdException w:unhideWhenUsed="0" w:uiPriority="70" w:semiHidden="0" w:name="Dark List Accent 1"/>
+    <w:lsdException w:unhideWhenUsed="0" w:uiPriority="71" w:semiHidden="0" w:name="Colorful Shading Accent 1"/>
+    <w:lsdException w:unhideWhenUsed="0" w:uiPriority="72" w:semiHidden="0" w:name="Colorful List Accent 1"/>
+    <w:lsdException w:unhideWhenUsed="0" w:uiPriority="73" w:semiHidden="0" w:name="Colorful Grid Accent 1"/>
+    <w:lsdException w:unhideWhenUsed="0" w:uiPriority="60" w:semiHidden="0" w:name="Light Shading Accent 2"/>
+    <w:lsdException w:unhideWhenUsed="0" w:uiPriority="61" w:semiHidden="0" w:name="Light List Accent 2"/>
+    <w:lsdException w:unhideWhenUsed="0" w:uiPriority="62" w:semiHidden="0" w:name="Light Grid Accent 2"/>
+    <w:lsdException w:unhideWhenUsed="0" w:uiPriority="63" w:semiHidden="0" w:name="Medium Shading 1 Accent 2"/>
+    <w:lsdException w:unhideWhenUsed="0" w:uiPriority="64" w:semiHidden="0" w:name="Medium Shading 2 Accent 2"/>
+    <w:lsdException w:unhideWhenUsed="0" w:uiPriority="65" w:semiHidden="0" w:name="Medium List 1 Accent 2"/>
+    <w:lsdException w:unhideWhenUsed="0" w:uiPriority="66" w:semiHidden="0" w:name="Medium List 2 Accent 2"/>
+    <w:lsdException w:unhideWhenUsed="0" w:uiPriority="67" w:semiHidden="0" w:name="Medium Grid 1 Accent 2"/>
+    <w:lsdException w:unhideWhenUsed="0" w:uiPriority="68" w:semiHidden="0" w:name="Medium Grid 2 Accent 2"/>
+    <w:lsdException w:unhideWhenUsed="0" w:uiPriority="69" w:semiHidden="0" w:name="Medium Grid 3 Accent 2"/>
+    <w:lsdException w:unhideWhenUsed="0" w:uiPriority="70" w:semiHidden="0" w:name="Dark List Accent 2"/>
+    <w:lsdException w:unhideWhenUsed="0" w:uiPriority="71" w:semiHidden="0" w:name="Colorful Shading Accent 2"/>
+    <w:lsdException w:unhideWhenUsed="0" w:uiPriority="72" w:semiHidden="0" w:name="Colorful List Accent 2"/>
+    <w:lsdException w:unhideWhenUsed="0" w:uiPriority="73" w:semiHidden="0" w:name="Colorful Grid Accent 2"/>
+    <w:lsdException w:unhideWhenUsed="0" w:uiPriority="60" w:semiHidden="0" w:name="Light Shading Accent 3"/>
+    <w:lsdException w:unhideWhenUsed="0" w:uiPriority="61" w:semiHidden="0" w:name="Light List Accent 3"/>
+    <w:lsdException w:unhideWhenUsed="0" w:uiPriority="62" w:semiHidden="0" w:name="Light Grid Accent 3"/>
+    <w:lsdException w:unhideWhenUsed="0" w:uiPriority="63" w:semiHidden="0" w:name="Medium Shading 1 Accent 3"/>
+    <w:lsdException w:unhideWhenUsed="0" w:uiPriority="64" w:semiHidden="0" w:name="Medium Shading 2 Accent 3"/>
+    <w:lsdException w:unhideWhenUsed="0" w:uiPriority="65" w:semiHidden="0" w:name="Medium List 1 Accent 3"/>
+    <w:lsdException w:unhideWhenUsed="0" w:uiPriority="66" w:semiHidden="0" w:name="Medium List 2 Accent 3"/>
+    <w:lsdException w:unhideWhenUsed="0" w:uiPriority="67" w:semiHidden="0" w:name="Medium Grid 1 Accent 3"/>
+    <w:lsdException w:unhideWhenUsed="0" w:uiPriority="68" w:semiHidden="0" w:name="Medium Grid 2 Accent 3"/>
+    <w:lsdException w:unhideWhenUsed="0" w:uiPriority="69" w:semiHidden="0" w:name="Medium Grid 3 Accent 3"/>
+    <w:lsdException w:unhideWhenUsed="0" w:uiPriority="70" w:semiHidden="0" w:name="Dark List Accent 3"/>
+    <w:lsdException w:unhideWhenUsed="0" w:uiPriority="71" w:semiHidden="0" w:name="Colorful Shading Accent 3"/>
+    <w:lsdException w:unhideWhenUsed="0" w:uiPriority="72" w:semiHidden="0" w:name="Colorful List Accent 3"/>
+    <w:lsdException w:unhideWhenUsed="0" w:uiPriority="73" w:semiHidden="0" w:name="Colorful Grid Accent 3"/>
+    <w:lsdException w:unhideWhenUsed="0" w:uiPriority="60" w:semiHidden="0" w:name="Light Shading Accent 4"/>
+    <w:lsdException w:unhideWhenUsed="0" w:uiPriority="61" w:semiHidden="0" w:name="Light List Accent 4"/>
+    <w:lsdException w:unhideWhenUsed="0" w:uiPriority="62" w:semiHidden="0" w:name="Light Grid Accent 4"/>
+    <w:lsdException w:unhideWhenUsed="0" w:uiPriority="63" w:semiHidden="0" w:name="Medium Shading 1 Accent 4"/>
+    <w:lsdException w:unhideWhenUsed="0" w:uiPriority="64" w:semiHidden="0" w:name="Medium Shading 2 Accent 4"/>
+    <w:lsdException w:unhideWhenUsed="0" w:uiPriority="65" w:semiHidden="0" w:name="Medium List 1 Accent 4"/>
+    <w:lsdException w:unhideWhenUsed="0" w:uiPriority="66" w:semiHidden="0" w:name="Medium List 2 Accent 4"/>
+    <w:lsdException w:unhideWhenUsed="0" w:uiPriority="67" w:semiHidden="0" w:name="Medium Grid 1 Accent 4"/>
+    <w:lsdException w:unhideWhenUsed="0" w:uiPriority="68" w:semiHidden="0" w:name="Medium Grid 2 Accent 4"/>
+    <w:lsdException w:unhideWhenUsed="0" w:uiPriority="69" w:semiHidden="0" w:name="Medium Grid 3 Accent 4"/>
+    <w:lsdException w:unhideWhenUsed="0" w:uiPriority="70" w:semiHidden="0" w:name="Dark List Accent 4"/>
+    <w:lsdException w:unhideWhenUsed="0" w:uiPriority="71" w:semiHidden="0" w:name="Colorful Shading Accent 4"/>
+    <w:lsdException w:unhideWhenUsed="0" w:uiPriority="72" w:semiHidden="0" w:name="Colorful List Accent 4"/>
+    <w:lsdException w:unhideWhenUsed="0" w:uiPriority="73" w:semiHidden="0" w:name="Colorful Grid Accent 4"/>
+    <w:lsdException w:unhideWhenUsed="0" w:uiPriority="60" w:semiHidden="0" w:name="Light Shading Accent 5"/>
+    <w:lsdException w:unhideWhenUsed="0" w:uiPriority="61" w:semiHidden="0" w:name="Light List Accent 5"/>
+    <w:lsdException w:unhideWhenUsed="0" w:uiPriority="62" w:semiHidden="0" w:name="Light Grid Accent 5"/>
+    <w:lsdException w:unhideWhenUsed="0" w:uiPriority="63" w:semiHidden="0" w:name="Medium Shading 1 Accent 5"/>
+    <w:lsdException w:unhideWhenUsed="0" w:uiPriority="64" w:semiHidden="0" w:name="Medium Shading 2 Accent 5"/>
+    <w:lsdException w:unhideWhenUsed="0" w:uiPriority="65" w:semiHidden="0" w:name="Medium List 1 Accent 5"/>
+    <w:lsdException w:unhideWhenUsed="0" w:uiPriority="66" w:semiHidden="0" w:name="Medium List 2 Accent 5"/>
+    <w:lsdException w:unhideWhenUsed="0" w:uiPriority="67" w:semiHidden="0" w:name="Medium Grid 1 Accent 5"/>
+    <w:lsdException w:unhideWhenUsed="0" w:uiPriority="68" w:semiHidden="0" w:name="Medium Grid 2 Accent 5"/>
+    <w:lsdException w:unhideWhenUsed="0" w:uiPriority="69" w:semiHidden="0" w:name="Medium Grid 3 Accent 5"/>
+    <w:lsdException w:unhideWhenUsed="0" w:uiPriority="70" w:semiHidden="0" w:name="Dark List Accent 5"/>
+    <w:lsdException w:unhideWhenUsed="0" w:uiPriority="71" w:semiHidden="0" w:name="Colorful Shading Accent 5"/>
+    <w:lsdException w:unhideWhenUsed="0" w:uiPriority="72" w:semiHidden="0" w:name="Colorful List Accent 5"/>
+    <w:lsdException w:unhideWhenUsed="0" w:uiPriority="73" w:semiHidden="0" w:name="Colorful Grid Accent 5"/>
+    <w:lsdException w:unhideWhenUsed="0" w:uiPriority="60" w:semiHidden="0" w:name="Light Shading Accent 6"/>
+    <w:lsdException w:unhideWhenUsed="0" w:uiPriority="61" w:semiHidden="0" w:name="Light List Accent 6"/>
+    <w:lsdException w:unhideWhenUsed="0" w:uiPriority="62" w:semiHidden="0" w:name="Light Grid Accent 6"/>
+    <w:lsdException w:unhideWhenUsed="0" w:uiPriority="63" w:semiHidden="0" w:name="Medium Shading 1 Accent 6"/>
+    <w:lsdException w:unhideWhenUsed="0" w:uiPriority="64" w:semiHidden="0" w:name="Medium Shading 2 Accent 6"/>
+    <w:lsdException w:unhideWhenUsed="0" w:uiPriority="65" w:semiHidden="0" w:name="Medium List 1 Accent 6"/>
+    <w:lsdException w:unhideWhenUsed="0" w:uiPriority="66" w:semiHidden="0" w:name="Medium List 2 Accent 6"/>
+    <w:lsdException w:unhideWhenUsed="0" w:uiPriority="67" w:semiHidden="0" w:name="Medium Grid 1 Accent 6"/>
+    <w:lsdException w:unhideWhenUsed="0" w:uiPriority="68" w:semiHidden="0" w:name="Medium Grid 2 Accent 6"/>
+    <w:lsdException w:unhideWhenUsed="0" w:uiPriority="69" w:semiHidden="0" w:name="Medium Grid 3 Accent 6"/>
+    <w:lsdException w:unhideWhenUsed="0" w:uiPriority="70" w:semiHidden="0" w:name="Dark List Accent 6"/>
+    <w:lsdException w:unhideWhenUsed="0" w:uiPriority="71" w:semiHidden="0" w:name="Colorful Shading Accent 6"/>
+    <w:lsdException w:unhideWhenUsed="0" w:uiPriority="72" w:semiHidden="0" w:name="Colorful List Accent 6"/>
+    <w:lsdException w:unhideWhenUsed="0" w:uiPriority="73" w:semiHidden="0" w:name="Colorful Grid Accent 6"/>
   </w:latentStyles>
-  <w:style w:type="paragraph" w:default="1" w:styleId="a">
+  <w:style w:type="paragraph" w:default="1" w:styleId="1">
     <w:name w:val="Normal"/>
     <w:qFormat/>
+    <w:uiPriority w:val="0"/>
     <w:pPr>
       <w:widowControl w:val="0"/>
       <w:jc w:val="both"/>
     </w:pPr>
     <w:rPr>
-      <w:rFonts w:asciiTheme="minorHAnsi" w:eastAsiaTheme="minorEastAsia" w:hAnsiTheme="minorHAnsi" w:cstheme="minorBidi"/>
+      <w:rFonts w:asciiTheme="minorHAnsi" w:hAnsiTheme="minorHAnsi" w:eastAsiaTheme="minorEastAsia" w:cstheme="minorBidi"/>
       <w:kern w:val="2"/>
       <w:sz w:val="21"/>
       <w:szCs w:val="22"/>
+      <w:lang w:val="en-US" w:eastAsia="zh-CN" w:bidi="ar-SA"/>
     </w:rPr>
   </w:style>
-  <w:style w:type="paragraph" w:styleId="1">
+  <w:style w:type="paragraph" w:styleId="2">
     <w:name w:val="heading 1"/>
-    <w:basedOn w:val="a"/>
-    <w:next w:val="a"/>
-    <w:link w:val="10"/>
+    <w:basedOn w:val="1"/>
+    <w:next w:val="1"/>
+    <w:link w:val="19"/>
+    <w:qFormat/>
     <w:uiPriority w:val="9"/>
-    <w:qFormat/>
     <w:pPr>
       <w:keepNext/>
       <w:keepLines/>
@@ -4726,14 +4225,14 @@
       <w:szCs w:val="44"/>
     </w:rPr>
   </w:style>
-  <w:style w:type="paragraph" w:styleId="2">
+  <w:style w:type="paragraph" w:styleId="3">
     <w:name w:val="heading 2"/>
-    <w:basedOn w:val="a"/>
-    <w:next w:val="a"/>
+    <w:basedOn w:val="1"/>
+    <w:next w:val="1"/>
     <w:link w:val="20"/>
-    <w:uiPriority w:val="9"/>
     <w:unhideWhenUsed/>
     <w:qFormat/>
+    <w:uiPriority w:val="9"/>
     <w:pPr>
       <w:keepNext/>
       <w:keepLines/>
@@ -4741,7 +4240,7 @@
       <w:outlineLvl w:val="1"/>
     </w:pPr>
     <w:rPr>
-      <w:rFonts w:asciiTheme="majorHAnsi" w:eastAsiaTheme="majorEastAsia" w:hAnsiTheme="majorHAnsi" w:cstheme="majorBidi"/>
+      <w:rFonts w:asciiTheme="majorHAnsi" w:hAnsiTheme="majorHAnsi" w:eastAsiaTheme="majorEastAsia" w:cstheme="majorBidi"/>
       <w:b/>
       <w:bCs/>
       <w:sz w:val="32"/>
@@ -4750,19 +4249,19 @@
   </w:style>
   <w:style w:type="paragraph" w:styleId="4">
     <w:name w:val="heading 4"/>
-    <w:basedOn w:val="a"/>
-    <w:next w:val="a"/>
-    <w:uiPriority w:val="9"/>
+    <w:basedOn w:val="1"/>
+    <w:next w:val="1"/>
     <w:semiHidden/>
     <w:unhideWhenUsed/>
     <w:qFormat/>
+    <w:uiPriority w:val="9"/>
     <w:pPr>
       <w:spacing w:beforeAutospacing="1" w:afterAutospacing="1"/>
       <w:jc w:val="left"/>
       <w:outlineLvl w:val="3"/>
     </w:pPr>
     <w:rPr>
-      <w:rFonts w:ascii="宋体" w:eastAsia="宋体" w:hAnsi="宋体" w:cs="Times New Roman" w:hint="eastAsia"/>
+      <w:rFonts w:hint="eastAsia" w:ascii="宋体" w:hAnsi="宋体" w:eastAsia="宋体" w:cs="Times New Roman"/>
       <w:b/>
       <w:bCs/>
       <w:kern w:val="0"/>
@@ -4770,19 +4269,20 @@
       <w:szCs w:val="24"/>
     </w:rPr>
   </w:style>
-  <w:style w:type="character" w:default="1" w:styleId="a0">
+  <w:style w:type="character" w:default="1" w:styleId="13">
     <w:name w:val="Default Paragraph Font"/>
-    <w:uiPriority w:val="1"/>
     <w:semiHidden/>
     <w:unhideWhenUsed/>
+    <w:qFormat/>
+    <w:uiPriority w:val="1"/>
   </w:style>
-  <w:style w:type="table" w:default="1" w:styleId="a1">
+  <w:style w:type="table" w:default="1" w:styleId="11">
     <w:name w:val="Normal Table"/>
-    <w:uiPriority w:val="99"/>
     <w:semiHidden/>
     <w:unhideWhenUsed/>
+    <w:qFormat/>
+    <w:uiPriority w:val="99"/>
     <w:tblPr>
-      <w:tblInd w:w="0" w:type="dxa"/>
       <w:tblCellMar>
         <w:top w:w="0" w:type="dxa"/>
         <w:left w:w="108" w:type="dxa"/>
@@ -4791,19 +4291,26 @@
       </w:tblCellMar>
     </w:tblPr>
   </w:style>
-  <w:style w:type="numbering" w:default="1" w:styleId="a2">
-    <w:name w:val="No List"/>
-    <w:uiPriority w:val="99"/>
+  <w:style w:type="paragraph" w:styleId="5">
+    <w:name w:val="Date"/>
+    <w:basedOn w:val="1"/>
+    <w:next w:val="1"/>
+    <w:link w:val="24"/>
     <w:semiHidden/>
     <w:unhideWhenUsed/>
+    <w:qFormat/>
+    <w:uiPriority w:val="99"/>
+    <w:pPr>
+      <w:ind w:left="100" w:leftChars="2500"/>
+    </w:pPr>
   </w:style>
-  <w:style w:type="paragraph" w:styleId="a3">
+  <w:style w:type="paragraph" w:styleId="6">
     <w:name w:val="footer"/>
-    <w:basedOn w:val="a"/>
-    <w:link w:val="a4"/>
-    <w:uiPriority w:val="99"/>
+    <w:basedOn w:val="1"/>
+    <w:link w:val="17"/>
     <w:unhideWhenUsed/>
     <w:qFormat/>
+    <w:uiPriority w:val="99"/>
     <w:pPr>
       <w:tabs>
         <w:tab w:val="center" w:pos="4153"/>
@@ -4817,16 +4324,16 @@
       <w:szCs w:val="18"/>
     </w:rPr>
   </w:style>
-  <w:style w:type="paragraph" w:styleId="a5">
+  <w:style w:type="paragraph" w:styleId="7">
     <w:name w:val="header"/>
-    <w:basedOn w:val="a"/>
-    <w:link w:val="a6"/>
-    <w:uiPriority w:val="99"/>
+    <w:basedOn w:val="1"/>
+    <w:link w:val="16"/>
     <w:unhideWhenUsed/>
     <w:qFormat/>
+    <w:uiPriority w:val="99"/>
     <w:pPr>
       <w:pBdr>
-        <w:bottom w:val="single" w:sz="6" w:space="1" w:color="auto"/>
+        <w:bottom w:val="single" w:color="auto" w:sz="6" w:space="1"/>
       </w:pBdr>
       <w:tabs>
         <w:tab w:val="center" w:pos="4153"/>
@@ -4840,13 +4347,13 @@
       <w:szCs w:val="18"/>
     </w:rPr>
   </w:style>
-  <w:style w:type="paragraph" w:styleId="a7">
+  <w:style w:type="paragraph" w:styleId="8">
     <w:name w:val="Subtitle"/>
-    <w:basedOn w:val="a"/>
-    <w:next w:val="a"/>
-    <w:link w:val="a8"/>
+    <w:basedOn w:val="1"/>
+    <w:next w:val="1"/>
+    <w:link w:val="22"/>
+    <w:qFormat/>
     <w:uiPriority w:val="11"/>
-    <w:qFormat/>
     <w:pPr>
       <w:spacing w:before="240" w:after="60" w:line="312" w:lineRule="auto"/>
       <w:jc w:val="center"/>
@@ -4860,12 +4367,13 @@
       <w:szCs w:val="32"/>
     </w:rPr>
   </w:style>
-  <w:style w:type="paragraph" w:styleId="a9">
+  <w:style w:type="paragraph" w:styleId="9">
     <w:name w:val="Normal (Web)"/>
-    <w:basedOn w:val="a"/>
-    <w:uiPriority w:val="99"/>
+    <w:basedOn w:val="1"/>
     <w:semiHidden/>
     <w:unhideWhenUsed/>
+    <w:qFormat/>
+    <w:uiPriority w:val="99"/>
     <w:pPr>
       <w:spacing w:beforeAutospacing="1" w:afterAutospacing="1"/>
       <w:jc w:val="left"/>
@@ -4876,91 +4384,103 @@
       <w:sz w:val="24"/>
     </w:rPr>
   </w:style>
-  <w:style w:type="paragraph" w:styleId="aa">
+  <w:style w:type="paragraph" w:styleId="10">
     <w:name w:val="Title"/>
-    <w:basedOn w:val="a"/>
-    <w:next w:val="a"/>
-    <w:link w:val="ab"/>
+    <w:basedOn w:val="1"/>
+    <w:next w:val="1"/>
+    <w:link w:val="18"/>
+    <w:qFormat/>
     <w:uiPriority w:val="10"/>
-    <w:qFormat/>
     <w:pPr>
       <w:spacing w:before="240" w:after="60"/>
       <w:jc w:val="center"/>
       <w:outlineLvl w:val="0"/>
     </w:pPr>
     <w:rPr>
-      <w:rFonts w:asciiTheme="majorHAnsi" w:eastAsiaTheme="majorEastAsia" w:hAnsiTheme="majorHAnsi" w:cstheme="majorBidi"/>
+      <w:rFonts w:asciiTheme="majorHAnsi" w:hAnsiTheme="majorHAnsi" w:eastAsiaTheme="majorEastAsia" w:cstheme="majorBidi"/>
       <w:b/>
       <w:bCs/>
       <w:sz w:val="32"/>
       <w:szCs w:val="32"/>
     </w:rPr>
   </w:style>
-  <w:style w:type="table" w:styleId="ac">
+  <w:style w:type="table" w:styleId="12">
     <w:name w:val="Table Grid"/>
-    <w:basedOn w:val="a1"/>
+    <w:basedOn w:val="11"/>
     <w:uiPriority w:val="39"/>
     <w:tblPr>
       <w:tblBorders>
-        <w:top w:val="single" w:sz="4" w:space="0" w:color="auto"/>
-        <w:left w:val="single" w:sz="4" w:space="0" w:color="auto"/>
-        <w:bottom w:val="single" w:sz="4" w:space="0" w:color="auto"/>
-        <w:right w:val="single" w:sz="4" w:space="0" w:color="auto"/>
-        <w:insideH w:val="single" w:sz="4" w:space="0" w:color="auto"/>
-        <w:insideV w:val="single" w:sz="4" w:space="0" w:color="auto"/>
+        <w:top w:val="single" w:color="auto" w:sz="4" w:space="0"/>
+        <w:left w:val="single" w:color="auto" w:sz="4" w:space="0"/>
+        <w:bottom w:val="single" w:color="auto" w:sz="4" w:space="0"/>
+        <w:right w:val="single" w:color="auto" w:sz="4" w:space="0"/>
+        <w:insideH w:val="single" w:color="auto" w:sz="4" w:space="0"/>
+        <w:insideV w:val="single" w:color="auto" w:sz="4" w:space="0"/>
       </w:tblBorders>
     </w:tblPr>
   </w:style>
-  <w:style w:type="character" w:styleId="ad">
+  <w:style w:type="character" w:styleId="14">
     <w:name w:val="Strong"/>
-    <w:basedOn w:val="a0"/>
+    <w:basedOn w:val="13"/>
+    <w:qFormat/>
     <w:uiPriority w:val="22"/>
-    <w:qFormat/>
     <w:rPr>
       <w:b/>
       <w:bCs/>
     </w:rPr>
   </w:style>
-  <w:style w:type="character" w:customStyle="1" w:styleId="a6">
+  <w:style w:type="character" w:styleId="15">
+    <w:name w:val="Hyperlink"/>
+    <w:basedOn w:val="13"/>
+    <w:semiHidden/>
+    <w:unhideWhenUsed/>
+    <w:uiPriority w:val="99"/>
+    <w:rPr>
+      <w:color w:val="0000FF"/>
+      <w:u w:val="single"/>
+    </w:rPr>
+  </w:style>
+  <w:style w:type="character" w:customStyle="1" w:styleId="16">
     <w:name w:val="页眉 字符"/>
-    <w:basedOn w:val="a0"/>
-    <w:link w:val="a5"/>
+    <w:basedOn w:val="13"/>
+    <w:link w:val="7"/>
+    <w:qFormat/>
     <w:uiPriority w:val="99"/>
-    <w:qFormat/>
     <w:rPr>
       <w:sz w:val="18"/>
       <w:szCs w:val="18"/>
     </w:rPr>
   </w:style>
-  <w:style w:type="character" w:customStyle="1" w:styleId="a4">
+  <w:style w:type="character" w:customStyle="1" w:styleId="17">
     <w:name w:val="页脚 字符"/>
-    <w:basedOn w:val="a0"/>
-    <w:link w:val="a3"/>
+    <w:basedOn w:val="13"/>
+    <w:link w:val="6"/>
+    <w:qFormat/>
     <w:uiPriority w:val="99"/>
-    <w:qFormat/>
     <w:rPr>
       <w:sz w:val="18"/>
       <w:szCs w:val="18"/>
     </w:rPr>
   </w:style>
-  <w:style w:type="character" w:customStyle="1" w:styleId="ab">
+  <w:style w:type="character" w:customStyle="1" w:styleId="18">
     <w:name w:val="标题 字符"/>
-    <w:basedOn w:val="a0"/>
-    <w:link w:val="aa"/>
+    <w:basedOn w:val="13"/>
+    <w:link w:val="10"/>
+    <w:qFormat/>
     <w:uiPriority w:val="10"/>
-    <w:qFormat/>
     <w:rPr>
-      <w:rFonts w:asciiTheme="majorHAnsi" w:eastAsiaTheme="majorEastAsia" w:hAnsiTheme="majorHAnsi" w:cstheme="majorBidi"/>
+      <w:rFonts w:asciiTheme="majorHAnsi" w:hAnsiTheme="majorHAnsi" w:eastAsiaTheme="majorEastAsia" w:cstheme="majorBidi"/>
       <w:b/>
       <w:bCs/>
       <w:sz w:val="32"/>
       <w:szCs w:val="32"/>
     </w:rPr>
   </w:style>
-  <w:style w:type="character" w:customStyle="1" w:styleId="10">
+  <w:style w:type="character" w:customStyle="1" w:styleId="19">
     <w:name w:val="标题 1 字符"/>
-    <w:basedOn w:val="a0"/>
-    <w:link w:val="1"/>
+    <w:basedOn w:val="13"/>
+    <w:link w:val="2"/>
+    <w:qFormat/>
     <w:uiPriority w:val="9"/>
     <w:rPr>
       <w:b/>
@@ -4972,31 +4492,31 @@
   </w:style>
   <w:style w:type="character" w:customStyle="1" w:styleId="20">
     <w:name w:val="标题 2 字符"/>
-    <w:basedOn w:val="a0"/>
-    <w:link w:val="2"/>
+    <w:basedOn w:val="13"/>
+    <w:link w:val="3"/>
+    <w:qFormat/>
     <w:uiPriority w:val="9"/>
-    <w:qFormat/>
     <w:rPr>
-      <w:rFonts w:asciiTheme="majorHAnsi" w:eastAsiaTheme="majorEastAsia" w:hAnsiTheme="majorHAnsi" w:cstheme="majorBidi"/>
+      <w:rFonts w:asciiTheme="majorHAnsi" w:hAnsiTheme="majorHAnsi" w:eastAsiaTheme="majorEastAsia" w:cstheme="majorBidi"/>
       <w:b/>
       <w:bCs/>
       <w:sz w:val="32"/>
       <w:szCs w:val="32"/>
     </w:rPr>
   </w:style>
-  <w:style w:type="paragraph" w:styleId="ae">
+  <w:style w:type="paragraph" w:styleId="21">
     <w:name w:val="List Paragraph"/>
-    <w:basedOn w:val="a"/>
+    <w:basedOn w:val="1"/>
+    <w:qFormat/>
     <w:uiPriority w:val="34"/>
-    <w:qFormat/>
     <w:pPr>
-      <w:ind w:firstLineChars="200" w:firstLine="420"/>
+      <w:ind w:firstLine="420" w:firstLineChars="200"/>
     </w:pPr>
   </w:style>
-  <w:style w:type="character" w:customStyle="1" w:styleId="a8">
+  <w:style w:type="character" w:customStyle="1" w:styleId="22">
     <w:name w:val="副标题 字符"/>
-    <w:basedOn w:val="a0"/>
-    <w:link w:val="a7"/>
+    <w:basedOn w:val="13"/>
+    <w:link w:val="8"/>
     <w:uiPriority w:val="11"/>
     <w:rPr>
       <w:b/>
@@ -5006,38 +4526,32 @@
       <w:szCs w:val="32"/>
     </w:rPr>
   </w:style>
-  <w:style w:type="character" w:customStyle="1" w:styleId="11">
+  <w:style w:type="character" w:customStyle="1" w:styleId="23">
     <w:name w:val="不明显参考1"/>
-    <w:basedOn w:val="a0"/>
+    <w:basedOn w:val="13"/>
+    <w:qFormat/>
     <w:uiPriority w:val="31"/>
-    <w:qFormat/>
     <w:rPr>
       <w:smallCaps/>
       <w:color w:val="595959" w:themeColor="text1" w:themeTint="A6"/>
+      <w14:textFill>
+        <w14:solidFill>
+          <w14:schemeClr w14:val="tx1">
+            <w14:lumMod w14:val="65000"/>
+            <w14:lumOff w14:val="35000"/>
+          </w14:schemeClr>
+        </w14:solidFill>
+      </w14:textFill>
     </w:rPr>
   </w:style>
-  <w:style w:type="paragraph" w:styleId="af">
-    <w:name w:val="Date"/>
-    <w:basedOn w:val="a"/>
-    <w:next w:val="a"/>
-    <w:link w:val="af0"/>
+  <w:style w:type="character" w:customStyle="1" w:styleId="24">
+    <w:name w:val="日期 字符"/>
+    <w:basedOn w:val="13"/>
+    <w:link w:val="5"/>
+    <w:semiHidden/>
     <w:uiPriority w:val="99"/>
-    <w:semiHidden/>
-    <w:unhideWhenUsed/>
-    <w:rsid w:val="001B67BE"/>
-    <w:pPr>
-      <w:ind w:leftChars="2500" w:left="100"/>
-    </w:pPr>
-  </w:style>
-  <w:style w:type="character" w:customStyle="1" w:styleId="af0">
-    <w:name w:val="日期 字符"/>
-    <w:basedOn w:val="a0"/>
-    <w:link w:val="af"/>
-    <w:uiPriority w:val="99"/>
-    <w:semiHidden/>
-    <w:rsid w:val="001B67BE"/>
     <w:rPr>
-      <w:rFonts w:asciiTheme="minorHAnsi" w:eastAsiaTheme="minorEastAsia" w:hAnsiTheme="minorHAnsi" w:cstheme="minorBidi"/>
+      <w:rFonts w:asciiTheme="minorHAnsi" w:hAnsiTheme="minorHAnsi" w:eastAsiaTheme="minorEastAsia" w:cstheme="minorBidi"/>
       <w:kern w:val="2"/>
       <w:sz w:val="21"/>
       <w:szCs w:val="22"/>
@@ -5298,6 +4812,5 @@
     </a:fmtScheme>
   </a:themeElements>
   <a:objectDefaults/>
-  <a:extraClrSchemeLst/>
 </a:theme>
 </file>